--- a/Sec-Week-2/C security practicum 2.docx
+++ b/Sec-Week-2/C security practicum 2.docx
@@ -4,7 +4,7 @@
   <w:body>
     <w:p>
       <w:pPr>
-        <w:pStyle w:val="681"/>
+        <w:pStyle w:val="855"/>
         <w:pBdr/>
         <w:spacing/>
         <w:ind/>
@@ -22,22 +22,17 @@
         <w:ind/>
         <w:rPr/>
       </w:pPr>
-      <w:r/>
+      <w:r>
+        <w:rPr>
+          <w:lang w:val="en-GB"/>
+        </w:rPr>
+        <w:t xml:space="preserve">Maker: Tom Steenvoorden </w:t>
+      </w:r>
       <w:r/>
     </w:p>
     <w:p>
       <w:pPr>
-        <w:pBdr/>
-        <w:spacing/>
-        <w:ind/>
-        <w:rPr/>
-      </w:pPr>
-      <w:r/>
-      <w:r/>
-    </w:p>
-    <w:p>
-      <w:pPr>
-        <w:pStyle w:val="681"/>
+        <w:pStyle w:val="855"/>
         <w:pBdr/>
         <w:spacing/>
         <w:ind/>
@@ -93,12 +88,15 @@
     </w:p>
     <w:p>
       <w:pPr>
-        <w:pStyle w:val="686"/>
+        <w:pStyle w:val="860"/>
         <w:numPr>
           <w:ilvl w:val="0"/>
           <w:numId w:val="7"/>
         </w:numPr>
         <w:pBdr/>
+        <w:tabs>
+          <w:tab w:val="left" w:leader="none" w:pos="1127"/>
+        </w:tabs>
         <w:spacing/>
         <w:ind/>
         <w:rPr/>
@@ -124,7 +122,7 @@
           <mc:Choice Requires="wpg">
             <w:drawing>
               <wp:inline xmlns:wp="http://schemas.openxmlformats.org/drawingml/2006/wordprocessingDrawing" distT="0" distB="0" distL="0" distR="0">
-                <wp:extent cx="3905250" cy="2209800"/>
+                <wp:extent cx="3819525" cy="1466850"/>
                 <wp:effectExtent l="0" t="0" r="0" b="0"/>
                 <wp:docPr id="1" name=""/>
                 <wp:cNvGraphicFramePr>
@@ -134,20 +132,20 @@
                   <a:graphicData uri="http://schemas.openxmlformats.org/drawingml/2006/picture">
                     <pic:pic xmlns:pic="http://schemas.openxmlformats.org/drawingml/2006/picture">
                       <pic:nvPicPr>
-                        <pic:cNvPr id="1667890055" name=""/>
+                        <pic:cNvPr id="376263613" name=""/>
                         <pic:cNvPicPr>
                           <a:picLocks noChangeAspect="1"/>
                         </pic:cNvPicPr>
                         <pic:nvPr/>
                       </pic:nvPicPr>
-                      <pic:blipFill rotWithShape="1">
+                      <pic:blipFill>
                         <a:blip r:embed="rId9"/>
                         <a:stretch/>
                       </pic:blipFill>
                       <pic:spPr bwMode="auto">
                         <a:xfrm>
                           <a:off x="0" y="0"/>
-                          <a:ext cx="3905249" cy="2209799"/>
+                          <a:ext cx="3819524" cy="1466849"/>
                         </a:xfrm>
                         <a:prstGeom prst="rect">
                           <a:avLst/>
@@ -180,7 +178,7 @@
                 <v:path o:extrusionok="f" gradientshapeok="t" o:connecttype="rect"/>
                 <o:lock v:ext="edit" aspectratio="t"/>
               </v:shapetype>
-              <v:shape id="_x0000_i0" o:spid="_x0000_s0" type="#_x0000_t75" style="width:307.50pt;height:174.00pt;mso-wrap-distance-left:0.00pt;mso-wrap-distance-top:0.00pt;mso-wrap-distance-right:0.00pt;mso-wrap-distance-bottom:0.00pt;z-index:1;" stroked="false">
+              <v:shape id="_x0000_i0" o:spid="_x0000_s0" type="#_x0000_t75" style="width:300.75pt;height:115.50pt;mso-wrap-distance-left:0.00pt;mso-wrap-distance-top:0.00pt;mso-wrap-distance-right:0.00pt;mso-wrap-distance-bottom:0.00pt;z-index:1;" stroked="false">
                 <v:imagedata r:id="rId9" o:title=""/>
                 <o:lock v:ext="edit" rotation="t"/>
               </v:shape>
@@ -188,12 +186,53 @@
           </mc:Fallback>
         </mc:AlternateContent>
       </w:r>
-      <w:r/>
+      <w:r>
+        <w:br/>
+      </w:r>
+      <w:r>
+        <w:rPr>
+          <w:color w:val="4472c4" w:themeColor="accent1"/>
+          <w:lang w:val="en-GB"/>
+        </w:rPr>
+        <w:t xml:space="preserve">VS plaast een cookie op de stack om overflow te detecteren</w:t>
+      </w:r>
+      <w:r>
+        <w:rPr>
+          <w:color w:val="4472c4" w:themeColor="accent1"/>
+          <w:lang w:val="en-GB"/>
+        </w:rPr>
+        <w:t xml:space="preserve">, en omdat </w:t>
+      </w:r>
+      <w:r>
+        <w:rPr>
+          <w:rFonts w:ascii="Cascadia Mono" w:hAnsi="Cascadia Mono" w:eastAsia="Cascadia Mono" w:cs="Cascadia Mono"/>
+          <w:color w:val="4472c4" w:themeColor="accent1"/>
+          <w:sz w:val="18"/>
+        </w:rPr>
+        <w:t xml:space="preserve">bezorgkosten</w:t>
+      </w:r>
+      <w:r>
+        <w:rPr>
+          <w:color w:val="4472c4" w:themeColor="accent1"/>
+          <w:lang w:val="en-GB"/>
+        </w:rPr>
+        <w:t xml:space="preserve"> 4 groot is en de string “geen” 5 </w:t>
+      </w:r>
+      <w:r>
+        <w:rPr>
+          <w:color w:val="4472c4" w:themeColor="accent1"/>
+          <w:lang w:val="en-GB"/>
+        </w:rPr>
+        <w:t xml:space="preserve">groot is door de /0  word er een exception gegooit bij de return van p omdat de cookie is aangepast</w:t>
+      </w:r>
+      <w:r>
+        <w:br/>
+      </w:r>
       <w:r/>
     </w:p>
     <w:p>
       <w:pPr>
-        <w:pStyle w:val="686"/>
+        <w:pStyle w:val="860"/>
         <w:numPr>
           <w:ilvl w:val="0"/>
           <w:numId w:val="7"/>
@@ -231,7 +270,27 @@
     </w:p>
     <w:p>
       <w:pPr>
-        <w:pStyle w:val="686"/>
+        <w:pBdr/>
+        <w:spacing/>
+        <w:ind w:firstLine="0" w:left="720"/>
+        <w:rPr/>
+      </w:pPr>
+      <w:r>
+        <w:rPr>
+          <w:color w:val="4472c4" w:themeColor="accent1"/>
+          <w:lang w:val="en-GB"/>
+        </w:rPr>
+        <w:t xml:space="preserve">De hele funtie word gewoon uitgevoerd todat dat de functie bij de retrun uitkomt en comtroleerd of de cookie intact is en merkt dat er over de cookie heen is sgeshcren en dus gooit VS een execption</w:t>
+      </w:r>
+      <w:r>
+        <w:br/>
+      </w:r>
+      <w:r/>
+      <w:r/>
+    </w:p>
+    <w:p>
+      <w:pPr>
+        <w:pStyle w:val="860"/>
         <w:numPr>
           <w:ilvl w:val="0"/>
           <w:numId w:val="7"/>
@@ -246,6 +305,33 @@
       </w:r>
       <w:r>
         <w:t xml:space="preserve">?</w:t>
+        <w:br/>
+      </w:r>
+      <w:r>
+        <w:rPr>
+          <w:color w:val="4472c4" w:themeColor="accent1"/>
+          <w:lang w:val="en-GB"/>
+        </w:rPr>
+        <w:t xml:space="preserve">de fout ontstaat omdat char bezorgkosten[4] te klein is (de string "Geen" heeft 4 tekens + '\0' = 5 bytes) waardoor de cookie wordt overschreven en VS bij de return een exception gooit en de regel bezorgkosten[sizeof(bezorgkosten) - 1] =</w:t>
+      </w:r>
+      <w:r>
+        <w:rPr>
+          <w:color w:val="4472c4" w:themeColor="accent1"/>
+          <w:lang w:val="en-GB"/>
+        </w:rPr>
+        <w:t xml:space="preserve"> '\0'  plaatst  de null‑terminator op het laatste byte van de buffer zodat de string altijd correct wordt afgesloten. je lost het probleem op door de buffer naar 5 te vergroten, of door strncpy(bezorgkosten, "Geen", sizeof bezorgkosten) te gebruike</w:t>
+      </w:r>
+      <w:r>
+        <w:rPr>
+          <w:color w:val="4472c4" w:themeColor="accent1"/>
+          <w:lang w:val="en-GB"/>
+        </w:rPr>
+        <w:t xml:space="preserve">n en daarna die laatste byte op '\0' te zetten (of strcpy_s / directe initialisatie). </w:t>
+      </w:r>
+      <w:r>
+        <w:rPr>
+          <w:lang w:val="en-GB"/>
+        </w:rPr>
       </w:r>
       <w:r/>
     </w:p>
@@ -256,6 +342,76 @@
         <w:ind/>
         <w:rPr/>
       </w:pPr>
+      <w:r/>
+      <w:r>
+        <mc:AlternateContent>
+          <mc:Choice Requires="wpg">
+            <w:drawing>
+              <wp:inline xmlns:wp="http://schemas.openxmlformats.org/drawingml/2006/wordprocessingDrawing" distT="0" distB="0" distL="0" distR="0">
+                <wp:extent cx="5731510" cy="3045582"/>
+                <wp:effectExtent l="0" t="0" r="0" b="0"/>
+                <wp:docPr id="2" name=""/>
+                <wp:cNvGraphicFramePr>
+                  <a:graphicFrameLocks xmlns:a="http://schemas.openxmlformats.org/drawingml/2006/main" noChangeAspect="1"/>
+                </wp:cNvGraphicFramePr>
+                <a:graphic xmlns:a="http://schemas.openxmlformats.org/drawingml/2006/main">
+                  <a:graphicData uri="http://schemas.openxmlformats.org/drawingml/2006/picture">
+                    <pic:pic xmlns:pic="http://schemas.openxmlformats.org/drawingml/2006/picture">
+                      <pic:nvPicPr>
+                        <pic:cNvPr id="675528666" name=""/>
+                        <pic:cNvPicPr>
+                          <a:picLocks noChangeAspect="1"/>
+                        </pic:cNvPicPr>
+                        <pic:nvPr/>
+                      </pic:nvPicPr>
+                      <pic:blipFill>
+                        <a:blip r:embed="rId10"/>
+                        <a:stretch/>
+                      </pic:blipFill>
+                      <pic:spPr bwMode="auto">
+                        <a:xfrm>
+                          <a:off x="0" y="0"/>
+                          <a:ext cx="5731509" cy="3045582"/>
+                        </a:xfrm>
+                        <a:prstGeom prst="rect">
+                          <a:avLst/>
+                        </a:prstGeom>
+                      </pic:spPr>
+                    </pic:pic>
+                  </a:graphicData>
+                </a:graphic>
+              </wp:inline>
+            </w:drawing>
+          </mc:Choice>
+          <mc:Fallback>
+            <w:pict>
+              <v:shapetype id="_x0000_t75" coordsize="21600,21600" o:spt="75" o:preferrelative="t" path="m@4@5l@4@11@9@11@9@5xe" filled="f" stroked="f">
+                <v:stroke joinstyle="miter"/>
+                <v:formulas>
+                  <v:f eqn="if lineDrawn pixelLineWidth 0"/>
+                  <v:f eqn="sum @0 1 0"/>
+                  <v:f eqn="sum 0 0 @1"/>
+                  <v:f eqn="prod @2 1 2"/>
+                  <v:f eqn="prod @3 21600 pixelWidth"/>
+                  <v:f eqn="prod @3 21600 pixelHeight"/>
+                  <v:f eqn="sum @0 0 1"/>
+                  <v:f eqn="prod @6 1 2"/>
+                  <v:f eqn="prod @7 21600 pixelWidth"/>
+                  <v:f eqn="sum @8 21600 0"/>
+                  <v:f eqn="prod @7 21600 pixelHeight"/>
+                  <v:f eqn="sum @10 21600 0"/>
+                </v:formulas>
+                <v:path o:extrusionok="f" gradientshapeok="t" o:connecttype="rect"/>
+                <o:lock v:ext="edit" aspectratio="t"/>
+              </v:shapetype>
+              <v:shape id="_x0000_i1" o:spid="_x0000_s1" type="#_x0000_t75" style="width:451.30pt;height:239.81pt;mso-wrap-distance-left:0.00pt;mso-wrap-distance-top:0.00pt;mso-wrap-distance-right:0.00pt;mso-wrap-distance-bottom:0.00pt;z-index:1;" stroked="false">
+                <v:imagedata r:id="rId10" o:title=""/>
+                <o:lock v:ext="edit" rotation="t"/>
+              </v:shape>
+            </w:pict>
+          </mc:Fallback>
+        </mc:AlternateContent>
+      </w:r>
       <w:r/>
       <w:r/>
     </w:p>
@@ -273,7 +429,7 @@
     </w:p>
     <w:p>
       <w:pPr>
-        <w:pStyle w:val="686"/>
+        <w:pStyle w:val="860"/>
         <w:numPr>
           <w:ilvl w:val="0"/>
           <w:numId w:val="8"/>
@@ -283,17 +439,193 @@
         <w:ind/>
         <w:rPr/>
       </w:pPr>
+      <w:r/>
+      <w:r>
+        <mc:AlternateContent>
+          <mc:Choice Requires="wpg">
+            <w:drawing>
+              <wp:anchor xmlns:wp="http://schemas.openxmlformats.org/drawingml/2006/wordprocessingDrawing" xmlns:wp14="http://schemas.microsoft.com/office/word/2010/wordprocessingDrawing" distT="0" distB="0" distL="115200" distR="115200" simplePos="0" relativeHeight="7168" behindDoc="0" locked="0" layoutInCell="1" allowOverlap="1">
+                <wp:simplePos x="0" y="0"/>
+                <wp:positionH relativeFrom="column">
+                  <wp:posOffset>-2238375</wp:posOffset>
+                </wp:positionH>
+                <wp:positionV relativeFrom="paragraph">
+                  <wp:posOffset>3493648</wp:posOffset>
+                </wp:positionV>
+                <wp:extent cx="3744300" cy="2208867"/>
+                <wp:effectExtent l="0" t="0" r="0" b="0"/>
+                <wp:wrapThrough wrapText="bothSides">
+                  <wp:wrapPolygon edited="1">
+                    <wp:start x="0" y="0"/>
+                    <wp:lineTo x="21600" y="0"/>
+                    <wp:lineTo x="21600" y="21600"/>
+                    <wp:lineTo x="0" y="21600"/>
+                  </wp:wrapPolygon>
+                </wp:wrapThrough>
+                <wp:docPr id="3" name=""/>
+                <wp:cNvGraphicFramePr>
+                  <a:graphicFrameLocks xmlns:a="http://schemas.openxmlformats.org/drawingml/2006/main" noChangeAspect="1"/>
+                </wp:cNvGraphicFramePr>
+                <a:graphic xmlns:a="http://schemas.openxmlformats.org/drawingml/2006/main">
+                  <a:graphicData uri="http://schemas.openxmlformats.org/drawingml/2006/picture">
+                    <pic:pic xmlns:pic="http://schemas.openxmlformats.org/drawingml/2006/picture">
+                      <pic:nvPicPr>
+                        <pic:cNvPr id="1831165377" name=""/>
+                        <pic:cNvPicPr>
+                          <a:picLocks noChangeAspect="1"/>
+                        </pic:cNvPicPr>
+                        <pic:nvPr/>
+                      </pic:nvPicPr>
+                      <pic:blipFill>
+                        <a:blip r:embed="rId11"/>
+                        <a:stretch/>
+                      </pic:blipFill>
+                      <pic:spPr bwMode="auto">
+                        <a:xfrm flipH="0" flipV="0">
+                          <a:off x="0" y="0"/>
+                          <a:ext cx="3744299" cy="2208867"/>
+                        </a:xfrm>
+                        <a:prstGeom prst="rect">
+                          <a:avLst/>
+                        </a:prstGeom>
+                      </pic:spPr>
+                    </pic:pic>
+                  </a:graphicData>
+                </a:graphic>
+              </wp:anchor>
+            </w:drawing>
+          </mc:Choice>
+          <mc:Fallback>
+            <w:pict>
+              <v:shapetype id="_x0000_t75" coordsize="21600,21600" o:spt="75" o:preferrelative="t" path="m@4@5l@4@11@9@11@9@5xe" filled="f" stroked="f">
+                <v:stroke joinstyle="miter"/>
+                <v:formulas>
+                  <v:f eqn="if lineDrawn pixelLineWidth 0"/>
+                  <v:f eqn="sum @0 1 0"/>
+                  <v:f eqn="sum 0 0 @1"/>
+                  <v:f eqn="prod @2 1 2"/>
+                  <v:f eqn="prod @3 21600 pixelWidth"/>
+                  <v:f eqn="prod @3 21600 pixelHeight"/>
+                  <v:f eqn="sum @0 0 1"/>
+                  <v:f eqn="prod @6 1 2"/>
+                  <v:f eqn="prod @7 21600 pixelWidth"/>
+                  <v:f eqn="sum @8 21600 0"/>
+                  <v:f eqn="prod @7 21600 pixelHeight"/>
+                  <v:f eqn="sum @10 21600 0"/>
+                </v:formulas>
+                <v:path o:extrusionok="f" gradientshapeok="t" o:connecttype="rect"/>
+                <o:lock v:ext="edit" aspectratio="t"/>
+              </v:shapetype>
+              <v:shape id="_x0000_i2" o:spid="_x0000_s2" type="#_x0000_t75" style="position:absolute;z-index:7168;o:allowoverlap:true;o:allowincell:true;mso-position-horizontal-relative:text;margin-left:-176.25pt;mso-position-horizontal:absolute;mso-position-vertical-relative:text;margin-top:275.09pt;mso-position-vertical:absolute;width:294.83pt;height:173.93pt;mso-wrap-distance-left:9.07pt;mso-wrap-distance-top:0.00pt;mso-wrap-distance-right:9.07pt;mso-wrap-distance-bottom:0.00pt;z-index:1;" wrapcoords="0 0 100000 0 100000 100000 0 100000" stroked="false">
+                <w10:wrap type="through"/>
+                <v:imagedata r:id="rId11" o:title=""/>
+                <o:lock v:ext="edit" rotation="t"/>
+              </v:shape>
+            </w:pict>
+          </mc:Fallback>
+        </mc:AlternateContent>
+      </w:r>
+      <w:r/>
+      <w:r/>
       <w:r>
         <w:t xml:space="preserve">Ga terug naar de orginele code. </w:t>
       </w:r>
       <w:r>
         <w:t xml:space="preserve">Check dat je de oorspronkelijke fout weer krijgt</w:t>
       </w:r>
+      <w:r>
+        <w:rPr>
+          <w:lang w:val="en-GB"/>
+        </w:rPr>
+        <w:t xml:space="preserve"> |</w:t>
+      </w:r>
+      <w:r>
+        <w:rPr>
+          <w:color w:val="4472c4" w:themeColor="accent1"/>
+          <w:lang w:val="en-GB"/>
+        </w:rPr>
+        <w:t xml:space="preserve"> DONE</w:t>
+      </w:r>
+      <w:r>
+        <w:br/>
+      </w:r>
+      <w:r>
+        <mc:AlternateContent>
+          <mc:Choice Requires="wpg">
+            <w:drawing>
+              <wp:inline xmlns:wp="http://schemas.openxmlformats.org/drawingml/2006/wordprocessingDrawing" distT="0" distB="0" distL="0" distR="0">
+                <wp:extent cx="4191000" cy="1857375"/>
+                <wp:effectExtent l="0" t="0" r="0" b="0"/>
+                <wp:docPr id="4" name=""/>
+                <wp:cNvGraphicFramePr>
+                  <a:graphicFrameLocks xmlns:a="http://schemas.openxmlformats.org/drawingml/2006/main" noChangeAspect="1"/>
+                </wp:cNvGraphicFramePr>
+                <a:graphic xmlns:a="http://schemas.openxmlformats.org/drawingml/2006/main">
+                  <a:graphicData uri="http://schemas.openxmlformats.org/drawingml/2006/picture">
+                    <pic:pic xmlns:pic="http://schemas.openxmlformats.org/drawingml/2006/picture">
+                      <pic:nvPicPr>
+                        <pic:cNvPr id="1451945379" name=""/>
+                        <pic:cNvPicPr>
+                          <a:picLocks noChangeAspect="1"/>
+                        </pic:cNvPicPr>
+                        <pic:nvPr/>
+                      </pic:nvPicPr>
+                      <pic:blipFill>
+                        <a:blip r:embed="rId12"/>
+                        <a:stretch/>
+                      </pic:blipFill>
+                      <pic:spPr bwMode="auto">
+                        <a:xfrm>
+                          <a:off x="0" y="0"/>
+                          <a:ext cx="4190999" cy="1857375"/>
+                        </a:xfrm>
+                        <a:prstGeom prst="rect">
+                          <a:avLst/>
+                        </a:prstGeom>
+                      </pic:spPr>
+                    </pic:pic>
+                  </a:graphicData>
+                </a:graphic>
+              </wp:inline>
+            </w:drawing>
+          </mc:Choice>
+          <mc:Fallback>
+            <w:pict>
+              <v:shapetype id="_x0000_t75" coordsize="21600,21600" o:spt="75" o:preferrelative="t" path="m@4@5l@4@11@9@11@9@5xe" filled="f" stroked="f">
+                <v:stroke joinstyle="miter"/>
+                <v:formulas>
+                  <v:f eqn="if lineDrawn pixelLineWidth 0"/>
+                  <v:f eqn="sum @0 1 0"/>
+                  <v:f eqn="sum 0 0 @1"/>
+                  <v:f eqn="prod @2 1 2"/>
+                  <v:f eqn="prod @3 21600 pixelWidth"/>
+                  <v:f eqn="prod @3 21600 pixelHeight"/>
+                  <v:f eqn="sum @0 0 1"/>
+                  <v:f eqn="prod @6 1 2"/>
+                  <v:f eqn="prod @7 21600 pixelWidth"/>
+                  <v:f eqn="sum @8 21600 0"/>
+                  <v:f eqn="prod @7 21600 pixelHeight"/>
+                  <v:f eqn="sum @10 21600 0"/>
+                </v:formulas>
+                <v:path o:extrusionok="f" gradientshapeok="t" o:connecttype="rect"/>
+                <o:lock v:ext="edit" aspectratio="t"/>
+              </v:shapetype>
+              <v:shape id="_x0000_i3" o:spid="_x0000_s3" type="#_x0000_t75" style="width:330.00pt;height:146.25pt;mso-wrap-distance-left:0.00pt;mso-wrap-distance-top:0.00pt;mso-wrap-distance-right:0.00pt;mso-wrap-distance-bottom:0.00pt;z-index:1;" stroked="false">
+                <v:imagedata r:id="rId12" o:title=""/>
+                <o:lock v:ext="edit" rotation="t"/>
+              </v:shape>
+            </w:pict>
+          </mc:Fallback>
+        </mc:AlternateContent>
+      </w:r>
+      <w:r>
+        <w:br/>
+      </w:r>
       <w:r/>
     </w:p>
     <w:p>
       <w:pPr>
-        <w:pStyle w:val="686"/>
+        <w:pStyle w:val="860"/>
         <w:numPr>
           <w:ilvl w:val="0"/>
           <w:numId w:val="8"/>
@@ -304,46 +636,221 @@
         <w:rPr/>
       </w:pPr>
       <w:r>
+        <w:rPr>
+          <w:color w:val="auto"/>
+        </w:rPr>
+      </w:r>
+      <w:r>
+        <mc:AlternateContent>
+          <mc:Choice Requires="wpg">
+            <w:drawing>
+              <wp:anchor xmlns:wp="http://schemas.openxmlformats.org/drawingml/2006/wordprocessingDrawing" xmlns:wp14="http://schemas.microsoft.com/office/word/2010/wordprocessingDrawing" distT="0" distB="0" distL="115200" distR="115200" simplePos="0" relativeHeight="10240" behindDoc="0" locked="0" layoutInCell="1" allowOverlap="1">
+                <wp:simplePos x="0" y="0"/>
+                <wp:positionH relativeFrom="column">
+                  <wp:posOffset>2826614</wp:posOffset>
+                </wp:positionH>
+                <wp:positionV relativeFrom="paragraph">
+                  <wp:posOffset>1268208</wp:posOffset>
+                </wp:positionV>
+                <wp:extent cx="3819295" cy="2153355"/>
+                <wp:effectExtent l="0" t="0" r="0" b="0"/>
+                <wp:wrapThrough wrapText="bothSides">
+                  <wp:wrapPolygon edited="1">
+                    <wp:start x="0" y="0"/>
+                    <wp:lineTo x="21600" y="0"/>
+                    <wp:lineTo x="21600" y="21600"/>
+                    <wp:lineTo x="0" y="21600"/>
+                  </wp:wrapPolygon>
+                </wp:wrapThrough>
+                <wp:docPr id="5" name=""/>
+                <wp:cNvGraphicFramePr>
+                  <a:graphicFrameLocks xmlns:a="http://schemas.openxmlformats.org/drawingml/2006/main" noChangeAspect="1"/>
+                </wp:cNvGraphicFramePr>
+                <a:graphic xmlns:a="http://schemas.openxmlformats.org/drawingml/2006/main">
+                  <a:graphicData uri="http://schemas.openxmlformats.org/drawingml/2006/picture">
+                    <pic:pic xmlns:pic="http://schemas.openxmlformats.org/drawingml/2006/picture">
+                      <pic:nvPicPr>
+                        <pic:cNvPr id="1453793682" name=""/>
+                        <pic:cNvPicPr>
+                          <a:picLocks noChangeAspect="1"/>
+                        </pic:cNvPicPr>
+                        <pic:nvPr/>
+                      </pic:nvPicPr>
+                      <pic:blipFill>
+                        <a:blip r:embed="rId13"/>
+                        <a:stretch/>
+                      </pic:blipFill>
+                      <pic:spPr bwMode="auto">
+                        <a:xfrm flipH="0" flipV="0">
+                          <a:off x="0" y="0"/>
+                          <a:ext cx="3819295" cy="2153355"/>
+                        </a:xfrm>
+                        <a:prstGeom prst="rect">
+                          <a:avLst/>
+                        </a:prstGeom>
+                      </pic:spPr>
+                    </pic:pic>
+                  </a:graphicData>
+                </a:graphic>
+              </wp:anchor>
+            </w:drawing>
+          </mc:Choice>
+          <mc:Fallback>
+            <w:pict>
+              <v:shapetype id="_x0000_t75" coordsize="21600,21600" o:spt="75" o:preferrelative="t" path="m@4@5l@4@11@9@11@9@5xe" filled="f" stroked="f">
+                <v:stroke joinstyle="miter"/>
+                <v:formulas>
+                  <v:f eqn="if lineDrawn pixelLineWidth 0"/>
+                  <v:f eqn="sum @0 1 0"/>
+                  <v:f eqn="sum 0 0 @1"/>
+                  <v:f eqn="prod @2 1 2"/>
+                  <v:f eqn="prod @3 21600 pixelWidth"/>
+                  <v:f eqn="prod @3 21600 pixelHeight"/>
+                  <v:f eqn="sum @0 0 1"/>
+                  <v:f eqn="prod @6 1 2"/>
+                  <v:f eqn="prod @7 21600 pixelWidth"/>
+                  <v:f eqn="sum @8 21600 0"/>
+                  <v:f eqn="prod @7 21600 pixelHeight"/>
+                  <v:f eqn="sum @10 21600 0"/>
+                </v:formulas>
+                <v:path o:extrusionok="f" gradientshapeok="t" o:connecttype="rect"/>
+                <o:lock v:ext="edit" aspectratio="t"/>
+              </v:shapetype>
+              <v:shape id="_x0000_i4" o:spid="_x0000_s4" type="#_x0000_t75" style="position:absolute;z-index:10240;o:allowoverlap:true;o:allowincell:true;mso-position-horizontal-relative:text;margin-left:222.57pt;mso-position-horizontal:absolute;mso-position-vertical-relative:text;margin-top:99.86pt;mso-position-vertical:absolute;width:300.73pt;height:169.56pt;mso-wrap-distance-left:9.07pt;mso-wrap-distance-top:0.00pt;mso-wrap-distance-right:9.07pt;mso-wrap-distance-bottom:0.00pt;z-index:1;" wrapcoords="0 0 100000 0 100000 100000 0 100000" stroked="false">
+                <w10:wrap type="through"/>
+                <v:imagedata r:id="rId13" o:title=""/>
+                <o:lock v:ext="edit" rotation="t"/>
+              </v:shape>
+            </w:pict>
+          </mc:Fallback>
+        </mc:AlternateContent>
+      </w:r>
+      <w:r>
+        <w:rPr>
+          <w:color w:val="auto"/>
+        </w:rPr>
+      </w:r>
+      <w:r/>
+      <w:r>
+        <w:rPr>
+          <w:color w:val="auto"/>
+        </w:rPr>
         <w:t xml:space="preserve">Zet nu bij compiler opties</w:t>
       </w:r>
       <w:r>
+        <w:rPr>
+          <w:color w:val="auto"/>
+        </w:rPr>
         <w:t xml:space="preserve"> </w:t>
       </w:r>
       <w:r>
+        <w:rPr>
+          <w:color w:val="auto"/>
+        </w:rPr>
         <w:t xml:space="preserve">[</w:t>
       </w:r>
       <w:r>
+        <w:rPr>
+          <w:color w:val="auto"/>
+        </w:rPr>
         <w:t xml:space="preserve">properties][C/C++]</w:t>
       </w:r>
       <w:r>
+        <w:rPr>
+          <w:color w:val="auto"/>
+        </w:rPr>
         <w:t xml:space="preserve">[code generation] de </w:t>
       </w:r>
       <w:r>
+        <w:rPr>
+          <w:color w:val="auto"/>
+        </w:rPr>
         <w:t xml:space="preserve">“</w:t>
       </w:r>
       <w:r>
+        <w:rPr>
+          <w:color w:val="auto"/>
+        </w:rPr>
         <w:t xml:space="preserve">security check</w:t>
       </w:r>
       <w:r>
+        <w:rPr>
+          <w:color w:val="auto"/>
+        </w:rPr>
         <w:t xml:space="preserve">”</w:t>
       </w:r>
       <w:r>
+        <w:rPr>
+          <w:color w:val="auto"/>
+        </w:rPr>
         <w:t xml:space="preserve"> /GS uit</w:t>
       </w:r>
       <w:r>
-        <w:t xml:space="preserve">.  Wat gebeurt er nu?</w:t>
+        <w:rPr>
+          <w:color w:val="auto"/>
+        </w:rPr>
+        <w:t xml:space="preserve">.  </w:t>
       </w:r>
       <w:r>
+        <w:rPr>
+          <w:color w:val="auto"/>
+        </w:rPr>
+        <w:t xml:space="preserve">Wat gebeurt er nu?</w:t>
+      </w:r>
+      <w:r>
+        <w:rPr>
+          <w:color w:val="auto"/>
+        </w:rPr>
         <w:t xml:space="preserve"> En welke code is er nu uitgevoerd</w:t>
       </w:r>
       <w:r>
+        <w:rPr>
+          <w:color w:val="auto"/>
+        </w:rPr>
         <w:t xml:space="preserve">?</w:t>
+      </w:r>
+      <w:r>
+        <w:rPr>
+          <w:color w:val="4472c4" w:themeColor="accent1"/>
+        </w:rPr>
+        <w:br/>
+      </w:r>
+      <w:r>
+        <w:rPr>
+          <w:color w:val="4472c4" w:themeColor="accent1"/>
+          <w:lang w:val="en-GB"/>
+        </w:rPr>
+        <w:t xml:space="preserve">door dat de securty checks uit staan stopt het programma niet en word er pas aan het einde van het programma eenexeption gegooit</w:t>
+      </w:r>
+      <w:r>
+        <w:rPr>
+          <w:color w:val="4472c4" w:themeColor="accent1"/>
+          <w:lang w:val="en-GB"/>
+        </w:rPr>
+        <w:t xml:space="preserve">, door dat de overflow heeft kunne plaat vinden is er data overschreven, dit is terug te zien in de terminal</w:t>
+      </w:r>
+      <w:r>
+        <w:rPr>
+          <w:lang w:val="en-GB"/>
+        </w:rPr>
+        <w:t xml:space="preserve">.</w:t>
+      </w:r>
+      <w:r>
+        <w:br/>
+      </w:r>
+      <w:r/>
+      <w:r>
+        <w:br/>
+      </w:r>
+      <w:r/>
+      <w:r>
+        <w:br/>
       </w:r>
       <w:r/>
     </w:p>
     <w:p>
       <w:pPr>
-        <w:pStyle w:val="686"/>
+        <w:pStyle w:val="860"/>
         <w:numPr>
           <w:ilvl w:val="0"/>
           <w:numId w:val="8"/>
@@ -355,6 +862,11 @@
           <w:lang w:val="en-US"/>
         </w:rPr>
       </w:pPr>
+      <w:r>
+        <w:rPr>
+          <w:lang w:val="en-US"/>
+        </w:rPr>
+      </w:r>
       <w:r>
         <w:rPr>
           <w:lang w:val="en-US"/>
@@ -456,6 +968,197 @@
           <w:lang w:val="en-US"/>
         </w:rPr>
         <w:t xml:space="preserve">foutboodschap?</w:t>
+        <w:br/>
+      </w:r>
+      <w:r>
+        <w:rPr>
+          <w:color w:val="4472c4" w:themeColor="accent1"/>
+          <w:lang w:val="en-US"/>
+        </w:rPr>
+        <w:br/>
+      </w:r>
+      <w:r>
+        <w:rPr>
+          <w:color w:val="4472c4" w:themeColor="accent1"/>
+          <w:lang w:val="en-US"/>
+        </w:rPr>
+        <w:t xml:space="preserve">Als ik</w:t>
+      </w:r>
+      <w:r>
+        <w:rPr>
+          <w:color w:val="4472c4" w:themeColor="accent1"/>
+          <w:lang w:val="en-GB"/>
+        </w:rPr>
+        <w:t xml:space="preserve"> </w:t>
+      </w:r>
+      <w:r>
+        <w:rPr>
+          <w:rFonts w:ascii="Cascadia Mono" w:hAnsi="Cascadia Mono" w:cs="Cascadia Mono"/>
+          <w:color w:val="4472c4" w:themeColor="accent1"/>
+          <w:sz w:val="19"/>
+          <w:szCs w:val="19"/>
+        </w:rPr>
+        <w:t xml:space="preserve">"geen"</w:t>
+      </w:r>
+      <w:r>
+        <w:rPr>
+          <w:color w:val="4472c4" w:themeColor="accent1"/>
+          <w:lang w:val="en-GB"/>
+        </w:rPr>
+        <w:t xml:space="preserve"> vervangt met </w:t>
+      </w:r>
+      <w:r>
+        <w:rPr>
+          <w:rFonts w:ascii="Cascadia Mono" w:hAnsi="Cascadia Mono" w:cs="Cascadia Mono"/>
+          <w:color w:val="4472c4" w:themeColor="accent1"/>
+          <w:sz w:val="19"/>
+          <w:szCs w:val="19"/>
+        </w:rPr>
+        <w:t xml:space="preserve">"geen kosten"</w:t>
+      </w:r>
+      <w:r>
+        <w:rPr>
+          <w:color w:val="4472c4" w:themeColor="accent1"/>
+          <w:lang w:val="en-GB"/>
+        </w:rPr>
+        <w:t xml:space="preserve"> </w:t>
+      </w:r>
+      <w:r>
+        <w:rPr>
+          <w:color w:val="4472c4" w:themeColor="accent1"/>
+          <w:lang w:val="en-US"/>
+        </w:rPr>
+        <w:t xml:space="preserve"> gebruik, </w:t>
+      </w:r>
+      <w:r>
+        <w:rPr>
+          <w:color w:val="4472c4" w:themeColor="accent1"/>
+          <w:lang w:val="en-GB"/>
+        </w:rPr>
+        <w:t xml:space="preserve">gooit VS een</w:t>
+      </w:r>
+      <w:r>
+        <w:rPr>
+          <w:color w:val="4472c4" w:themeColor="accent1"/>
+          <w:lang w:val="en-US"/>
+        </w:rPr>
+        <w:t xml:space="preserve"> access violation. Dat komt doordat bezorgkosten te klein is en er geheugen </w:t>
+      </w:r>
+      <w:r>
+        <w:rPr>
+          <w:color w:val="4472c4" w:themeColor="accent1"/>
+          <w:lang w:val="en-GB"/>
+        </w:rPr>
+        <w:t xml:space="preserve">verder </w:t>
+      </w:r>
+      <w:r>
+        <w:rPr>
+          <w:color w:val="4472c4" w:themeColor="accent1"/>
+          <w:lang w:val="en-US"/>
+        </w:rPr>
+        <w:t xml:space="preserve">op de stack wordt overschreven</w:t>
+      </w:r>
+      <w:r>
+        <w:rPr>
+          <w:color w:val="4472c4" w:themeColor="accent1"/>
+          <w:lang w:val="en-GB"/>
+        </w:rPr>
+        <w:t xml:space="preserve">. Verder word het geheugen zo ver overschreven dat je ook een return adres aan past waardoor door er geen waarden word gereturned</w:t>
+        <w:br/>
+      </w:r>
+      <w:r>
+        <w:rPr>
+          <w:lang w:val="en-US"/>
+        </w:rPr>
+        <w:br/>
+      </w:r>
+      <w:r>
+        <mc:AlternateContent>
+          <mc:Choice Requires="wpg">
+            <w:drawing>
+              <wp:inline xmlns:wp="http://schemas.openxmlformats.org/drawingml/2006/wordprocessingDrawing" distT="0" distB="0" distL="0" distR="0">
+                <wp:extent cx="3886200" cy="2943225"/>
+                <wp:effectExtent l="0" t="0" r="0" b="0"/>
+                <wp:docPr id="6" name=""/>
+                <wp:cNvGraphicFramePr>
+                  <a:graphicFrameLocks xmlns:a="http://schemas.openxmlformats.org/drawingml/2006/main" noChangeAspect="1"/>
+                </wp:cNvGraphicFramePr>
+                <a:graphic xmlns:a="http://schemas.openxmlformats.org/drawingml/2006/main">
+                  <a:graphicData uri="http://schemas.openxmlformats.org/drawingml/2006/picture">
+                    <pic:pic xmlns:pic="http://schemas.openxmlformats.org/drawingml/2006/picture">
+                      <pic:nvPicPr>
+                        <pic:cNvPr id="1790474994" name=""/>
+                        <pic:cNvPicPr>
+                          <a:picLocks noChangeAspect="1"/>
+                        </pic:cNvPicPr>
+                        <pic:nvPr/>
+                      </pic:nvPicPr>
+                      <pic:blipFill>
+                        <a:blip r:embed="rId14"/>
+                        <a:stretch/>
+                      </pic:blipFill>
+                      <pic:spPr bwMode="auto">
+                        <a:xfrm>
+                          <a:off x="0" y="0"/>
+                          <a:ext cx="3886200" cy="2943224"/>
+                        </a:xfrm>
+                        <a:prstGeom prst="rect">
+                          <a:avLst/>
+                        </a:prstGeom>
+                      </pic:spPr>
+                    </pic:pic>
+                  </a:graphicData>
+                </a:graphic>
+              </wp:inline>
+            </w:drawing>
+          </mc:Choice>
+          <mc:Fallback>
+            <w:pict>
+              <v:shapetype id="_x0000_t75" coordsize="21600,21600" o:spt="75" o:preferrelative="t" path="m@4@5l@4@11@9@11@9@5xe" filled="f" stroked="f">
+                <v:stroke joinstyle="miter"/>
+                <v:formulas>
+                  <v:f eqn="if lineDrawn pixelLineWidth 0"/>
+                  <v:f eqn="sum @0 1 0"/>
+                  <v:f eqn="sum 0 0 @1"/>
+                  <v:f eqn="prod @2 1 2"/>
+                  <v:f eqn="prod @3 21600 pixelWidth"/>
+                  <v:f eqn="prod @3 21600 pixelHeight"/>
+                  <v:f eqn="sum @0 0 1"/>
+                  <v:f eqn="prod @6 1 2"/>
+                  <v:f eqn="prod @7 21600 pixelWidth"/>
+                  <v:f eqn="sum @8 21600 0"/>
+                  <v:f eqn="prod @7 21600 pixelHeight"/>
+                  <v:f eqn="sum @10 21600 0"/>
+                </v:formulas>
+                <v:path o:extrusionok="f" gradientshapeok="t" o:connecttype="rect"/>
+                <o:lock v:ext="edit" aspectratio="t"/>
+              </v:shapetype>
+              <v:shape id="_x0000_i5" o:spid="_x0000_s5" type="#_x0000_t75" style="width:306.00pt;height:231.75pt;mso-wrap-distance-left:0.00pt;mso-wrap-distance-top:0.00pt;mso-wrap-distance-right:0.00pt;mso-wrap-distance-bottom:0.00pt;z-index:1;" stroked="false">
+                <v:imagedata r:id="rId14" o:title=""/>
+                <o:lock v:ext="edit" rotation="t"/>
+              </v:shape>
+            </w:pict>
+          </mc:Fallback>
+        </mc:AlternateContent>
+      </w:r>
+      <w:r>
+        <w:rPr>
+          <w:lang w:val="en-US"/>
+        </w:rPr>
+        <w:br/>
+      </w:r>
+      <w:r/>
+      <w:r/>
+      <w:r>
+        <w:rPr>
+          <w:lang w:val="en-US"/>
+        </w:rPr>
+        <w:br/>
+      </w:r>
+      <w:r>
+        <w:rPr>
+          <w:lang w:val="en-US"/>
+        </w:rPr>
       </w:r>
       <w:r>
         <w:rPr>
@@ -513,10 +1216,15 @@
           <w:lang w:val="en-US"/>
         </w:rPr>
       </w:r>
+      <w:r>
+        <w:rPr>
+          <w:lang w:val="en-US"/>
+        </w:rPr>
+      </w:r>
     </w:p>
     <w:p>
       <w:pPr>
-        <w:pStyle w:val="686"/>
+        <w:pStyle w:val="860"/>
         <w:numPr>
           <w:ilvl w:val="0"/>
           <w:numId w:val="8"/>
@@ -552,17 +1260,31 @@
         <w:spacing/>
         <w:ind/>
         <w:rPr>
-          <w:lang w:val="en-US"/>
+          <w:color w:val="4472c4" w:themeColor="accent1"/>
         </w:rPr>
       </w:pPr>
       <w:r>
         <w:rPr>
+          <w:color w:val="4472c4" w:themeColor="accent1"/>
           <w:lang w:val="en-US"/>
         </w:rPr>
       </w:r>
       <w:r>
         <w:rPr>
+          <w:color w:val="4472c4" w:themeColor="accent1"/>
           <w:lang w:val="en-US"/>
+        </w:rPr>
+        <w:t xml:space="preserve">/GS voegt een canary op de stack in om buffer‑overflows te detecteren. De check gebeurt bij elke return uit een  functie. Als de canary veranderd is, crasht het programma. Dit voorkomt dat kwaadaardige code via stack‑overflows wordt uitgevoerd.</w:t>
+      </w:r>
+      <w:r>
+        <w:rPr>
+          <w:color w:val="4472c4" w:themeColor="accent1"/>
+          <w:lang w:val="en-US"/>
+        </w:rPr>
+      </w:r>
+      <w:r>
+        <w:rPr>
+          <w:color w:val="4472c4" w:themeColor="accent1"/>
         </w:rPr>
       </w:r>
     </w:p>
@@ -577,361 +1299,14 @@
       </w:pPr>
       <w:r>
         <w:rPr>
-          <w:b/>
-          <w:bCs/>
           <w:lang w:val="en-US"/>
         </w:rPr>
-        <w:t xml:space="preserve">Optioneel</w:t>
+        <w:t xml:space="preserve">Opdracht 4:</w:t>
       </w:r>
       <w:r>
         <w:rPr>
           <w:lang w:val="en-US"/>
         </w:rPr>
-        <w:t xml:space="preserve">: opdracht </w:t>
-      </w:r>
-      <w:r>
-        <w:rPr>
-          <w:lang w:val="en-US"/>
-        </w:rPr>
-        <w:t xml:space="preserve">3</w:t>
-      </w:r>
-      <w:r>
-        <w:rPr>
-          <w:lang w:val="en-US"/>
-        </w:rPr>
-        <w:t xml:space="preserve">  </w:t>
-      </w:r>
-      <w:r>
-        <w:rPr>
-          <w:lang w:val="en-US"/>
-        </w:rPr>
-        <w:t xml:space="preserve">R</w:t>
-      </w:r>
-      <w:r>
-        <w:rPr>
-          <w:lang w:val="en-US"/>
-        </w:rPr>
-        <w:t xml:space="preserve">eturn adres handmatig een waarde meegeven</w:t>
-      </w:r>
-      <w:r>
-        <w:rPr>
-          <w:lang w:val="en-US"/>
-        </w:rPr>
-      </w:r>
-    </w:p>
-    <w:p>
-      <w:pPr>
-        <w:pStyle w:val="686"/>
-        <w:numPr>
-          <w:ilvl w:val="0"/>
-          <w:numId w:val="4"/>
-        </w:numPr>
-        <w:pBdr/>
-        <w:spacing/>
-        <w:ind/>
-        <w:rPr>
-          <w:lang w:val="en-US"/>
-        </w:rPr>
-      </w:pPr>
-      <w:r>
-        <w:rPr>
-          <w:lang w:val="en-US"/>
-        </w:rPr>
-        <w:t xml:space="preserve">Print het adres van de test_functie</w:t>
-      </w:r>
-      <w:r>
-        <w:rPr>
-          <w:lang w:val="en-US"/>
-        </w:rPr>
-        <w:t xml:space="preserve"> </w:t>
-      </w:r>
-      <w:r>
-        <w:rPr>
-          <w:lang w:val="en-US"/>
-        </w:rPr>
-      </w:r>
-    </w:p>
-    <w:p>
-      <w:pPr>
-        <w:pStyle w:val="686"/>
-        <w:numPr>
-          <w:ilvl w:val="0"/>
-          <w:numId w:val="4"/>
-        </w:numPr>
-        <w:pBdr/>
-        <w:spacing/>
-        <w:ind/>
-        <w:rPr>
-          <w:lang w:val="en-US"/>
-        </w:rPr>
-      </w:pPr>
-      <w:r>
-        <w:rPr>
-          <w:lang w:val="en-US"/>
-        </w:rPr>
-        <w:t xml:space="preserve">Het huidige </w:t>
-      </w:r>
-      <w:r>
-        <w:rPr>
-          <w:lang w:val="en-US"/>
-        </w:rPr>
-        <w:t xml:space="preserve">return adres zit na de </w:t>
-      </w:r>
-      <w:r>
-        <w:rPr>
-          <w:lang w:val="en-US"/>
-        </w:rPr>
-        <w:t xml:space="preserve">framepointer (4 byte) en is bij x86 ook 4 byte</w:t>
-      </w:r>
-      <w:r>
-        <w:rPr>
-          <w:lang w:val="en-US"/>
-        </w:rPr>
-        <w:t xml:space="preserve">.</w:t>
-      </w:r>
-      <w:r>
-        <w:rPr>
-          <w:lang w:val="en-US"/>
-        </w:rPr>
-        <w:t xml:space="preserve"> En de framepointer zit direct na de 1e </w:t>
-      </w:r>
-      <w:r>
-        <w:rPr>
-          <w:lang w:val="en-US"/>
-        </w:rPr>
-        <w:t xml:space="preserve">locale </w:t>
-      </w:r>
-      <w:r>
-        <w:rPr>
-          <w:lang w:val="en-US"/>
-        </w:rPr>
-        <w:t xml:space="preserve">variabele in </w:t>
-      </w:r>
-      <w:r>
-        <w:rPr>
-          <w:lang w:val="en-US"/>
-        </w:rPr>
-        <w:t xml:space="preserve">de functie</w:t>
-      </w:r>
-      <w:r>
-        <w:rPr>
-          <w:rFonts w:ascii="Cascadia Mono" w:hAnsi="Cascadia Mono" w:cs="Cascadia Mono"/>
-          <w:color w:val="000000"/>
-          <w:sz w:val="19"/>
-          <w:szCs w:val="19"/>
-        </w:rPr>
-        <w:t xml:space="preserve"> berekenPrijsPracticum2</w:t>
-      </w:r>
-      <w:r>
-        <w:rPr>
-          <w:rFonts w:ascii="Cascadia Mono" w:hAnsi="Cascadia Mono" w:cs="Cascadia Mono"/>
-          <w:color w:val="000000"/>
-          <w:sz w:val="19"/>
-          <w:szCs w:val="19"/>
-        </w:rPr>
-        <w:t xml:space="preserve">. </w:t>
-      </w:r>
-      <w:r>
-        <w:rPr>
-          <w:lang w:val="en-US"/>
-        </w:rPr>
-        <w:t xml:space="preserve">Wat is de waarde hiervan</w:t>
-      </w:r>
-      <w:r>
-        <w:rPr>
-          <w:lang w:val="en-US"/>
-        </w:rPr>
-        <w:t xml:space="preserve">? Gebruik hiervoor het memory window</w:t>
-      </w:r>
-      <w:r>
-        <w:rPr>
-          <w:rFonts w:ascii="Cascadia Mono" w:hAnsi="Cascadia Mono" w:cs="Cascadia Mono"/>
-          <w:color w:val="000000"/>
-          <w:sz w:val="19"/>
-          <w:szCs w:val="19"/>
-        </w:rPr>
-        <w:t xml:space="preserve"> </w:t>
-      </w:r>
-      <w:r>
-        <w:rPr>
-          <w:lang w:val="en-US"/>
-        </w:rPr>
-      </w:r>
-    </w:p>
-    <w:p>
-      <w:pPr>
-        <w:pStyle w:val="686"/>
-        <w:numPr>
-          <w:ilvl w:val="0"/>
-          <w:numId w:val="4"/>
-        </w:numPr>
-        <w:pBdr/>
-        <w:spacing/>
-        <w:ind/>
-        <w:rPr>
-          <w:lang w:val="en-US"/>
-        </w:rPr>
-      </w:pPr>
-      <w:r>
-        <w:rPr>
-          <w:lang w:val="en-US"/>
-        </w:rPr>
-        <w:t xml:space="preserve">In memory window zit het adres omgekeerd</w:t>
-      </w:r>
-      <w:r>
-        <w:rPr>
-          <w:lang w:val="en-US"/>
-        </w:rPr>
-        <w:t xml:space="preserve">. </w:t>
-      </w:r>
-      <w:r>
-        <w:rPr>
-          <w:lang w:val="en-US"/>
-        </w:rPr>
-        <w:t xml:space="preserve">Voorbeeld: </w:t>
-      </w:r>
-      <w:r>
-        <w:rPr>
-          <w:lang w:val="en-US"/>
-        </w:rPr>
-        <w:t xml:space="preserve">Een adres die je met %p print is: </w:t>
-      </w:r>
-      <w:r>
-        <w:rPr>
-          <w:lang w:val="en-US"/>
-        </w:rPr>
-        <w:t xml:space="preserve">00F71DB7</w:t>
-      </w:r>
-      <w:r>
-        <w:rPr>
-          <w:lang w:val="en-US"/>
-        </w:rPr>
-        <w:t xml:space="preserve">. Dan is deze in het memory window: B7 1D F7 00.</w:t>
-      </w:r>
-      <w:r>
-        <w:rPr>
-          <w:lang w:val="en-US"/>
-        </w:rPr>
-        <w:t xml:space="preserve">  Pas dit return adres via het memory window aan</w:t>
-      </w:r>
-      <w:r>
-        <w:rPr>
-          <w:lang w:val="en-US"/>
-        </w:rPr>
-        <w:t xml:space="preserve"> naar die test_functie.  Als het go</w:t>
-      </w:r>
-      <w:r>
-        <w:rPr>
-          <w:lang w:val="en-US"/>
-        </w:rPr>
-        <w:t xml:space="preserve">ed is, wordt deze functie nu uitgevoerd </w:t>
-      </w:r>
-      <w:r>
-        <w:rPr>
-          <w:lang w:val="en-US"/>
-        </w:rPr>
-        <w:t xml:space="preserve">als je op continue klikt. Daarna krijg je pas een foutmelding</w:t>
-      </w:r>
-      <w:r>
-        <w:rPr>
-          <w:lang w:val="en-US"/>
-        </w:rPr>
-      </w:r>
-    </w:p>
-    <w:p>
-      <w:pPr>
-        <w:pBdr/>
-        <w:spacing/>
-        <w:ind/>
-        <w:rPr>
-          <w:lang w:val="en-US"/>
-        </w:rPr>
-      </w:pPr>
-      <w:r>
-        <w:rPr>
-          <w:lang w:val="en-US"/>
-        </w:rPr>
-      </w:r>
-      <w:r>
-        <w:rPr>
-          <w:lang w:val="en-US"/>
-        </w:rPr>
-      </w:r>
-    </w:p>
-    <w:p>
-      <w:pPr>
-        <w:pBdr/>
-        <w:spacing/>
-        <w:ind/>
-        <w:rPr>
-          <w:lang w:val="en-US"/>
-        </w:rPr>
-      </w:pPr>
-      <w:r>
-        <w:rPr>
-          <w:lang w:val="en-US"/>
-        </w:rPr>
-      </w:r>
-      <w:r>
-        <w:rPr>
-          <w:lang w:val="en-US"/>
-        </w:rPr>
-      </w:r>
-    </w:p>
-    <w:p>
-      <w:pPr>
-        <w:pBdr/>
-        <w:spacing/>
-        <w:ind/>
-        <w:rPr>
-          <w:lang w:val="en-US"/>
-        </w:rPr>
-      </w:pPr>
-      <w:r>
-        <w:rPr>
-          <w:lang w:val="en-US"/>
-        </w:rPr>
-      </w:r>
-      <w:r>
-        <w:rPr>
-          <w:lang w:val="en-US"/>
-        </w:rPr>
-      </w:r>
-    </w:p>
-    <w:p>
-      <w:pPr>
-        <w:pBdr/>
-        <w:spacing/>
-        <w:ind/>
-        <w:rPr>
-          <w:lang w:val="en-US"/>
-        </w:rPr>
-      </w:pPr>
-      <w:r>
-        <w:rPr>
-          <w:lang w:val="en-US"/>
-        </w:rPr>
-      </w:r>
-      <w:r>
-        <w:rPr>
-          <w:lang w:val="en-US"/>
-        </w:rPr>
-      </w:r>
-    </w:p>
-    <w:p>
-      <w:pPr>
-        <w:pBdr/>
-        <w:spacing/>
-        <w:ind/>
-        <w:rPr>
-          <w:lang w:val="en-US"/>
-        </w:rPr>
-      </w:pPr>
-      <w:r>
-        <w:rPr>
-          <w:lang w:val="en-US"/>
-        </w:rPr>
-        <w:t xml:space="preserve">Opdracht 4:</w:t>
       </w:r>
       <w:r>
         <w:rPr>
@@ -983,6 +1358,11 @@
           <w:lang w:val="en-US"/>
         </w:rPr>
       </w:r>
+      <w:r>
+        <w:rPr>
+          <w:lang w:val="en-US"/>
+        </w:rPr>
+      </w:r>
     </w:p>
     <w:p>
       <w:pPr>
@@ -1016,7 +1396,7 @@
     </w:p>
     <w:p>
       <w:pPr>
-        <w:pStyle w:val="686"/>
+        <w:pStyle w:val="860"/>
         <w:numPr>
           <w:ilvl w:val="0"/>
           <w:numId w:val="5"/>
@@ -1033,6 +1413,84 @@
       </w:r>
       <w:r>
         <w:t xml:space="preserve"> input bestand</w:t>
+        <w:br/>
+      </w:r>
+      <w:r>
+        <mc:AlternateContent>
+          <mc:Choice Requires="wpg">
+            <w:drawing>
+              <wp:inline xmlns:wp="http://schemas.openxmlformats.org/drawingml/2006/wordprocessingDrawing" distT="0" distB="0" distL="0" distR="0">
+                <wp:extent cx="5124450" cy="2409825"/>
+                <wp:effectExtent l="0" t="0" r="0" b="0"/>
+                <wp:docPr id="7" name=""/>
+                <wp:cNvGraphicFramePr>
+                  <a:graphicFrameLocks xmlns:a="http://schemas.openxmlformats.org/drawingml/2006/main" noChangeAspect="1"/>
+                </wp:cNvGraphicFramePr>
+                <a:graphic xmlns:a="http://schemas.openxmlformats.org/drawingml/2006/main">
+                  <a:graphicData uri="http://schemas.openxmlformats.org/drawingml/2006/picture">
+                    <pic:pic xmlns:pic="http://schemas.openxmlformats.org/drawingml/2006/picture">
+                      <pic:nvPicPr>
+                        <pic:cNvPr id="1563357762" name=""/>
+                        <pic:cNvPicPr>
+                          <a:picLocks noChangeAspect="1"/>
+                        </pic:cNvPicPr>
+                        <pic:nvPr/>
+                      </pic:nvPicPr>
+                      <pic:blipFill>
+                        <a:blip r:embed="rId15"/>
+                        <a:stretch/>
+                      </pic:blipFill>
+                      <pic:spPr bwMode="auto">
+                        <a:xfrm>
+                          <a:off x="0" y="0"/>
+                          <a:ext cx="5124449" cy="2409824"/>
+                        </a:xfrm>
+                        <a:prstGeom prst="rect">
+                          <a:avLst/>
+                        </a:prstGeom>
+                      </pic:spPr>
+                    </pic:pic>
+                  </a:graphicData>
+                </a:graphic>
+              </wp:inline>
+            </w:drawing>
+          </mc:Choice>
+          <mc:Fallback>
+            <w:pict>
+              <v:shapetype id="_x0000_t75" coordsize="21600,21600" o:spt="75" o:preferrelative="t" path="m@4@5l@4@11@9@11@9@5xe" filled="f" stroked="f">
+                <v:stroke joinstyle="miter"/>
+                <v:formulas>
+                  <v:f eqn="if lineDrawn pixelLineWidth 0"/>
+                  <v:f eqn="sum @0 1 0"/>
+                  <v:f eqn="sum 0 0 @1"/>
+                  <v:f eqn="prod @2 1 2"/>
+                  <v:f eqn="prod @3 21600 pixelWidth"/>
+                  <v:f eqn="prod @3 21600 pixelHeight"/>
+                  <v:f eqn="sum @0 0 1"/>
+                  <v:f eqn="prod @6 1 2"/>
+                  <v:f eqn="prod @7 21600 pixelWidth"/>
+                  <v:f eqn="sum @8 21600 0"/>
+                  <v:f eqn="prod @7 21600 pixelHeight"/>
+                  <v:f eqn="sum @10 21600 0"/>
+                </v:formulas>
+                <v:path o:extrusionok="f" gradientshapeok="t" o:connecttype="rect"/>
+                <o:lock v:ext="edit" aspectratio="t"/>
+              </v:shapetype>
+              <v:shape id="_x0000_i6" o:spid="_x0000_s6" type="#_x0000_t75" style="width:403.50pt;height:189.75pt;mso-wrap-distance-left:0.00pt;mso-wrap-distance-top:0.00pt;mso-wrap-distance-right:0.00pt;mso-wrap-distance-bottom:0.00pt;z-index:1;" stroked="false">
+                <v:imagedata r:id="rId15" o:title=""/>
+                <o:lock v:ext="edit" rotation="t"/>
+              </v:shape>
+            </w:pict>
+          </mc:Fallback>
+        </mc:AlternateContent>
+      </w:r>
+      <w:r>
+        <w:br/>
+      </w:r>
+      <w:r>
+        <w:rPr>
+          <w:lang w:val="en-US"/>
+        </w:rPr>
       </w:r>
       <w:r>
         <w:rPr>
@@ -1042,7 +1500,7 @@
     </w:p>
     <w:p>
       <w:pPr>
-        <w:pStyle w:val="686"/>
+        <w:pStyle w:val="860"/>
         <w:numPr>
           <w:ilvl w:val="0"/>
           <w:numId w:val="5"/>
@@ -1054,11 +1512,197 @@
           <w:lang w:val="en-US"/>
         </w:rPr>
       </w:pPr>
+      <w:r/>
       <w:r>
         <w:t xml:space="preserve">Pak een bestand dat uit practicum 1 die een overflow veroorzaakte.</w:t>
       </w:r>
       <w:r>
         <w:t xml:space="preserve"> Wat gebeurt er nu?</w:t>
+      </w:r>
+      <w:r>
+        <w:br/>
+      </w:r>
+      <w:r>
+        <w:rPr>
+          <w:color w:val="4472c4" w:themeColor="accent1"/>
+          <w:lang w:val="en-GB"/>
+        </w:rPr>
+        <w:t xml:space="preserve">er onstaat een </w:t>
+      </w:r>
+      <w:r>
+        <w:rPr>
+          <w:color w:val="4472c4" w:themeColor="accent1"/>
+        </w:rPr>
+        <w:t xml:space="preserve"> foutmelding "Run-Time Check Failure #2 – Stack around the variable 'order_datum' was corrupted" </w:t>
+      </w:r>
+      <w:r>
+        <w:rPr>
+          <w:color w:val="4472c4" w:themeColor="accent1"/>
+          <w:lang w:val="en-GB"/>
+        </w:rPr>
+        <w:t xml:space="preserve">want </w:t>
+      </w:r>
+      <w:r>
+        <w:rPr>
+          <w:color w:val="4472c4" w:themeColor="accent1"/>
+          <w:lang w:val="en-GB"/>
+        </w:rPr>
+        <w:t xml:space="preserve">d</w:t>
+      </w:r>
+      <w:r>
+        <w:rPr>
+          <w:color w:val="4472c4" w:themeColor="accent1"/>
+        </w:rPr>
+        <w:t xml:space="preserve">e Basic Runtime Checks ziet dat de buffer </w:t>
+      </w:r>
+      <w:r>
+        <w:rPr>
+          <w:color w:val="4472c4" w:themeColor="accent1"/>
+          <w:lang w:val="en-GB"/>
+        </w:rPr>
+        <w:t xml:space="preserve">O</w:t>
+      </w:r>
+      <w:r>
+        <w:rPr>
+          <w:color w:val="4472c4" w:themeColor="accent1"/>
+        </w:rPr>
+        <w:t xml:space="preserve">rder_datum is overschreven door een te lang klantnummer in het bestand.</w:t>
+      </w:r>
+      <w:r>
+        <w:br/>
+      </w:r>
+      <w:r>
+        <mc:AlternateContent>
+          <mc:Choice Requires="wpg">
+            <w:drawing>
+              <wp:inline xmlns:wp="http://schemas.openxmlformats.org/drawingml/2006/wordprocessingDrawing" distT="0" distB="0" distL="0" distR="0">
+                <wp:extent cx="3457575" cy="1162050"/>
+                <wp:effectExtent l="0" t="0" r="0" b="0"/>
+                <wp:docPr id="8" name=""/>
+                <wp:cNvGraphicFramePr>
+                  <a:graphicFrameLocks xmlns:a="http://schemas.openxmlformats.org/drawingml/2006/main" noChangeAspect="1"/>
+                </wp:cNvGraphicFramePr>
+                <a:graphic xmlns:a="http://schemas.openxmlformats.org/drawingml/2006/main">
+                  <a:graphicData uri="http://schemas.openxmlformats.org/drawingml/2006/picture">
+                    <pic:pic xmlns:pic="http://schemas.openxmlformats.org/drawingml/2006/picture">
+                      <pic:nvPicPr>
+                        <pic:cNvPr id="169578796" name=""/>
+                        <pic:cNvPicPr>
+                          <a:picLocks noChangeAspect="1"/>
+                        </pic:cNvPicPr>
+                        <pic:nvPr/>
+                      </pic:nvPicPr>
+                      <pic:blipFill>
+                        <a:blip r:embed="rId16"/>
+                        <a:stretch/>
+                      </pic:blipFill>
+                      <pic:spPr bwMode="auto">
+                        <a:xfrm>
+                          <a:off x="0" y="0"/>
+                          <a:ext cx="3457575" cy="1162049"/>
+                        </a:xfrm>
+                        <a:prstGeom prst="rect">
+                          <a:avLst/>
+                        </a:prstGeom>
+                      </pic:spPr>
+                    </pic:pic>
+                  </a:graphicData>
+                </a:graphic>
+              </wp:inline>
+            </w:drawing>
+          </mc:Choice>
+          <mc:Fallback>
+            <w:pict>
+              <v:shapetype id="_x0000_t75" coordsize="21600,21600" o:spt="75" o:preferrelative="t" path="m@4@5l@4@11@9@11@9@5xe" filled="f" stroked="f">
+                <v:stroke joinstyle="miter"/>
+                <v:formulas>
+                  <v:f eqn="if lineDrawn pixelLineWidth 0"/>
+                  <v:f eqn="sum @0 1 0"/>
+                  <v:f eqn="sum 0 0 @1"/>
+                  <v:f eqn="prod @2 1 2"/>
+                  <v:f eqn="prod @3 21600 pixelWidth"/>
+                  <v:f eqn="prod @3 21600 pixelHeight"/>
+                  <v:f eqn="sum @0 0 1"/>
+                  <v:f eqn="prod @6 1 2"/>
+                  <v:f eqn="prod @7 21600 pixelWidth"/>
+                  <v:f eqn="sum @8 21600 0"/>
+                  <v:f eqn="prod @7 21600 pixelHeight"/>
+                  <v:f eqn="sum @10 21600 0"/>
+                </v:formulas>
+                <v:path o:extrusionok="f" gradientshapeok="t" o:connecttype="rect"/>
+                <o:lock v:ext="edit" aspectratio="t"/>
+              </v:shapetype>
+              <v:shape id="_x0000_i7" o:spid="_x0000_s7" type="#_x0000_t75" style="width:272.25pt;height:91.50pt;mso-wrap-distance-left:0.00pt;mso-wrap-distance-top:0.00pt;mso-wrap-distance-right:0.00pt;mso-wrap-distance-bottom:0.00pt;z-index:1;" stroked="false">
+                <v:imagedata r:id="rId16" o:title=""/>
+                <o:lock v:ext="edit" rotation="t"/>
+              </v:shape>
+            </w:pict>
+          </mc:Fallback>
+        </mc:AlternateContent>
+      </w:r>
+      <w:r>
+        <w:rPr>
+          <w:lang w:val="en-US"/>
+        </w:rPr>
+      </w:r>
+      <w:r>
+        <w:rPr>
+          <w:lang w:val="en-US"/>
+        </w:rPr>
+      </w:r>
+      <w:r>
+        <w:rPr>
+          <w:highlight w:val="none"/>
+          <w:lang w:val="en-US"/>
+        </w:rPr>
+      </w:r>
+      <w:r/>
+      <w:r>
+        <w:rPr>
+          <w:highlight w:val="none"/>
+          <w:lang w:val="en-US"/>
+        </w:rPr>
+      </w:r>
+      <w:r/>
+      <w:r>
+        <w:rPr>
+          <w:highlight w:val="none"/>
+          <w:lang w:val="en-US"/>
+        </w:rPr>
+      </w:r>
+      <w:r/>
+      <w:r>
+        <w:rPr>
+          <w:highlight w:val="none"/>
+          <w:lang w:val="en-US"/>
+        </w:rPr>
+      </w:r>
+      <w:r/>
+      <w:r>
+        <w:rPr>
+          <w:highlight w:val="none"/>
+          <w:lang w:val="en-US"/>
+        </w:rPr>
+      </w:r>
+      <w:r/>
+      <w:r>
+        <w:rPr>
+          <w:highlight w:val="none"/>
+          <w:lang w:val="en-US"/>
+        </w:rPr>
+      </w:r>
+      <w:r/>
+      <w:r>
+        <w:rPr>
+          <w:highlight w:val="none"/>
+          <w:lang w:val="en-US"/>
+        </w:rPr>
+      </w:r>
+      <w:r>
+        <w:rPr>
+          <w:highlight w:val="none"/>
+          <w:lang w:val="en-US"/>
+        </w:rPr>
       </w:r>
       <w:r>
         <w:rPr>
@@ -1068,7 +1712,7 @@
     </w:p>
     <w:p>
       <w:pPr>
-        <w:pStyle w:val="686"/>
+        <w:pStyle w:val="860"/>
         <w:numPr>
           <w:ilvl w:val="0"/>
           <w:numId w:val="5"/>
@@ -1076,12 +1720,278 @@
         <w:pBdr/>
         <w:spacing/>
         <w:ind/>
+        <w:rPr/>
+      </w:pPr>
+      <w:r/>
+      <w:r>
+        <mc:AlternateContent>
+          <mc:Choice Requires="wpg">
+            <w:drawing>
+              <wp:anchor xmlns:wp="http://schemas.openxmlformats.org/drawingml/2006/wordprocessingDrawing" xmlns:wp14="http://schemas.microsoft.com/office/word/2010/wordprocessingDrawing" distT="0" distB="0" distL="115200" distR="115200" simplePos="0" relativeHeight="39936" behindDoc="0" locked="0" layoutInCell="1" allowOverlap="1">
+                <wp:simplePos x="0" y="0"/>
+                <wp:positionH relativeFrom="column">
+                  <wp:posOffset>3109753</wp:posOffset>
+                </wp:positionH>
+                <wp:positionV relativeFrom="paragraph">
+                  <wp:posOffset>1340456</wp:posOffset>
+                </wp:positionV>
+                <wp:extent cx="3286125" cy="1123950"/>
+                <wp:effectExtent l="0" t="0" r="0" b="0"/>
+                <wp:wrapSquare wrapText="bothSides"/>
+                <wp:docPr id="9" name=""/>
+                <wp:cNvGraphicFramePr>
+                  <a:graphicFrameLocks xmlns:a="http://schemas.openxmlformats.org/drawingml/2006/main" noChangeAspect="1"/>
+                </wp:cNvGraphicFramePr>
+                <a:graphic xmlns:a="http://schemas.openxmlformats.org/drawingml/2006/main">
+                  <a:graphicData uri="http://schemas.openxmlformats.org/drawingml/2006/picture">
+                    <pic:pic xmlns:pic="http://schemas.openxmlformats.org/drawingml/2006/picture">
+                      <pic:nvPicPr>
+                        <pic:cNvPr id="248501814" name=""/>
+                        <pic:cNvPicPr>
+                          <a:picLocks noChangeAspect="1"/>
+                        </pic:cNvPicPr>
+                        <pic:nvPr/>
+                      </pic:nvPicPr>
+                      <pic:blipFill>
+                        <a:blip r:embed="rId17"/>
+                        <a:stretch/>
+                      </pic:blipFill>
+                      <pic:spPr bwMode="auto">
+                        <a:xfrm>
+                          <a:off x="0" y="0"/>
+                          <a:ext cx="3286125" cy="1123949"/>
+                        </a:xfrm>
+                        <a:prstGeom prst="rect">
+                          <a:avLst/>
+                        </a:prstGeom>
+                      </pic:spPr>
+                    </pic:pic>
+                  </a:graphicData>
+                </a:graphic>
+              </wp:anchor>
+            </w:drawing>
+          </mc:Choice>
+          <mc:Fallback>
+            <w:pict>
+              <v:shapetype id="_x0000_t75" coordsize="21600,21600" o:spt="75" o:preferrelative="t" path="m@4@5l@4@11@9@11@9@5xe" filled="f" stroked="f">
+                <v:stroke joinstyle="miter"/>
+                <v:formulas>
+                  <v:f eqn="if lineDrawn pixelLineWidth 0"/>
+                  <v:f eqn="sum @0 1 0"/>
+                  <v:f eqn="sum 0 0 @1"/>
+                  <v:f eqn="prod @2 1 2"/>
+                  <v:f eqn="prod @3 21600 pixelWidth"/>
+                  <v:f eqn="prod @3 21600 pixelHeight"/>
+                  <v:f eqn="sum @0 0 1"/>
+                  <v:f eqn="prod @6 1 2"/>
+                  <v:f eqn="prod @7 21600 pixelWidth"/>
+                  <v:f eqn="sum @8 21600 0"/>
+                  <v:f eqn="prod @7 21600 pixelHeight"/>
+                  <v:f eqn="sum @10 21600 0"/>
+                </v:formulas>
+                <v:path o:extrusionok="f" gradientshapeok="t" o:connecttype="rect"/>
+                <o:lock v:ext="edit" aspectratio="t"/>
+              </v:shapetype>
+              <v:shape id="_x0000_i8" o:spid="_x0000_s8" type="#_x0000_t75" style="position:absolute;z-index:39936;o:allowoverlap:true;o:allowincell:true;mso-position-horizontal-relative:text;margin-left:244.86pt;mso-position-horizontal:absolute;mso-position-vertical-relative:text;margin-top:105.55pt;mso-position-vertical:absolute;width:258.75pt;height:88.50pt;mso-wrap-distance-left:9.07pt;mso-wrap-distance-top:0.00pt;mso-wrap-distance-right:9.07pt;mso-wrap-distance-bottom:0.00pt;z-index:1;" stroked="false">
+                <w10:wrap type="square"/>
+                <v:imagedata r:id="rId17" o:title=""/>
+                <o:lock v:ext="edit" rotation="t"/>
+              </v:shape>
+            </w:pict>
+          </mc:Fallback>
+        </mc:AlternateContent>
+      </w:r>
+      <w:r/>
+      <w:r>
+        <mc:AlternateContent>
+          <mc:Choice Requires="wpg">
+            <w:drawing>
+              <wp:anchor xmlns:wp="http://schemas.openxmlformats.org/drawingml/2006/wordprocessingDrawing" xmlns:wp14="http://schemas.microsoft.com/office/word/2010/wordprocessingDrawing" distT="0" distB="0" distL="115200" distR="115200" simplePos="0" relativeHeight="38912" behindDoc="0" locked="0" layoutInCell="1" allowOverlap="1">
+                <wp:simplePos x="0" y="0"/>
+                <wp:positionH relativeFrom="column">
+                  <wp:posOffset>-845502</wp:posOffset>
+                </wp:positionH>
+                <wp:positionV relativeFrom="paragraph">
+                  <wp:posOffset>1022439</wp:posOffset>
+                </wp:positionV>
+                <wp:extent cx="3943350" cy="1419225"/>
+                <wp:effectExtent l="0" t="0" r="0" b="0"/>
+                <wp:wrapSquare wrapText="bothSides"/>
+                <wp:docPr id="10" name=""/>
+                <wp:cNvGraphicFramePr>
+                  <a:graphicFrameLocks xmlns:a="http://schemas.openxmlformats.org/drawingml/2006/main" noChangeAspect="1"/>
+                </wp:cNvGraphicFramePr>
+                <a:graphic xmlns:a="http://schemas.openxmlformats.org/drawingml/2006/main">
+                  <a:graphicData uri="http://schemas.openxmlformats.org/drawingml/2006/picture">
+                    <pic:pic xmlns:pic="http://schemas.openxmlformats.org/drawingml/2006/picture">
+                      <pic:nvPicPr>
+                        <pic:cNvPr id="2029157392" name=""/>
+                        <pic:cNvPicPr>
+                          <a:picLocks noChangeAspect="1"/>
+                        </pic:cNvPicPr>
+                        <pic:nvPr/>
+                      </pic:nvPicPr>
+                      <pic:blipFill>
+                        <a:blip r:embed="rId18"/>
+                        <a:stretch/>
+                      </pic:blipFill>
+                      <pic:spPr bwMode="auto">
+                        <a:xfrm>
+                          <a:off x="0" y="0"/>
+                          <a:ext cx="3943350" cy="1419224"/>
+                        </a:xfrm>
+                        <a:prstGeom prst="rect">
+                          <a:avLst/>
+                        </a:prstGeom>
+                      </pic:spPr>
+                    </pic:pic>
+                  </a:graphicData>
+                </a:graphic>
+              </wp:anchor>
+            </w:drawing>
+          </mc:Choice>
+          <mc:Fallback>
+            <w:pict>
+              <v:shapetype id="_x0000_t75" coordsize="21600,21600" o:spt="75" o:preferrelative="t" path="m@4@5l@4@11@9@11@9@5xe" filled="f" stroked="f">
+                <v:stroke joinstyle="miter"/>
+                <v:formulas>
+                  <v:f eqn="if lineDrawn pixelLineWidth 0"/>
+                  <v:f eqn="sum @0 1 0"/>
+                  <v:f eqn="sum 0 0 @1"/>
+                  <v:f eqn="prod @2 1 2"/>
+                  <v:f eqn="prod @3 21600 pixelWidth"/>
+                  <v:f eqn="prod @3 21600 pixelHeight"/>
+                  <v:f eqn="sum @0 0 1"/>
+                  <v:f eqn="prod @6 1 2"/>
+                  <v:f eqn="prod @7 21600 pixelWidth"/>
+                  <v:f eqn="sum @8 21600 0"/>
+                  <v:f eqn="prod @7 21600 pixelHeight"/>
+                  <v:f eqn="sum @10 21600 0"/>
+                </v:formulas>
+                <v:path o:extrusionok="f" gradientshapeok="t" o:connecttype="rect"/>
+                <o:lock v:ext="edit" aspectratio="t"/>
+              </v:shapetype>
+              <v:shape id="_x0000_i9" o:spid="_x0000_s9" type="#_x0000_t75" style="position:absolute;z-index:38912;o:allowoverlap:true;o:allowincell:true;mso-position-horizontal-relative:text;margin-left:-66.57pt;mso-position-horizontal:absolute;mso-position-vertical-relative:text;margin-top:80.51pt;mso-position-vertical:absolute;width:310.50pt;height:111.75pt;mso-wrap-distance-left:9.07pt;mso-wrap-distance-top:0.00pt;mso-wrap-distance-right:9.07pt;mso-wrap-distance-bottom:0.00pt;z-index:1;" stroked="false">
+                <w10:wrap type="square"/>
+                <v:imagedata r:id="rId18" o:title=""/>
+                <o:lock v:ext="edit" rotation="t"/>
+              </v:shape>
+            </w:pict>
+          </mc:Fallback>
+        </mc:AlternateContent>
+      </w:r>
+      <w:r>
+        <w:t xml:space="preserve">Pak een ander bestand dat uit practicum 1 die een overflow veroorzaakte. Wat gebeurt er nu?</w:t>
+      </w:r>
+      <w:r>
+        <w:br/>
+      </w:r>
+      <w:r>
+        <w:rPr>
+          <w:color w:val="4472c4" w:themeColor="accent1"/>
+        </w:rPr>
+        <w:t xml:space="preserve">De foutmelding is: “Run-Time Check Failure #2 – Stack around the variable 'incassorekening' was corrupted”. Dit betekent dat er geheugen op de stack is overschreven. Dat gebeurt omdat het artikelnummer A500203_test te lang is voor de buffer van 8 bytes. Daa</w:t>
+      </w:r>
+      <w:r>
+        <w:rPr>
+          <w:color w:val="4472c4" w:themeColor="accent1"/>
+        </w:rPr>
+        <w:t xml:space="preserve">rdoor raakt de stack beschadigd en stopt het programma.</w:t>
+      </w:r>
+      <w:r>
+        <w:br/>
+      </w:r>
+      <w:r/>
+      <w:r/>
+    </w:p>
+    <w:p>
+      <w:pPr>
+        <w:pStyle w:val="860"/>
+        <w:numPr>
+          <w:ilvl w:val="0"/>
+          <w:numId w:val="5"/>
+        </w:numPr>
+        <w:pBdr/>
+        <w:spacing/>
+        <w:ind/>
         <w:rPr>
           <w:lang w:val="en-US"/>
         </w:rPr>
       </w:pPr>
+      <w:r/>
       <w:r>
-        <w:t xml:space="preserve">Pak een ander bestand dat uit practicum 1 die een overflow veroorzaakte. Wat gebeurt er nu?</w:t>
+        <w:t xml:space="preserve">Waarom is</w:t>
+      </w:r>
+      <w:r>
+        <w:t xml:space="preserve"> de de optie: Basic runtime checks nuttig voor een ontwikkelaar?</w:t>
+        <w:br/>
+      </w:r>
+      <w:r>
+        <w:rPr>
+          <w:color w:val="4472c4" w:themeColor="accent1"/>
+        </w:rPr>
+        <w:t xml:space="preserve">Basic Runtime Checks zijn </w:t>
+      </w:r>
+      <w:r>
+        <w:rPr>
+          <w:color w:val="4472c4" w:themeColor="accent1"/>
+          <w:lang w:val="en-GB"/>
+        </w:rPr>
+        <w:t xml:space="preserve">handig </w:t>
+      </w:r>
+      <w:r>
+        <w:rPr>
+          <w:color w:val="4472c4" w:themeColor="accent1"/>
+        </w:rPr>
+        <w:t xml:space="preserve"> omdat ze fouten zoals stack-overschrijvingen en andere geheugenproblemen</w:t>
+      </w:r>
+      <w:r>
+        <w:rPr>
+          <w:color w:val="4472c4" w:themeColor="accent1"/>
+          <w:lang w:val="en-GB"/>
+        </w:rPr>
+        <w:t xml:space="preserve"> naar boven komen</w:t>
+      </w:r>
+      <w:r>
+        <w:rPr>
+          <w:color w:val="4472c4" w:themeColor="accent1"/>
+        </w:rPr>
+        <w:t xml:space="preserve"> tijdens het testen. Zo </w:t>
+      </w:r>
+      <w:r>
+        <w:rPr>
+          <w:color w:val="4472c4" w:themeColor="accent1"/>
+          <w:lang w:val="en-GB"/>
+        </w:rPr>
+        <w:t xml:space="preserve">zie </w:t>
+      </w:r>
+      <w:r>
+        <w:rPr>
+          <w:color w:val="4472c4" w:themeColor="accent1"/>
+          <w:lang w:val="en-GB"/>
+        </w:rPr>
+        <w:t xml:space="preserve">je</w:t>
+      </w:r>
+      <w:r>
+        <w:rPr>
+          <w:color w:val="4472c4" w:themeColor="accent1"/>
+        </w:rPr>
+        <w:t xml:space="preserve"> sneller </w:t>
+      </w:r>
+      <w:r>
+        <w:rPr>
+          <w:color w:val="4472c4" w:themeColor="accent1"/>
+          <w:lang w:val="en-GB"/>
+        </w:rPr>
+        <w:t xml:space="preserve">dat er bugs onstaan en waar het mis gaat</w:t>
+      </w:r>
+      <w:r>
+        <w:br/>
+      </w:r>
+      <w:r>
+        <w:rPr>
+          <w:lang w:val="en-US"/>
+        </w:rPr>
       </w:r>
       <w:r>
         <w:rPr>
@@ -1091,33 +2001,7 @@
     </w:p>
     <w:p>
       <w:pPr>
-        <w:pStyle w:val="686"/>
-        <w:numPr>
-          <w:ilvl w:val="0"/>
-          <w:numId w:val="5"/>
-        </w:numPr>
-        <w:pBdr/>
-        <w:spacing/>
-        <w:ind/>
-        <w:rPr>
-          <w:lang w:val="en-US"/>
-        </w:rPr>
-      </w:pPr>
-      <w:r>
-        <w:t xml:space="preserve">Waarom is</w:t>
-      </w:r>
-      <w:r>
-        <w:t xml:space="preserve"> de de optie: Basic runtime checks nuttig voor een ontwikkelaar?</w:t>
-      </w:r>
-      <w:r>
-        <w:rPr>
-          <w:lang w:val="en-US"/>
-        </w:rPr>
-      </w:r>
-    </w:p>
-    <w:p>
-      <w:pPr>
-        <w:pStyle w:val="686"/>
+        <w:pStyle w:val="860"/>
         <w:numPr>
           <w:ilvl w:val="0"/>
           <w:numId w:val="5"/>
@@ -1152,63 +2036,45 @@
       </w:r>
       <w:r>
         <w:t xml:space="preserve">.</w:t>
+        <w:br/>
+      </w:r>
+      <w:r>
+        <w:rPr>
+          <w:color w:val="4472c4" w:themeColor="accent1"/>
+          <w:lang w:val="en-GB"/>
+        </w:rPr>
+        <w:t xml:space="preserve">Nee, want </w:t>
+      </w:r>
+      <w:r>
+        <w:rPr>
+          <w:color w:val="4472c4" w:themeColor="accent1"/>
+          <w:lang w:val="en-GB"/>
+        </w:rPr>
+        <w:t xml:space="preserve">Bij een overflow op de heap krijg je vaak een heap-corruptie of access violation, maar niet de Basic Runtime Check over de stack.</w:t>
+      </w:r>
+      <w:r>
+        <w:br/>
       </w:r>
       <w:r>
         <w:rPr>
           <w:lang w:val="en-US"/>
         </w:rPr>
       </w:r>
-    </w:p>
-    <w:p>
-      <w:pPr>
-        <w:pStyle w:val="686"/>
-        <w:numPr>
-          <w:ilvl w:val="0"/>
-          <w:numId w:val="5"/>
-        </w:numPr>
-        <w:pBdr/>
-        <w:spacing/>
-        <w:ind/>
+      <w:r>
         <w:rPr>
           <w:lang w:val="en-US"/>
         </w:rPr>
-      </w:pPr>
-      <w:r>
-        <w:t xml:space="preserve">Optioneel: Kijk in het memory window wat Visual Studio gedaan heeft </w:t>
-      </w:r>
-      <w:r>
-        <w:t xml:space="preserve">met de lo</w:t>
-      </w:r>
-      <w:r>
-        <w:t xml:space="preserve">k</w:t>
-      </w:r>
-      <w:r>
-        <w:t xml:space="preserve">ale variabele op de stack</w:t>
-      </w:r>
-      <w:r>
-        <w:t xml:space="preserve"> </w:t>
-      </w:r>
-      <w:r>
-        <w:t xml:space="preserve">als je</w:t>
-      </w:r>
-      <w:r>
-        <w:t xml:space="preserve"> de basic runtime checks hebt aangezet.</w:t>
       </w:r>
       <w:r>
         <w:rPr>
           <w:lang w:val="en-US"/>
         </w:rPr>
       </w:r>
-    </w:p>
-    <w:p>
-      <w:pPr>
-        <w:pBdr/>
-        <w:spacing/>
-        <w:ind/>
+      <w:r>
         <w:rPr>
           <w:lang w:val="en-US"/>
         </w:rPr>
-      </w:pPr>
+      </w:r>
       <w:r>
         <w:rPr>
           <w:lang w:val="en-US"/>
@@ -1224,8 +2090,8 @@
       <w:footnotePr/>
       <w:endnotePr/>
       <w:type w:val="nextPage"/>
-      <w:pgSz w:h="16838" w:orient="portrait" w:w="11906"/>
-      <w:pgMar w:top="1440" w:right="1440" w:bottom="1440" w:left="1440" w:header="708" w:footer="708" w:gutter="0"/>
+      <w:pgSz w:h="16838" w:orient="landscape" w:w="11906"/>
+      <w:pgMar w:top="1440" w:right="1440" w:bottom="516" w:left="1440" w:header="708" w:footer="708" w:gutter="0"/>
       <w:cols w:num="1" w:sep="0" w:space="708" w:equalWidth="1"/>
     </w:sectPr>
   </w:body>
@@ -1242,7 +2108,6 @@
         <w:ind/>
         <w:rPr/>
       </w:pPr>
-      <w:r/>
       <w:r>
         <w:separator/>
       </w:r>
@@ -1257,7 +2122,6 @@
         <w:ind/>
         <w:rPr/>
       </w:pPr>
-      <w:r/>
       <w:r>
         <w:continuationSeparator/>
       </w:r>
@@ -1277,7 +2141,6 @@
         <w:ind/>
         <w:rPr/>
       </w:pPr>
-      <w:r/>
       <w:r>
         <w:separator/>
       </w:r>
@@ -1292,7 +2155,6 @@
         <w:ind/>
         <w:rPr/>
       </w:pPr>
-      <w:r/>
       <w:r>
         <w:continuationSeparator/>
       </w:r>
@@ -1305,7 +2167,6 @@
 <file path=word/numbering.xml><?xml version="1.0" encoding="utf-8"?>
 <w:numbering xmlns:wpc="http://schemas.microsoft.com/office/word/2010/wordprocessingCanvas" xmlns:mc="http://schemas.openxmlformats.org/markup-compatibility/2006" xmlns:o="urn:schemas-microsoft-com:office:office" xmlns:r="http://schemas.openxmlformats.org/officeDocument/2006/relationships" xmlns:m="http://schemas.openxmlformats.org/officeDocument/2006/math" xmlns:v="urn:schemas-microsoft-com:vml" xmlns:wp14="http://schemas.microsoft.com/office/word/2010/wordprocessingDrawing" xmlns:wp="http://schemas.openxmlformats.org/drawingml/2006/wordprocessingDrawing" xmlns:w10="urn:schemas-microsoft-com:office:word" xmlns:w="http://schemas.openxmlformats.org/wordprocessingml/2006/main" xmlns:w14="http://schemas.microsoft.com/office/word/2010/wordml" xmlns:w15="http://schemas.microsoft.com/office/word/2012/wordml" xmlns:wpg="http://schemas.microsoft.com/office/word/2010/wordprocessingGroup" xmlns:wpi="http://schemas.microsoft.com/office/word/2010/wordprocessingInk" xmlns:wne="http://schemas.microsoft.com/office/word/2006/wordml" xmlns:wps="http://schemas.microsoft.com/office/word/2010/wordprocessingShape" mc:Ignorable="w14 w15 wp14">
   <w:abstractNum w:abstractNumId="0">
-    <w:nsid w:val="004B6D65"/>
     <w:lvl w:ilvl="0">
       <w:isLgl w:val="false"/>
       <w:lvlJc w:val="left"/>
@@ -1452,7 +2313,6 @@
     </w:lvl>
   </w:abstractNum>
   <w:abstractNum w:abstractNumId="1">
-    <w:nsid w:val="15785155"/>
     <w:lvl w:ilvl="0">
       <w:isLgl w:val="false"/>
       <w:lvlJc w:val="left"/>
@@ -1599,7 +2459,6 @@
     </w:lvl>
   </w:abstractNum>
   <w:abstractNum w:abstractNumId="2">
-    <w:nsid w:val="21E471EA"/>
     <w:lvl w:ilvl="0">
       <w:isLgl w:val="false"/>
       <w:lvlJc w:val="left"/>
@@ -1730,7 +2589,6 @@
     </w:lvl>
   </w:abstractNum>
   <w:abstractNum w:abstractNumId="3">
-    <w:nsid w:val="2B2E3EC4"/>
     <w:lvl w:ilvl="0">
       <w:isLgl w:val="false"/>
       <w:lvlJc w:val="left"/>
@@ -1877,7 +2735,6 @@
     </w:lvl>
   </w:abstractNum>
   <w:abstractNum w:abstractNumId="4">
-    <w:nsid w:val="30BF5F67"/>
     <w:lvl w:ilvl="0">
       <w:isLgl w:val="false"/>
       <w:lvlJc w:val="left"/>
@@ -2008,7 +2865,6 @@
     </w:lvl>
   </w:abstractNum>
   <w:abstractNum w:abstractNumId="5">
-    <w:nsid w:val="3C8B5F4E"/>
     <w:lvl w:ilvl="0">
       <w:isLgl w:val="false"/>
       <w:lvlJc w:val="left"/>
@@ -2139,7 +2995,6 @@
     </w:lvl>
   </w:abstractNum>
   <w:abstractNum w:abstractNumId="6">
-    <w:nsid w:val="5439678E"/>
     <w:lvl w:ilvl="0">
       <w:isLgl w:val="false"/>
       <w:lvlJc w:val="left"/>
@@ -2270,7 +3125,396 @@
     </w:lvl>
   </w:abstractNum>
   <w:abstractNum w:abstractNumId="7">
-    <w:nsid w:val="7A5326C7"/>
+    <w:lvl w:ilvl="0">
+      <w:isLgl w:val="false"/>
+      <w:lvlJc w:val="left"/>
+      <w:lvlText w:val="%1)"/>
+      <w:numFmt w:val="lowerLetter"/>
+      <w:pPr>
+        <w:pBdr/>
+        <w:spacing/>
+        <w:ind w:hanging="360" w:left="720"/>
+      </w:pPr>
+      <w:rPr>
+        <w:rFonts w:hint="default"/>
+      </w:rPr>
+      <w:start w:val="1"/>
+      <w:suff w:val="tab"/>
+    </w:lvl>
+    <w:lvl w:ilvl="1">
+      <w:isLgl w:val="false"/>
+      <w:lvlJc w:val="left"/>
+      <w:lvlText w:val="%2."/>
+      <w:numFmt w:val="lowerLetter"/>
+      <w:pPr>
+        <w:pBdr/>
+        <w:spacing/>
+        <w:ind w:hanging="360" w:left="1440"/>
+      </w:pPr>
+      <w:rPr/>
+      <w:start w:val="1"/>
+      <w:suff w:val="tab"/>
+    </w:lvl>
+    <w:lvl w:ilvl="2">
+      <w:isLgl w:val="false"/>
+      <w:lvlJc w:val="right"/>
+      <w:lvlText w:val="%3."/>
+      <w:numFmt w:val="lowerRoman"/>
+      <w:pPr>
+        <w:pBdr/>
+        <w:spacing/>
+        <w:ind w:hanging="180" w:left="2160"/>
+      </w:pPr>
+      <w:rPr/>
+      <w:start w:val="1"/>
+      <w:suff w:val="tab"/>
+    </w:lvl>
+    <w:lvl w:ilvl="3">
+      <w:isLgl w:val="false"/>
+      <w:lvlJc w:val="left"/>
+      <w:lvlText w:val="%4."/>
+      <w:numFmt w:val="decimal"/>
+      <w:pPr>
+        <w:pBdr/>
+        <w:spacing/>
+        <w:ind w:hanging="360" w:left="2880"/>
+      </w:pPr>
+      <w:rPr/>
+      <w:start w:val="1"/>
+      <w:suff w:val="tab"/>
+    </w:lvl>
+    <w:lvl w:ilvl="4">
+      <w:isLgl w:val="false"/>
+      <w:lvlJc w:val="left"/>
+      <w:lvlText w:val="%5."/>
+      <w:numFmt w:val="lowerLetter"/>
+      <w:pPr>
+        <w:pBdr/>
+        <w:spacing/>
+        <w:ind w:hanging="360" w:left="3600"/>
+      </w:pPr>
+      <w:rPr/>
+      <w:start w:val="1"/>
+      <w:suff w:val="tab"/>
+    </w:lvl>
+    <w:lvl w:ilvl="5">
+      <w:isLgl w:val="false"/>
+      <w:lvlJc w:val="right"/>
+      <w:lvlText w:val="%6."/>
+      <w:numFmt w:val="lowerRoman"/>
+      <w:pPr>
+        <w:pBdr/>
+        <w:spacing/>
+        <w:ind w:hanging="180" w:left="4320"/>
+      </w:pPr>
+      <w:rPr/>
+      <w:start w:val="1"/>
+      <w:suff w:val="tab"/>
+    </w:lvl>
+    <w:lvl w:ilvl="6">
+      <w:isLgl w:val="false"/>
+      <w:lvlJc w:val="left"/>
+      <w:lvlText w:val="%7."/>
+      <w:numFmt w:val="decimal"/>
+      <w:pPr>
+        <w:pBdr/>
+        <w:spacing/>
+        <w:ind w:hanging="360" w:left="5040"/>
+      </w:pPr>
+      <w:rPr/>
+      <w:start w:val="1"/>
+      <w:suff w:val="tab"/>
+    </w:lvl>
+    <w:lvl w:ilvl="7">
+      <w:isLgl w:val="false"/>
+      <w:lvlJc w:val="left"/>
+      <w:lvlText w:val="%8."/>
+      <w:numFmt w:val="lowerLetter"/>
+      <w:pPr>
+        <w:pBdr/>
+        <w:spacing/>
+        <w:ind w:hanging="360" w:left="5760"/>
+      </w:pPr>
+      <w:rPr/>
+      <w:start w:val="1"/>
+      <w:suff w:val="tab"/>
+    </w:lvl>
+    <w:lvl w:ilvl="8">
+      <w:isLgl w:val="false"/>
+      <w:lvlJc w:val="right"/>
+      <w:lvlText w:val="%9."/>
+      <w:numFmt w:val="lowerRoman"/>
+      <w:pPr>
+        <w:pBdr/>
+        <w:spacing/>
+        <w:ind w:hanging="180" w:left="6480"/>
+      </w:pPr>
+      <w:rPr/>
+      <w:start w:val="1"/>
+      <w:suff w:val="tab"/>
+    </w:lvl>
+  </w:abstractNum>
+  <w:abstractNum w:abstractNumId="8">
+    <w:lvl w:ilvl="0">
+      <w:isLgl w:val="false"/>
+      <w:lvlJc w:val="left"/>
+      <w:lvlText w:val="%1)"/>
+      <w:numFmt w:val="lowerLetter"/>
+      <w:pPr>
+        <w:pBdr/>
+        <w:spacing/>
+        <w:ind w:hanging="360" w:left="720"/>
+      </w:pPr>
+      <w:rPr>
+        <w:rFonts w:hint="default"/>
+      </w:rPr>
+      <w:start w:val="1"/>
+      <w:suff w:val="tab"/>
+    </w:lvl>
+    <w:lvl w:ilvl="1">
+      <w:isLgl w:val="false"/>
+      <w:lvlJc w:val="left"/>
+      <w:lvlText w:val="%2."/>
+      <w:numFmt w:val="lowerLetter"/>
+      <w:pPr>
+        <w:pBdr/>
+        <w:spacing/>
+        <w:ind w:hanging="360" w:left="1440"/>
+      </w:pPr>
+      <w:rPr/>
+      <w:start w:val="1"/>
+      <w:suff w:val="tab"/>
+    </w:lvl>
+    <w:lvl w:ilvl="2">
+      <w:isLgl w:val="false"/>
+      <w:lvlJc w:val="right"/>
+      <w:lvlText w:val="%3."/>
+      <w:numFmt w:val="lowerRoman"/>
+      <w:pPr>
+        <w:pBdr/>
+        <w:spacing/>
+        <w:ind w:hanging="180" w:left="2160"/>
+      </w:pPr>
+      <w:rPr/>
+      <w:start w:val="1"/>
+      <w:suff w:val="tab"/>
+    </w:lvl>
+    <w:lvl w:ilvl="3">
+      <w:isLgl w:val="false"/>
+      <w:lvlJc w:val="left"/>
+      <w:lvlText w:val="%4."/>
+      <w:numFmt w:val="decimal"/>
+      <w:pPr>
+        <w:pBdr/>
+        <w:spacing/>
+        <w:ind w:hanging="360" w:left="2880"/>
+      </w:pPr>
+      <w:rPr/>
+      <w:start w:val="1"/>
+      <w:suff w:val="tab"/>
+    </w:lvl>
+    <w:lvl w:ilvl="4">
+      <w:isLgl w:val="false"/>
+      <w:lvlJc w:val="left"/>
+      <w:lvlText w:val="%5."/>
+      <w:numFmt w:val="lowerLetter"/>
+      <w:pPr>
+        <w:pBdr/>
+        <w:spacing/>
+        <w:ind w:hanging="360" w:left="3600"/>
+      </w:pPr>
+      <w:rPr/>
+      <w:start w:val="1"/>
+      <w:suff w:val="tab"/>
+    </w:lvl>
+    <w:lvl w:ilvl="5">
+      <w:isLgl w:val="false"/>
+      <w:lvlJc w:val="right"/>
+      <w:lvlText w:val="%6."/>
+      <w:numFmt w:val="lowerRoman"/>
+      <w:pPr>
+        <w:pBdr/>
+        <w:spacing/>
+        <w:ind w:hanging="180" w:left="4320"/>
+      </w:pPr>
+      <w:rPr/>
+      <w:start w:val="1"/>
+      <w:suff w:val="tab"/>
+    </w:lvl>
+    <w:lvl w:ilvl="6">
+      <w:isLgl w:val="false"/>
+      <w:lvlJc w:val="left"/>
+      <w:lvlText w:val="%7."/>
+      <w:numFmt w:val="decimal"/>
+      <w:pPr>
+        <w:pBdr/>
+        <w:spacing/>
+        <w:ind w:hanging="360" w:left="5040"/>
+      </w:pPr>
+      <w:rPr/>
+      <w:start w:val="1"/>
+      <w:suff w:val="tab"/>
+    </w:lvl>
+    <w:lvl w:ilvl="7">
+      <w:isLgl w:val="false"/>
+      <w:lvlJc w:val="left"/>
+      <w:lvlText w:val="%8."/>
+      <w:numFmt w:val="lowerLetter"/>
+      <w:pPr>
+        <w:pBdr/>
+        <w:spacing/>
+        <w:ind w:hanging="360" w:left="5760"/>
+      </w:pPr>
+      <w:rPr/>
+      <w:start w:val="1"/>
+      <w:suff w:val="tab"/>
+    </w:lvl>
+    <w:lvl w:ilvl="8">
+      <w:isLgl w:val="false"/>
+      <w:lvlJc w:val="right"/>
+      <w:lvlText w:val="%9."/>
+      <w:numFmt w:val="lowerRoman"/>
+      <w:pPr>
+        <w:pBdr/>
+        <w:spacing/>
+        <w:ind w:hanging="180" w:left="6480"/>
+      </w:pPr>
+      <w:rPr/>
+      <w:start w:val="1"/>
+      <w:suff w:val="tab"/>
+    </w:lvl>
+  </w:abstractNum>
+  <w:abstractNum w:abstractNumId="9">
+    <w:lvl w:ilvl="0">
+      <w:isLgl w:val="false"/>
+      <w:lvlJc w:val="left"/>
+      <w:lvlText w:val="%1)"/>
+      <w:numFmt w:val="lowerLetter"/>
+      <w:pPr>
+        <w:pBdr/>
+        <w:spacing/>
+        <w:ind w:hanging="360" w:left="720"/>
+      </w:pPr>
+      <w:rPr>
+        <w:rFonts w:hint="default"/>
+      </w:rPr>
+      <w:start w:val="1"/>
+      <w:suff w:val="tab"/>
+    </w:lvl>
+    <w:lvl w:ilvl="1">
+      <w:isLgl w:val="false"/>
+      <w:lvlJc w:val="left"/>
+      <w:lvlText w:val="%2."/>
+      <w:numFmt w:val="lowerLetter"/>
+      <w:pPr>
+        <w:pBdr/>
+        <w:spacing/>
+        <w:ind w:hanging="360" w:left="1440"/>
+      </w:pPr>
+      <w:rPr/>
+      <w:start w:val="1"/>
+      <w:suff w:val="tab"/>
+    </w:lvl>
+    <w:lvl w:ilvl="2">
+      <w:isLgl w:val="false"/>
+      <w:lvlJc w:val="right"/>
+      <w:lvlText w:val="%3."/>
+      <w:numFmt w:val="lowerRoman"/>
+      <w:pPr>
+        <w:pBdr/>
+        <w:spacing/>
+        <w:ind w:hanging="180" w:left="2160"/>
+      </w:pPr>
+      <w:rPr/>
+      <w:start w:val="1"/>
+      <w:suff w:val="tab"/>
+    </w:lvl>
+    <w:lvl w:ilvl="3">
+      <w:isLgl w:val="false"/>
+      <w:lvlJc w:val="left"/>
+      <w:lvlText w:val="%4."/>
+      <w:numFmt w:val="decimal"/>
+      <w:pPr>
+        <w:pBdr/>
+        <w:spacing/>
+        <w:ind w:hanging="360" w:left="2880"/>
+      </w:pPr>
+      <w:rPr/>
+      <w:start w:val="1"/>
+      <w:suff w:val="tab"/>
+    </w:lvl>
+    <w:lvl w:ilvl="4">
+      <w:isLgl w:val="false"/>
+      <w:lvlJc w:val="left"/>
+      <w:lvlText w:val="%5."/>
+      <w:numFmt w:val="lowerLetter"/>
+      <w:pPr>
+        <w:pBdr/>
+        <w:spacing/>
+        <w:ind w:hanging="360" w:left="3600"/>
+      </w:pPr>
+      <w:rPr/>
+      <w:start w:val="1"/>
+      <w:suff w:val="tab"/>
+    </w:lvl>
+    <w:lvl w:ilvl="5">
+      <w:isLgl w:val="false"/>
+      <w:lvlJc w:val="right"/>
+      <w:lvlText w:val="%6."/>
+      <w:numFmt w:val="lowerRoman"/>
+      <w:pPr>
+        <w:pBdr/>
+        <w:spacing/>
+        <w:ind w:hanging="180" w:left="4320"/>
+      </w:pPr>
+      <w:rPr/>
+      <w:start w:val="1"/>
+      <w:suff w:val="tab"/>
+    </w:lvl>
+    <w:lvl w:ilvl="6">
+      <w:isLgl w:val="false"/>
+      <w:lvlJc w:val="left"/>
+      <w:lvlText w:val="%7."/>
+      <w:numFmt w:val="decimal"/>
+      <w:pPr>
+        <w:pBdr/>
+        <w:spacing/>
+        <w:ind w:hanging="360" w:left="5040"/>
+      </w:pPr>
+      <w:rPr/>
+      <w:start w:val="1"/>
+      <w:suff w:val="tab"/>
+    </w:lvl>
+    <w:lvl w:ilvl="7">
+      <w:isLgl w:val="false"/>
+      <w:lvlJc w:val="left"/>
+      <w:lvlText w:val="%8."/>
+      <w:numFmt w:val="lowerLetter"/>
+      <w:pPr>
+        <w:pBdr/>
+        <w:spacing/>
+        <w:ind w:hanging="360" w:left="5760"/>
+      </w:pPr>
+      <w:rPr/>
+      <w:start w:val="1"/>
+      <w:suff w:val="tab"/>
+    </w:lvl>
+    <w:lvl w:ilvl="8">
+      <w:isLgl w:val="false"/>
+      <w:lvlJc w:val="right"/>
+      <w:lvlText w:val="%9."/>
+      <w:numFmt w:val="lowerRoman"/>
+      <w:pPr>
+        <w:pBdr/>
+        <w:spacing/>
+        <w:ind w:hanging="180" w:left="6480"/>
+      </w:pPr>
+      <w:rPr/>
+      <w:start w:val="1"/>
+      <w:suff w:val="tab"/>
+    </w:lvl>
+  </w:abstractNum>
+  <w:abstractNum w:abstractNumId="10">
     <w:lvl w:ilvl="0">
       <w:isLgl w:val="false"/>
       <w:lvlJc w:val="left"/>
@@ -2423,6 +3667,15 @@
   </w:num>
   <w:num w:numId="8">
     <w:abstractNumId w:val="4"/>
+  </w:num>
+  <w:num w:numId="9">
+    <w:abstractNumId w:val="8"/>
+  </w:num>
+  <w:num w:numId="10">
+    <w:abstractNumId w:val="9"/>
+  </w:num>
+  <w:num w:numId="11">
+    <w:abstractNumId w:val="10"/>
   </w:num>
 </w:numbering>
 </file>
@@ -2586,9 +3839,20 @@
     <w:lsdException w:name="Bibliography" w:uiPriority="37"/>
     <w:lsdException w:name="TOC Heading" w:uiPriority="39" w:qFormat="1"/>
   </w:latentStyles>
-  <w:style w:type="table" w:styleId="12">
+  <w:style w:type="character" w:styleId="47">
+    <w:name w:val="Caption Char"/>
+    <w:basedOn w:val="833"/>
+    <w:link w:val="831"/>
+    <w:uiPriority w:val="99"/>
+    <w:pPr>
+      <w:pBdr/>
+      <w:spacing/>
+      <w:ind/>
+    </w:pPr>
+  </w:style>
+  <w:style w:type="table" w:styleId="670">
     <w:name w:val="Table Grid"/>
-    <w:basedOn w:val="683"/>
+    <w:basedOn w:val="857"/>
     <w:uiPriority w:val="59"/>
     <w:pPr>
       <w:pBdr/>
@@ -2597,12 +3861,6 @@
     </w:pPr>
     <w:tblPr>
       <w:tblInd w:w="0" w:type="dxa"/>
-      <w:tblCellMar>
-        <w:left w:w="108" w:type="dxa"/>
-        <w:top w:w="0" w:type="dxa"/>
-        <w:right w:w="108" w:type="dxa"/>
-        <w:bottom w:w="0" w:type="dxa"/>
-      </w:tblCellMar>
       <w:tblBorders>
         <w:top w:val="single" w:color="000000" w:sz="4" w:space="0"/>
         <w:left w:val="single" w:color="000000" w:sz="4" w:space="0"/>
@@ -2611,6 +3869,12 @@
         <w:insideH w:val="single" w:color="000000" w:sz="4" w:space="0"/>
         <w:insideV w:val="single" w:color="000000" w:sz="4" w:space="0"/>
       </w:tblBorders>
+      <w:tblCellMar>
+        <w:left w:w="108" w:type="dxa"/>
+        <w:top w:w="0" w:type="dxa"/>
+        <w:right w:w="108" w:type="dxa"/>
+        <w:bottom w:w="0" w:type="dxa"/>
+      </w:tblCellMar>
     </w:tblPr>
     <w:tcPr>
       <w:tcBorders/>
@@ -2785,9 +4049,9 @@
       </w:tcPr>
     </w:tblStylePr>
   </w:style>
-  <w:style w:type="table" w:styleId="13">
+  <w:style w:type="table" w:styleId="671">
     <w:name w:val="Table Grid Light"/>
-    <w:basedOn w:val="683"/>
+    <w:basedOn w:val="857"/>
     <w:uiPriority w:val="59"/>
     <w:pPr>
       <w:pBdr/>
@@ -2796,12 +4060,6 @@
     </w:pPr>
     <w:tblPr>
       <w:tblInd w:w="0" w:type="dxa"/>
-      <w:tblCellMar>
-        <w:left w:w="108" w:type="dxa"/>
-        <w:top w:w="0" w:type="dxa"/>
-        <w:right w:w="108" w:type="dxa"/>
-        <w:bottom w:w="0" w:type="dxa"/>
-      </w:tblCellMar>
       <w:tblBorders>
         <w:top w:val="single" w:color="000000" w:themeColor="text1" w:themeTint="50" w:sz="4" w:space="0"/>
         <w:left w:val="single" w:color="000000" w:themeColor="text1" w:themeTint="50" w:sz="4" w:space="0"/>
@@ -2810,6 +4068,12 @@
         <w:insideH w:val="single" w:color="000000" w:themeColor="text1" w:themeTint="50" w:sz="4" w:space="0"/>
         <w:insideV w:val="single" w:color="000000" w:themeColor="text1" w:themeTint="50" w:sz="4" w:space="0"/>
       </w:tblBorders>
+      <w:tblCellMar>
+        <w:left w:w="108" w:type="dxa"/>
+        <w:top w:w="0" w:type="dxa"/>
+        <w:right w:w="108" w:type="dxa"/>
+        <w:bottom w:w="0" w:type="dxa"/>
+      </w:tblCellMar>
     </w:tblPr>
     <w:tcPr>
       <w:tcBorders/>
@@ -2984,9 +4248,9 @@
       </w:tcPr>
     </w:tblStylePr>
   </w:style>
-  <w:style w:type="table" w:styleId="14">
+  <w:style w:type="table" w:styleId="672">
     <w:name w:val="Plain Table 1"/>
-    <w:basedOn w:val="683"/>
+    <w:basedOn w:val="857"/>
     <w:uiPriority w:val="59"/>
     <w:pPr>
       <w:pBdr/>
@@ -2995,12 +4259,6 @@
     </w:pPr>
     <w:tblPr>
       <w:tblInd w:w="0" w:type="dxa"/>
-      <w:tblCellMar>
-        <w:left w:w="108" w:type="dxa"/>
-        <w:top w:w="0" w:type="dxa"/>
-        <w:right w:w="108" w:type="dxa"/>
-        <w:bottom w:w="0" w:type="dxa"/>
-      </w:tblCellMar>
       <w:tblBorders>
         <w:top w:val="single" w:color="000000" w:themeColor="text1" w:themeTint="50" w:sz="4" w:space="0"/>
         <w:left w:val="single" w:color="000000" w:themeColor="text1" w:themeTint="50" w:sz="4" w:space="0"/>
@@ -3009,6 +4267,12 @@
         <w:insideH w:val="single" w:color="000000" w:themeColor="text1" w:themeTint="50" w:sz="4" w:space="0"/>
         <w:insideV w:val="single" w:color="000000" w:themeColor="text1" w:themeTint="50" w:sz="4" w:space="0"/>
       </w:tblBorders>
+      <w:tblCellMar>
+        <w:left w:w="108" w:type="dxa"/>
+        <w:top w:w="0" w:type="dxa"/>
+        <w:right w:w="108" w:type="dxa"/>
+        <w:bottom w:w="0" w:type="dxa"/>
+      </w:tblCellMar>
     </w:tblPr>
     <w:tcPr>
       <w:tcBorders/>
@@ -3209,9 +4473,9 @@
       </w:tcPr>
     </w:tblStylePr>
   </w:style>
-  <w:style w:type="table" w:styleId="15">
+  <w:style w:type="table" w:styleId="673">
     <w:name w:val="Plain Table 2"/>
-    <w:basedOn w:val="683"/>
+    <w:basedOn w:val="857"/>
     <w:uiPriority w:val="59"/>
     <w:pPr>
       <w:pBdr/>
@@ -3220,18 +4484,18 @@
     </w:pPr>
     <w:tblPr>
       <w:tblInd w:w="0" w:type="dxa"/>
+      <w:tblBorders>
+        <w:top w:val="single" w:color="000000" w:themeColor="text1" w:sz="4" w:space="0"/>
+        <w:left w:val="none" w:color="000000" w:themeColor="text1" w:sz="4" w:space="0"/>
+        <w:bottom w:val="single" w:color="000000" w:themeColor="text1" w:sz="4" w:space="0"/>
+        <w:right w:val="none" w:color="000000" w:themeColor="text1" w:sz="4" w:space="0"/>
+      </w:tblBorders>
       <w:tblCellMar>
         <w:left w:w="108" w:type="dxa"/>
         <w:top w:w="0" w:type="dxa"/>
         <w:right w:w="108" w:type="dxa"/>
         <w:bottom w:w="0" w:type="dxa"/>
       </w:tblCellMar>
-      <w:tblBorders>
-        <w:top w:val="single" w:color="000000" w:themeColor="text1" w:sz="4" w:space="0"/>
-        <w:left w:val="none" w:color="000000" w:themeColor="text1" w:sz="4" w:space="0"/>
-        <w:bottom w:val="single" w:color="000000" w:themeColor="text1" w:sz="4" w:space="0"/>
-        <w:right w:val="none" w:color="000000" w:themeColor="text1" w:sz="4" w:space="0"/>
-      </w:tblBorders>
     </w:tblPr>
     <w:tcPr>
       <w:tcBorders/>
@@ -3442,9 +4706,9 @@
       </w:tcPr>
     </w:tblStylePr>
   </w:style>
-  <w:style w:type="table" w:styleId="16">
+  <w:style w:type="table" w:styleId="674">
     <w:name w:val="Plain Table 3"/>
-    <w:basedOn w:val="683"/>
+    <w:basedOn w:val="857"/>
     <w:uiPriority w:val="99"/>
     <w:pPr>
       <w:pBdr/>
@@ -3672,9 +4936,9 @@
       </w:tcPr>
     </w:tblStylePr>
   </w:style>
-  <w:style w:type="table" w:styleId="17">
+  <w:style w:type="table" w:styleId="675">
     <w:name w:val="Plain Table 4"/>
-    <w:basedOn w:val="683"/>
+    <w:basedOn w:val="857"/>
     <w:uiPriority w:val="99"/>
     <w:pPr>
       <w:pBdr/>
@@ -3888,9 +5152,9 @@
       </w:tcPr>
     </w:tblStylePr>
   </w:style>
-  <w:style w:type="table" w:styleId="18">
+  <w:style w:type="table" w:styleId="676">
     <w:name w:val="Plain Table 5"/>
-    <w:basedOn w:val="683"/>
+    <w:basedOn w:val="857"/>
     <w:uiPriority w:val="99"/>
     <w:pPr>
       <w:pBdr/>
@@ -4121,9 +5385,9 @@
       </w:tcPr>
     </w:tblStylePr>
   </w:style>
-  <w:style w:type="table" w:styleId="19">
+  <w:style w:type="table" w:styleId="677">
     <w:name w:val="Grid Table 1 Light"/>
-    <w:basedOn w:val="683"/>
+    <w:basedOn w:val="857"/>
     <w:uiPriority w:val="99"/>
     <w:pPr>
       <w:pBdr/>
@@ -4344,9 +5608,9 @@
       </w:tcPr>
     </w:tblStylePr>
   </w:style>
-  <w:style w:type="table" w:styleId="20">
+  <w:style w:type="table" w:styleId="678">
     <w:name w:val="Grid Table 1 Light - Accent 1"/>
-    <w:basedOn w:val="683"/>
+    <w:basedOn w:val="857"/>
     <w:uiPriority w:val="99"/>
     <w:pPr>
       <w:pBdr/>
@@ -4567,9 +5831,9 @@
       </w:tcPr>
     </w:tblStylePr>
   </w:style>
-  <w:style w:type="table" w:styleId="21">
+  <w:style w:type="table" w:styleId="679">
     <w:name w:val="Grid Table 1 Light - Accent 2"/>
-    <w:basedOn w:val="683"/>
+    <w:basedOn w:val="857"/>
     <w:uiPriority w:val="99"/>
     <w:pPr>
       <w:pBdr/>
@@ -4790,9 +6054,9 @@
       </w:tcPr>
     </w:tblStylePr>
   </w:style>
-  <w:style w:type="table" w:styleId="22">
+  <w:style w:type="table" w:styleId="680">
     <w:name w:val="Grid Table 1 Light - Accent 3"/>
-    <w:basedOn w:val="683"/>
+    <w:basedOn w:val="857"/>
     <w:uiPriority w:val="99"/>
     <w:pPr>
       <w:pBdr/>
@@ -5013,9 +6277,9 @@
       </w:tcPr>
     </w:tblStylePr>
   </w:style>
-  <w:style w:type="table" w:styleId="23">
+  <w:style w:type="table" w:styleId="681">
     <w:name w:val="Grid Table 1 Light - Accent 4"/>
-    <w:basedOn w:val="683"/>
+    <w:basedOn w:val="857"/>
     <w:uiPriority w:val="99"/>
     <w:pPr>
       <w:pBdr/>
@@ -5236,9 +6500,9 @@
       </w:tcPr>
     </w:tblStylePr>
   </w:style>
-  <w:style w:type="table" w:styleId="24">
+  <w:style w:type="table" w:styleId="682">
     <w:name w:val="Grid Table 1 Light - Accent 5"/>
-    <w:basedOn w:val="683"/>
+    <w:basedOn w:val="857"/>
     <w:uiPriority w:val="99"/>
     <w:pPr>
       <w:pBdr/>
@@ -5459,9 +6723,9 @@
       </w:tcPr>
     </w:tblStylePr>
   </w:style>
-  <w:style w:type="table" w:styleId="25">
+  <w:style w:type="table" w:styleId="683">
     <w:name w:val="Grid Table 1 Light - Accent 6"/>
-    <w:basedOn w:val="683"/>
+    <w:basedOn w:val="857"/>
     <w:uiPriority w:val="99"/>
     <w:pPr>
       <w:pBdr/>
@@ -5682,9 +6946,9 @@
       </w:tcPr>
     </w:tblStylePr>
   </w:style>
-  <w:style w:type="table" w:styleId="26">
+  <w:style w:type="table" w:styleId="684">
     <w:name w:val="Grid Table 2"/>
-    <w:basedOn w:val="683"/>
+    <w:basedOn w:val="857"/>
     <w:uiPriority w:val="99"/>
     <w:pPr>
       <w:pBdr/>
@@ -5914,9 +7178,9 @@
       </w:tcPr>
     </w:tblStylePr>
   </w:style>
-  <w:style w:type="table" w:styleId="27">
+  <w:style w:type="table" w:styleId="685">
     <w:name w:val="Grid Table 2 - Accent 1"/>
-    <w:basedOn w:val="683"/>
+    <w:basedOn w:val="857"/>
     <w:uiPriority w:val="99"/>
     <w:pPr>
       <w:pBdr/>
@@ -6146,9 +7410,9 @@
       </w:tcPr>
     </w:tblStylePr>
   </w:style>
-  <w:style w:type="table" w:styleId="28">
+  <w:style w:type="table" w:styleId="686">
     <w:name w:val="Grid Table 2 - Accent 2"/>
-    <w:basedOn w:val="683"/>
+    <w:basedOn w:val="857"/>
     <w:uiPriority w:val="99"/>
     <w:pPr>
       <w:pBdr/>
@@ -6378,9 +7642,9 @@
       </w:tcPr>
     </w:tblStylePr>
   </w:style>
-  <w:style w:type="table" w:styleId="29">
+  <w:style w:type="table" w:styleId="687">
     <w:name w:val="Grid Table 2 - Accent 3"/>
-    <w:basedOn w:val="683"/>
+    <w:basedOn w:val="857"/>
     <w:uiPriority w:val="99"/>
     <w:pPr>
       <w:pBdr/>
@@ -6610,9 +7874,9 @@
       </w:tcPr>
     </w:tblStylePr>
   </w:style>
-  <w:style w:type="table" w:styleId="30">
+  <w:style w:type="table" w:styleId="688">
     <w:name w:val="Grid Table 2 - Accent 4"/>
-    <w:basedOn w:val="683"/>
+    <w:basedOn w:val="857"/>
     <w:uiPriority w:val="99"/>
     <w:pPr>
       <w:pBdr/>
@@ -6842,9 +8106,9 @@
       </w:tcPr>
     </w:tblStylePr>
   </w:style>
-  <w:style w:type="table" w:styleId="31">
+  <w:style w:type="table" w:styleId="689">
     <w:name w:val="Grid Table 2 - Accent 5"/>
-    <w:basedOn w:val="683"/>
+    <w:basedOn w:val="857"/>
     <w:uiPriority w:val="99"/>
     <w:pPr>
       <w:pBdr/>
@@ -7074,9 +8338,9 @@
       </w:tcPr>
     </w:tblStylePr>
   </w:style>
-  <w:style w:type="table" w:styleId="32">
+  <w:style w:type="table" w:styleId="690">
     <w:name w:val="Grid Table 2 - Accent 6"/>
-    <w:basedOn w:val="683"/>
+    <w:basedOn w:val="857"/>
     <w:uiPriority w:val="99"/>
     <w:pPr>
       <w:pBdr/>
@@ -7306,9 +8570,9 @@
       </w:tcPr>
     </w:tblStylePr>
   </w:style>
-  <w:style w:type="table" w:styleId="33">
+  <w:style w:type="table" w:styleId="691">
     <w:name w:val="Grid Table 3"/>
-    <w:basedOn w:val="683"/>
+    <w:basedOn w:val="857"/>
     <w:uiPriority w:val="99"/>
     <w:pPr>
       <w:pBdr/>
@@ -7407,29 +8671,6 @@
         <w:tblBorders/>
       </w:tblPr>
       <w:tcPr>
-        <w:shd w:color="ffffff"/>
-        <w:tcBorders>
-          <w:top w:val="none" w:color="000000" w:sz="4" w:space="0"/>
-          <w:left w:val="none" w:color="000000" w:sz="4" w:space="0"/>
-          <w:bottom w:val="none" w:color="000000" w:sz="4" w:space="0"/>
-          <w:right w:val="none" w:color="000000" w:sz="4" w:space="0"/>
-        </w:tcBorders>
-      </w:tcPr>
-    </w:tblStylePr>
-    <w:tblStylePr w:type="firstRow">
-      <w:rPr>
-        <w:b/>
-        <w:color w:val="404040"/>
-      </w:rPr>
-      <w:pPr>
-        <w:pBdr/>
-        <w:spacing/>
-        <w:ind/>
-      </w:pPr>
-      <w:tblPr>
-        <w:tblBorders/>
-      </w:tblPr>
-      <w:tcPr>
         <w:shd w:val="clear" w:color="ffffff"/>
         <w:tcBorders>
           <w:top w:val="none" w:color="000000" w:sz="4" w:space="0"/>
@@ -7439,30 +8680,7 @@
         </w:tcBorders>
       </w:tcPr>
     </w:tblStylePr>
-    <w:tblStylePr w:type="lastCol">
-      <w:rPr>
-        <w:i/>
-        <w:color w:val="404040"/>
-      </w:rPr>
-      <w:pPr>
-        <w:pBdr/>
-        <w:spacing/>
-        <w:ind/>
-      </w:pPr>
-      <w:tblPr>
-        <w:tblBorders/>
-      </w:tblPr>
-      <w:tcPr>
-        <w:shd w:color="ffffff"/>
-        <w:tcBorders>
-          <w:top w:val="none" w:color="000000" w:sz="4" w:space="0"/>
-          <w:left w:val="none" w:color="000000" w:sz="4" w:space="0"/>
-          <w:bottom w:val="none" w:color="000000" w:sz="4" w:space="0"/>
-          <w:right w:val="none" w:color="000000" w:sz="4" w:space="0"/>
-        </w:tcBorders>
-      </w:tcPr>
-    </w:tblStylePr>
-    <w:tblStylePr w:type="lastRow">
+    <w:tblStylePr w:type="firstRow">
       <w:rPr>
         <w:b/>
         <w:color w:val="404040"/>
@@ -7485,6 +8703,52 @@
         </w:tcBorders>
       </w:tcPr>
     </w:tblStylePr>
+    <w:tblStylePr w:type="lastCol">
+      <w:rPr>
+        <w:i/>
+        <w:color w:val="404040"/>
+      </w:rPr>
+      <w:pPr>
+        <w:pBdr/>
+        <w:spacing/>
+        <w:ind/>
+      </w:pPr>
+      <w:tblPr>
+        <w:tblBorders/>
+      </w:tblPr>
+      <w:tcPr>
+        <w:shd w:val="clear" w:color="ffffff"/>
+        <w:tcBorders>
+          <w:top w:val="none" w:color="000000" w:sz="4" w:space="0"/>
+          <w:left w:val="none" w:color="000000" w:sz="4" w:space="0"/>
+          <w:bottom w:val="none" w:color="000000" w:sz="4" w:space="0"/>
+          <w:right w:val="none" w:color="000000" w:sz="4" w:space="0"/>
+        </w:tcBorders>
+      </w:tcPr>
+    </w:tblStylePr>
+    <w:tblStylePr w:type="lastRow">
+      <w:rPr>
+        <w:b/>
+        <w:color w:val="404040"/>
+      </w:rPr>
+      <w:pPr>
+        <w:pBdr/>
+        <w:spacing/>
+        <w:ind/>
+      </w:pPr>
+      <w:tblPr>
+        <w:tblBorders/>
+      </w:tblPr>
+      <w:tcPr>
+        <w:shd w:val="clear" w:color="ffffff"/>
+        <w:tcBorders>
+          <w:top w:val="none" w:color="000000" w:sz="4" w:space="0"/>
+          <w:left w:val="none" w:color="000000" w:sz="4" w:space="0"/>
+          <w:bottom w:val="none" w:color="000000" w:sz="4" w:space="0"/>
+          <w:right w:val="none" w:color="000000" w:sz="4" w:space="0"/>
+        </w:tcBorders>
+      </w:tcPr>
+    </w:tblStylePr>
     <w:tblStylePr w:type="nwCell">
       <w:pPr>
         <w:pBdr/>
@@ -7551,9 +8815,9 @@
       </w:tcPr>
     </w:tblStylePr>
   </w:style>
-  <w:style w:type="table" w:styleId="34">
+  <w:style w:type="table" w:styleId="692">
     <w:name w:val="Grid Table 3 - Accent 1"/>
-    <w:basedOn w:val="683"/>
+    <w:basedOn w:val="857"/>
     <w:uiPriority w:val="99"/>
     <w:pPr>
       <w:pBdr/>
@@ -7652,29 +8916,6 @@
         <w:tblBorders/>
       </w:tblPr>
       <w:tcPr>
-        <w:shd w:color="ffffff"/>
-        <w:tcBorders>
-          <w:top w:val="none" w:color="000000" w:sz="4" w:space="0"/>
-          <w:left w:val="none" w:color="000000" w:sz="4" w:space="0"/>
-          <w:bottom w:val="none" w:color="000000" w:sz="4" w:space="0"/>
-          <w:right w:val="none" w:color="000000" w:sz="4" w:space="0"/>
-        </w:tcBorders>
-      </w:tcPr>
-    </w:tblStylePr>
-    <w:tblStylePr w:type="firstRow">
-      <w:rPr>
-        <w:b/>
-        <w:color w:val="404040"/>
-      </w:rPr>
-      <w:pPr>
-        <w:pBdr/>
-        <w:spacing/>
-        <w:ind/>
-      </w:pPr>
-      <w:tblPr>
-        <w:tblBorders/>
-      </w:tblPr>
-      <w:tcPr>
         <w:shd w:val="clear" w:color="ffffff"/>
         <w:tcBorders>
           <w:top w:val="none" w:color="000000" w:sz="4" w:space="0"/>
@@ -7684,30 +8925,7 @@
         </w:tcBorders>
       </w:tcPr>
     </w:tblStylePr>
-    <w:tblStylePr w:type="lastCol">
-      <w:rPr>
-        <w:i/>
-        <w:color w:val="404040"/>
-      </w:rPr>
-      <w:pPr>
-        <w:pBdr/>
-        <w:spacing/>
-        <w:ind/>
-      </w:pPr>
-      <w:tblPr>
-        <w:tblBorders/>
-      </w:tblPr>
-      <w:tcPr>
-        <w:shd w:color="ffffff"/>
-        <w:tcBorders>
-          <w:top w:val="none" w:color="000000" w:sz="4" w:space="0"/>
-          <w:left w:val="none" w:color="000000" w:sz="4" w:space="0"/>
-          <w:bottom w:val="none" w:color="000000" w:sz="4" w:space="0"/>
-          <w:right w:val="none" w:color="000000" w:sz="4" w:space="0"/>
-        </w:tcBorders>
-      </w:tcPr>
-    </w:tblStylePr>
-    <w:tblStylePr w:type="lastRow">
+    <w:tblStylePr w:type="firstRow">
       <w:rPr>
         <w:b/>
         <w:color w:val="404040"/>
@@ -7730,6 +8948,52 @@
         </w:tcBorders>
       </w:tcPr>
     </w:tblStylePr>
+    <w:tblStylePr w:type="lastCol">
+      <w:rPr>
+        <w:i/>
+        <w:color w:val="404040"/>
+      </w:rPr>
+      <w:pPr>
+        <w:pBdr/>
+        <w:spacing/>
+        <w:ind/>
+      </w:pPr>
+      <w:tblPr>
+        <w:tblBorders/>
+      </w:tblPr>
+      <w:tcPr>
+        <w:shd w:val="clear" w:color="ffffff"/>
+        <w:tcBorders>
+          <w:top w:val="none" w:color="000000" w:sz="4" w:space="0"/>
+          <w:left w:val="none" w:color="000000" w:sz="4" w:space="0"/>
+          <w:bottom w:val="none" w:color="000000" w:sz="4" w:space="0"/>
+          <w:right w:val="none" w:color="000000" w:sz="4" w:space="0"/>
+        </w:tcBorders>
+      </w:tcPr>
+    </w:tblStylePr>
+    <w:tblStylePr w:type="lastRow">
+      <w:rPr>
+        <w:b/>
+        <w:color w:val="404040"/>
+      </w:rPr>
+      <w:pPr>
+        <w:pBdr/>
+        <w:spacing/>
+        <w:ind/>
+      </w:pPr>
+      <w:tblPr>
+        <w:tblBorders/>
+      </w:tblPr>
+      <w:tcPr>
+        <w:shd w:val="clear" w:color="ffffff"/>
+        <w:tcBorders>
+          <w:top w:val="none" w:color="000000" w:sz="4" w:space="0"/>
+          <w:left w:val="none" w:color="000000" w:sz="4" w:space="0"/>
+          <w:bottom w:val="none" w:color="000000" w:sz="4" w:space="0"/>
+          <w:right w:val="none" w:color="000000" w:sz="4" w:space="0"/>
+        </w:tcBorders>
+      </w:tcPr>
+    </w:tblStylePr>
     <w:tblStylePr w:type="nwCell">
       <w:pPr>
         <w:pBdr/>
@@ -7796,9 +9060,9 @@
       </w:tcPr>
     </w:tblStylePr>
   </w:style>
-  <w:style w:type="table" w:styleId="35">
+  <w:style w:type="table" w:styleId="693">
     <w:name w:val="Grid Table 3 - Accent 2"/>
-    <w:basedOn w:val="683"/>
+    <w:basedOn w:val="857"/>
     <w:uiPriority w:val="99"/>
     <w:pPr>
       <w:pBdr/>
@@ -7897,29 +9161,6 @@
         <w:tblBorders/>
       </w:tblPr>
       <w:tcPr>
-        <w:shd w:color="ffffff"/>
-        <w:tcBorders>
-          <w:top w:val="none" w:color="000000" w:sz="4" w:space="0"/>
-          <w:left w:val="none" w:color="000000" w:sz="4" w:space="0"/>
-          <w:bottom w:val="none" w:color="000000" w:sz="4" w:space="0"/>
-          <w:right w:val="none" w:color="000000" w:sz="4" w:space="0"/>
-        </w:tcBorders>
-      </w:tcPr>
-    </w:tblStylePr>
-    <w:tblStylePr w:type="firstRow">
-      <w:rPr>
-        <w:b/>
-        <w:color w:val="404040"/>
-      </w:rPr>
-      <w:pPr>
-        <w:pBdr/>
-        <w:spacing/>
-        <w:ind/>
-      </w:pPr>
-      <w:tblPr>
-        <w:tblBorders/>
-      </w:tblPr>
-      <w:tcPr>
         <w:shd w:val="clear" w:color="ffffff"/>
         <w:tcBorders>
           <w:top w:val="none" w:color="000000" w:sz="4" w:space="0"/>
@@ -7929,30 +9170,7 @@
         </w:tcBorders>
       </w:tcPr>
     </w:tblStylePr>
-    <w:tblStylePr w:type="lastCol">
-      <w:rPr>
-        <w:i/>
-        <w:color w:val="404040"/>
-      </w:rPr>
-      <w:pPr>
-        <w:pBdr/>
-        <w:spacing/>
-        <w:ind/>
-      </w:pPr>
-      <w:tblPr>
-        <w:tblBorders/>
-      </w:tblPr>
-      <w:tcPr>
-        <w:shd w:color="ffffff"/>
-        <w:tcBorders>
-          <w:top w:val="none" w:color="000000" w:sz="4" w:space="0"/>
-          <w:left w:val="none" w:color="000000" w:sz="4" w:space="0"/>
-          <w:bottom w:val="none" w:color="000000" w:sz="4" w:space="0"/>
-          <w:right w:val="none" w:color="000000" w:sz="4" w:space="0"/>
-        </w:tcBorders>
-      </w:tcPr>
-    </w:tblStylePr>
-    <w:tblStylePr w:type="lastRow">
+    <w:tblStylePr w:type="firstRow">
       <w:rPr>
         <w:b/>
         <w:color w:val="404040"/>
@@ -7975,6 +9193,52 @@
         </w:tcBorders>
       </w:tcPr>
     </w:tblStylePr>
+    <w:tblStylePr w:type="lastCol">
+      <w:rPr>
+        <w:i/>
+        <w:color w:val="404040"/>
+      </w:rPr>
+      <w:pPr>
+        <w:pBdr/>
+        <w:spacing/>
+        <w:ind/>
+      </w:pPr>
+      <w:tblPr>
+        <w:tblBorders/>
+      </w:tblPr>
+      <w:tcPr>
+        <w:shd w:val="clear" w:color="ffffff"/>
+        <w:tcBorders>
+          <w:top w:val="none" w:color="000000" w:sz="4" w:space="0"/>
+          <w:left w:val="none" w:color="000000" w:sz="4" w:space="0"/>
+          <w:bottom w:val="none" w:color="000000" w:sz="4" w:space="0"/>
+          <w:right w:val="none" w:color="000000" w:sz="4" w:space="0"/>
+        </w:tcBorders>
+      </w:tcPr>
+    </w:tblStylePr>
+    <w:tblStylePr w:type="lastRow">
+      <w:rPr>
+        <w:b/>
+        <w:color w:val="404040"/>
+      </w:rPr>
+      <w:pPr>
+        <w:pBdr/>
+        <w:spacing/>
+        <w:ind/>
+      </w:pPr>
+      <w:tblPr>
+        <w:tblBorders/>
+      </w:tblPr>
+      <w:tcPr>
+        <w:shd w:val="clear" w:color="ffffff"/>
+        <w:tcBorders>
+          <w:top w:val="none" w:color="000000" w:sz="4" w:space="0"/>
+          <w:left w:val="none" w:color="000000" w:sz="4" w:space="0"/>
+          <w:bottom w:val="none" w:color="000000" w:sz="4" w:space="0"/>
+          <w:right w:val="none" w:color="000000" w:sz="4" w:space="0"/>
+        </w:tcBorders>
+      </w:tcPr>
+    </w:tblStylePr>
     <w:tblStylePr w:type="nwCell">
       <w:pPr>
         <w:pBdr/>
@@ -8041,9 +9305,9 @@
       </w:tcPr>
     </w:tblStylePr>
   </w:style>
-  <w:style w:type="table" w:styleId="36">
+  <w:style w:type="table" w:styleId="694">
     <w:name w:val="Grid Table 3 - Accent 3"/>
-    <w:basedOn w:val="683"/>
+    <w:basedOn w:val="857"/>
     <w:uiPriority w:val="99"/>
     <w:pPr>
       <w:pBdr/>
@@ -8142,29 +9406,6 @@
         <w:tblBorders/>
       </w:tblPr>
       <w:tcPr>
-        <w:shd w:color="ffffff"/>
-        <w:tcBorders>
-          <w:top w:val="none" w:color="000000" w:sz="4" w:space="0"/>
-          <w:left w:val="none" w:color="000000" w:sz="4" w:space="0"/>
-          <w:bottom w:val="none" w:color="000000" w:sz="4" w:space="0"/>
-          <w:right w:val="none" w:color="000000" w:sz="4" w:space="0"/>
-        </w:tcBorders>
-      </w:tcPr>
-    </w:tblStylePr>
-    <w:tblStylePr w:type="firstRow">
-      <w:rPr>
-        <w:b/>
-        <w:color w:val="404040"/>
-      </w:rPr>
-      <w:pPr>
-        <w:pBdr/>
-        <w:spacing/>
-        <w:ind/>
-      </w:pPr>
-      <w:tblPr>
-        <w:tblBorders/>
-      </w:tblPr>
-      <w:tcPr>
         <w:shd w:val="clear" w:color="ffffff"/>
         <w:tcBorders>
           <w:top w:val="none" w:color="000000" w:sz="4" w:space="0"/>
@@ -8174,30 +9415,7 @@
         </w:tcBorders>
       </w:tcPr>
     </w:tblStylePr>
-    <w:tblStylePr w:type="lastCol">
-      <w:rPr>
-        <w:i/>
-        <w:color w:val="404040"/>
-      </w:rPr>
-      <w:pPr>
-        <w:pBdr/>
-        <w:spacing/>
-        <w:ind/>
-      </w:pPr>
-      <w:tblPr>
-        <w:tblBorders/>
-      </w:tblPr>
-      <w:tcPr>
-        <w:shd w:color="ffffff"/>
-        <w:tcBorders>
-          <w:top w:val="none" w:color="000000" w:sz="4" w:space="0"/>
-          <w:left w:val="none" w:color="000000" w:sz="4" w:space="0"/>
-          <w:bottom w:val="none" w:color="000000" w:sz="4" w:space="0"/>
-          <w:right w:val="none" w:color="000000" w:sz="4" w:space="0"/>
-        </w:tcBorders>
-      </w:tcPr>
-    </w:tblStylePr>
-    <w:tblStylePr w:type="lastRow">
+    <w:tblStylePr w:type="firstRow">
       <w:rPr>
         <w:b/>
         <w:color w:val="404040"/>
@@ -8220,6 +9438,52 @@
         </w:tcBorders>
       </w:tcPr>
     </w:tblStylePr>
+    <w:tblStylePr w:type="lastCol">
+      <w:rPr>
+        <w:i/>
+        <w:color w:val="404040"/>
+      </w:rPr>
+      <w:pPr>
+        <w:pBdr/>
+        <w:spacing/>
+        <w:ind/>
+      </w:pPr>
+      <w:tblPr>
+        <w:tblBorders/>
+      </w:tblPr>
+      <w:tcPr>
+        <w:shd w:val="clear" w:color="ffffff"/>
+        <w:tcBorders>
+          <w:top w:val="none" w:color="000000" w:sz="4" w:space="0"/>
+          <w:left w:val="none" w:color="000000" w:sz="4" w:space="0"/>
+          <w:bottom w:val="none" w:color="000000" w:sz="4" w:space="0"/>
+          <w:right w:val="none" w:color="000000" w:sz="4" w:space="0"/>
+        </w:tcBorders>
+      </w:tcPr>
+    </w:tblStylePr>
+    <w:tblStylePr w:type="lastRow">
+      <w:rPr>
+        <w:b/>
+        <w:color w:val="404040"/>
+      </w:rPr>
+      <w:pPr>
+        <w:pBdr/>
+        <w:spacing/>
+        <w:ind/>
+      </w:pPr>
+      <w:tblPr>
+        <w:tblBorders/>
+      </w:tblPr>
+      <w:tcPr>
+        <w:shd w:val="clear" w:color="ffffff"/>
+        <w:tcBorders>
+          <w:top w:val="none" w:color="000000" w:sz="4" w:space="0"/>
+          <w:left w:val="none" w:color="000000" w:sz="4" w:space="0"/>
+          <w:bottom w:val="none" w:color="000000" w:sz="4" w:space="0"/>
+          <w:right w:val="none" w:color="000000" w:sz="4" w:space="0"/>
+        </w:tcBorders>
+      </w:tcPr>
+    </w:tblStylePr>
     <w:tblStylePr w:type="nwCell">
       <w:pPr>
         <w:pBdr/>
@@ -8286,9 +9550,9 @@
       </w:tcPr>
     </w:tblStylePr>
   </w:style>
-  <w:style w:type="table" w:styleId="37">
+  <w:style w:type="table" w:styleId="695">
     <w:name w:val="Grid Table 3 - Accent 4"/>
-    <w:basedOn w:val="683"/>
+    <w:basedOn w:val="857"/>
     <w:uiPriority w:val="99"/>
     <w:pPr>
       <w:pBdr/>
@@ -8387,29 +9651,6 @@
         <w:tblBorders/>
       </w:tblPr>
       <w:tcPr>
-        <w:shd w:color="ffffff"/>
-        <w:tcBorders>
-          <w:top w:val="none" w:color="000000" w:sz="4" w:space="0"/>
-          <w:left w:val="none" w:color="000000" w:sz="4" w:space="0"/>
-          <w:bottom w:val="none" w:color="000000" w:sz="4" w:space="0"/>
-          <w:right w:val="none" w:color="000000" w:sz="4" w:space="0"/>
-        </w:tcBorders>
-      </w:tcPr>
-    </w:tblStylePr>
-    <w:tblStylePr w:type="firstRow">
-      <w:rPr>
-        <w:b/>
-        <w:color w:val="404040"/>
-      </w:rPr>
-      <w:pPr>
-        <w:pBdr/>
-        <w:spacing/>
-        <w:ind/>
-      </w:pPr>
-      <w:tblPr>
-        <w:tblBorders/>
-      </w:tblPr>
-      <w:tcPr>
         <w:shd w:val="clear" w:color="ffffff"/>
         <w:tcBorders>
           <w:top w:val="none" w:color="000000" w:sz="4" w:space="0"/>
@@ -8419,30 +9660,7 @@
         </w:tcBorders>
       </w:tcPr>
     </w:tblStylePr>
-    <w:tblStylePr w:type="lastCol">
-      <w:rPr>
-        <w:i/>
-        <w:color w:val="404040"/>
-      </w:rPr>
-      <w:pPr>
-        <w:pBdr/>
-        <w:spacing/>
-        <w:ind/>
-      </w:pPr>
-      <w:tblPr>
-        <w:tblBorders/>
-      </w:tblPr>
-      <w:tcPr>
-        <w:shd w:color="ffffff"/>
-        <w:tcBorders>
-          <w:top w:val="none" w:color="000000" w:sz="4" w:space="0"/>
-          <w:left w:val="none" w:color="000000" w:sz="4" w:space="0"/>
-          <w:bottom w:val="none" w:color="000000" w:sz="4" w:space="0"/>
-          <w:right w:val="none" w:color="000000" w:sz="4" w:space="0"/>
-        </w:tcBorders>
-      </w:tcPr>
-    </w:tblStylePr>
-    <w:tblStylePr w:type="lastRow">
+    <w:tblStylePr w:type="firstRow">
       <w:rPr>
         <w:b/>
         <w:color w:val="404040"/>
@@ -8465,6 +9683,52 @@
         </w:tcBorders>
       </w:tcPr>
     </w:tblStylePr>
+    <w:tblStylePr w:type="lastCol">
+      <w:rPr>
+        <w:i/>
+        <w:color w:val="404040"/>
+      </w:rPr>
+      <w:pPr>
+        <w:pBdr/>
+        <w:spacing/>
+        <w:ind/>
+      </w:pPr>
+      <w:tblPr>
+        <w:tblBorders/>
+      </w:tblPr>
+      <w:tcPr>
+        <w:shd w:val="clear" w:color="ffffff"/>
+        <w:tcBorders>
+          <w:top w:val="none" w:color="000000" w:sz="4" w:space="0"/>
+          <w:left w:val="none" w:color="000000" w:sz="4" w:space="0"/>
+          <w:bottom w:val="none" w:color="000000" w:sz="4" w:space="0"/>
+          <w:right w:val="none" w:color="000000" w:sz="4" w:space="0"/>
+        </w:tcBorders>
+      </w:tcPr>
+    </w:tblStylePr>
+    <w:tblStylePr w:type="lastRow">
+      <w:rPr>
+        <w:b/>
+        <w:color w:val="404040"/>
+      </w:rPr>
+      <w:pPr>
+        <w:pBdr/>
+        <w:spacing/>
+        <w:ind/>
+      </w:pPr>
+      <w:tblPr>
+        <w:tblBorders/>
+      </w:tblPr>
+      <w:tcPr>
+        <w:shd w:val="clear" w:color="ffffff"/>
+        <w:tcBorders>
+          <w:top w:val="none" w:color="000000" w:sz="4" w:space="0"/>
+          <w:left w:val="none" w:color="000000" w:sz="4" w:space="0"/>
+          <w:bottom w:val="none" w:color="000000" w:sz="4" w:space="0"/>
+          <w:right w:val="none" w:color="000000" w:sz="4" w:space="0"/>
+        </w:tcBorders>
+      </w:tcPr>
+    </w:tblStylePr>
     <w:tblStylePr w:type="nwCell">
       <w:pPr>
         <w:pBdr/>
@@ -8531,9 +9795,9 @@
       </w:tcPr>
     </w:tblStylePr>
   </w:style>
-  <w:style w:type="table" w:styleId="38">
+  <w:style w:type="table" w:styleId="696">
     <w:name w:val="Grid Table 3 - Accent 5"/>
-    <w:basedOn w:val="683"/>
+    <w:basedOn w:val="857"/>
     <w:uiPriority w:val="99"/>
     <w:pPr>
       <w:pBdr/>
@@ -8632,29 +9896,6 @@
         <w:tblBorders/>
       </w:tblPr>
       <w:tcPr>
-        <w:shd w:color="ffffff"/>
-        <w:tcBorders>
-          <w:top w:val="none" w:color="000000" w:sz="4" w:space="0"/>
-          <w:left w:val="none" w:color="000000" w:sz="4" w:space="0"/>
-          <w:bottom w:val="none" w:color="000000" w:sz="4" w:space="0"/>
-          <w:right w:val="none" w:color="000000" w:sz="4" w:space="0"/>
-        </w:tcBorders>
-      </w:tcPr>
-    </w:tblStylePr>
-    <w:tblStylePr w:type="firstRow">
-      <w:rPr>
-        <w:b/>
-        <w:color w:val="404040"/>
-      </w:rPr>
-      <w:pPr>
-        <w:pBdr/>
-        <w:spacing/>
-        <w:ind/>
-      </w:pPr>
-      <w:tblPr>
-        <w:tblBorders/>
-      </w:tblPr>
-      <w:tcPr>
         <w:shd w:val="clear" w:color="ffffff"/>
         <w:tcBorders>
           <w:top w:val="none" w:color="000000" w:sz="4" w:space="0"/>
@@ -8664,30 +9905,7 @@
         </w:tcBorders>
       </w:tcPr>
     </w:tblStylePr>
-    <w:tblStylePr w:type="lastCol">
-      <w:rPr>
-        <w:i/>
-        <w:color w:val="404040"/>
-      </w:rPr>
-      <w:pPr>
-        <w:pBdr/>
-        <w:spacing/>
-        <w:ind/>
-      </w:pPr>
-      <w:tblPr>
-        <w:tblBorders/>
-      </w:tblPr>
-      <w:tcPr>
-        <w:shd w:color="ffffff"/>
-        <w:tcBorders>
-          <w:top w:val="none" w:color="000000" w:sz="4" w:space="0"/>
-          <w:left w:val="none" w:color="000000" w:sz="4" w:space="0"/>
-          <w:bottom w:val="none" w:color="000000" w:sz="4" w:space="0"/>
-          <w:right w:val="none" w:color="000000" w:sz="4" w:space="0"/>
-        </w:tcBorders>
-      </w:tcPr>
-    </w:tblStylePr>
-    <w:tblStylePr w:type="lastRow">
+    <w:tblStylePr w:type="firstRow">
       <w:rPr>
         <w:b/>
         <w:color w:val="404040"/>
@@ -8710,6 +9928,52 @@
         </w:tcBorders>
       </w:tcPr>
     </w:tblStylePr>
+    <w:tblStylePr w:type="lastCol">
+      <w:rPr>
+        <w:i/>
+        <w:color w:val="404040"/>
+      </w:rPr>
+      <w:pPr>
+        <w:pBdr/>
+        <w:spacing/>
+        <w:ind/>
+      </w:pPr>
+      <w:tblPr>
+        <w:tblBorders/>
+      </w:tblPr>
+      <w:tcPr>
+        <w:shd w:val="clear" w:color="ffffff"/>
+        <w:tcBorders>
+          <w:top w:val="none" w:color="000000" w:sz="4" w:space="0"/>
+          <w:left w:val="none" w:color="000000" w:sz="4" w:space="0"/>
+          <w:bottom w:val="none" w:color="000000" w:sz="4" w:space="0"/>
+          <w:right w:val="none" w:color="000000" w:sz="4" w:space="0"/>
+        </w:tcBorders>
+      </w:tcPr>
+    </w:tblStylePr>
+    <w:tblStylePr w:type="lastRow">
+      <w:rPr>
+        <w:b/>
+        <w:color w:val="404040"/>
+      </w:rPr>
+      <w:pPr>
+        <w:pBdr/>
+        <w:spacing/>
+        <w:ind/>
+      </w:pPr>
+      <w:tblPr>
+        <w:tblBorders/>
+      </w:tblPr>
+      <w:tcPr>
+        <w:shd w:val="clear" w:color="ffffff"/>
+        <w:tcBorders>
+          <w:top w:val="none" w:color="000000" w:sz="4" w:space="0"/>
+          <w:left w:val="none" w:color="000000" w:sz="4" w:space="0"/>
+          <w:bottom w:val="none" w:color="000000" w:sz="4" w:space="0"/>
+          <w:right w:val="none" w:color="000000" w:sz="4" w:space="0"/>
+        </w:tcBorders>
+      </w:tcPr>
+    </w:tblStylePr>
     <w:tblStylePr w:type="nwCell">
       <w:pPr>
         <w:pBdr/>
@@ -8776,9 +10040,9 @@
       </w:tcPr>
     </w:tblStylePr>
   </w:style>
-  <w:style w:type="table" w:styleId="39">
+  <w:style w:type="table" w:styleId="697">
     <w:name w:val="Grid Table 3 - Accent 6"/>
-    <w:basedOn w:val="683"/>
+    <w:basedOn w:val="857"/>
     <w:uiPriority w:val="99"/>
     <w:pPr>
       <w:pBdr/>
@@ -8877,29 +10141,6 @@
         <w:tblBorders/>
       </w:tblPr>
       <w:tcPr>
-        <w:shd w:color="ffffff"/>
-        <w:tcBorders>
-          <w:top w:val="none" w:color="000000" w:sz="4" w:space="0"/>
-          <w:left w:val="none" w:color="000000" w:sz="4" w:space="0"/>
-          <w:bottom w:val="none" w:color="000000" w:sz="4" w:space="0"/>
-          <w:right w:val="none" w:color="000000" w:sz="4" w:space="0"/>
-        </w:tcBorders>
-      </w:tcPr>
-    </w:tblStylePr>
-    <w:tblStylePr w:type="firstRow">
-      <w:rPr>
-        <w:b/>
-        <w:color w:val="404040"/>
-      </w:rPr>
-      <w:pPr>
-        <w:pBdr/>
-        <w:spacing/>
-        <w:ind/>
-      </w:pPr>
-      <w:tblPr>
-        <w:tblBorders/>
-      </w:tblPr>
-      <w:tcPr>
         <w:shd w:val="clear" w:color="ffffff"/>
         <w:tcBorders>
           <w:top w:val="none" w:color="000000" w:sz="4" w:space="0"/>
@@ -8909,30 +10150,7 @@
         </w:tcBorders>
       </w:tcPr>
     </w:tblStylePr>
-    <w:tblStylePr w:type="lastCol">
-      <w:rPr>
-        <w:i/>
-        <w:color w:val="404040"/>
-      </w:rPr>
-      <w:pPr>
-        <w:pBdr/>
-        <w:spacing/>
-        <w:ind/>
-      </w:pPr>
-      <w:tblPr>
-        <w:tblBorders/>
-      </w:tblPr>
-      <w:tcPr>
-        <w:shd w:color="ffffff"/>
-        <w:tcBorders>
-          <w:top w:val="none" w:color="000000" w:sz="4" w:space="0"/>
-          <w:left w:val="none" w:color="000000" w:sz="4" w:space="0"/>
-          <w:bottom w:val="none" w:color="000000" w:sz="4" w:space="0"/>
-          <w:right w:val="none" w:color="000000" w:sz="4" w:space="0"/>
-        </w:tcBorders>
-      </w:tcPr>
-    </w:tblStylePr>
-    <w:tblStylePr w:type="lastRow">
+    <w:tblStylePr w:type="firstRow">
       <w:rPr>
         <w:b/>
         <w:color w:val="404040"/>
@@ -8955,6 +10173,52 @@
         </w:tcBorders>
       </w:tcPr>
     </w:tblStylePr>
+    <w:tblStylePr w:type="lastCol">
+      <w:rPr>
+        <w:i/>
+        <w:color w:val="404040"/>
+      </w:rPr>
+      <w:pPr>
+        <w:pBdr/>
+        <w:spacing/>
+        <w:ind/>
+      </w:pPr>
+      <w:tblPr>
+        <w:tblBorders/>
+      </w:tblPr>
+      <w:tcPr>
+        <w:shd w:val="clear" w:color="ffffff"/>
+        <w:tcBorders>
+          <w:top w:val="none" w:color="000000" w:sz="4" w:space="0"/>
+          <w:left w:val="none" w:color="000000" w:sz="4" w:space="0"/>
+          <w:bottom w:val="none" w:color="000000" w:sz="4" w:space="0"/>
+          <w:right w:val="none" w:color="000000" w:sz="4" w:space="0"/>
+        </w:tcBorders>
+      </w:tcPr>
+    </w:tblStylePr>
+    <w:tblStylePr w:type="lastRow">
+      <w:rPr>
+        <w:b/>
+        <w:color w:val="404040"/>
+      </w:rPr>
+      <w:pPr>
+        <w:pBdr/>
+        <w:spacing/>
+        <w:ind/>
+      </w:pPr>
+      <w:tblPr>
+        <w:tblBorders/>
+      </w:tblPr>
+      <w:tcPr>
+        <w:shd w:val="clear" w:color="ffffff"/>
+        <w:tcBorders>
+          <w:top w:val="none" w:color="000000" w:sz="4" w:space="0"/>
+          <w:left w:val="none" w:color="000000" w:sz="4" w:space="0"/>
+          <w:bottom w:val="none" w:color="000000" w:sz="4" w:space="0"/>
+          <w:right w:val="none" w:color="000000" w:sz="4" w:space="0"/>
+        </w:tcBorders>
+      </w:tcPr>
+    </w:tblStylePr>
     <w:tblStylePr w:type="nwCell">
       <w:pPr>
         <w:pBdr/>
@@ -9021,9 +10285,9 @@
       </w:tcPr>
     </w:tblStylePr>
   </w:style>
-  <w:style w:type="table" w:styleId="40">
+  <w:style w:type="table" w:styleId="698">
     <w:name w:val="Grid Table 4"/>
-    <w:basedOn w:val="683"/>
+    <w:basedOn w:val="857"/>
     <w:uiPriority w:val="59"/>
     <w:pPr>
       <w:pBdr/>
@@ -9254,9 +10518,9 @@
       </w:tcPr>
     </w:tblStylePr>
   </w:style>
-  <w:style w:type="table" w:styleId="41">
+  <w:style w:type="table" w:styleId="699">
     <w:name w:val="Grid Table 4 - Accent 1"/>
-    <w:basedOn w:val="683"/>
+    <w:basedOn w:val="857"/>
     <w:uiPriority w:val="59"/>
     <w:pPr>
       <w:pBdr/>
@@ -9487,9 +10751,9 @@
       </w:tcPr>
     </w:tblStylePr>
   </w:style>
-  <w:style w:type="table" w:styleId="42">
+  <w:style w:type="table" w:styleId="700">
     <w:name w:val="Grid Table 4 - Accent 2"/>
-    <w:basedOn w:val="683"/>
+    <w:basedOn w:val="857"/>
     <w:uiPriority w:val="59"/>
     <w:pPr>
       <w:pBdr/>
@@ -9720,9 +10984,9 @@
       </w:tcPr>
     </w:tblStylePr>
   </w:style>
-  <w:style w:type="table" w:styleId="43">
+  <w:style w:type="table" w:styleId="701">
     <w:name w:val="Grid Table 4 - Accent 3"/>
-    <w:basedOn w:val="683"/>
+    <w:basedOn w:val="857"/>
     <w:uiPriority w:val="59"/>
     <w:pPr>
       <w:pBdr/>
@@ -9953,9 +11217,9 @@
       </w:tcPr>
     </w:tblStylePr>
   </w:style>
-  <w:style w:type="table" w:styleId="44">
+  <w:style w:type="table" w:styleId="702">
     <w:name w:val="Grid Table 4 - Accent 4"/>
-    <w:basedOn w:val="683"/>
+    <w:basedOn w:val="857"/>
     <w:uiPriority w:val="59"/>
     <w:pPr>
       <w:pBdr/>
@@ -10186,9 +11450,9 @@
       </w:tcPr>
     </w:tblStylePr>
   </w:style>
-  <w:style w:type="table" w:styleId="45">
+  <w:style w:type="table" w:styleId="703">
     <w:name w:val="Grid Table 4 - Accent 5"/>
-    <w:basedOn w:val="683"/>
+    <w:basedOn w:val="857"/>
     <w:uiPriority w:val="59"/>
     <w:pPr>
       <w:pBdr/>
@@ -10419,9 +11683,9 @@
       </w:tcPr>
     </w:tblStylePr>
   </w:style>
-  <w:style w:type="table" w:styleId="46">
+  <w:style w:type="table" w:styleId="704">
     <w:name w:val="Grid Table 4 - Accent 6"/>
-    <w:basedOn w:val="683"/>
+    <w:basedOn w:val="857"/>
     <w:uiPriority w:val="59"/>
     <w:pPr>
       <w:pBdr/>
@@ -10652,9 +11916,9 @@
       </w:tcPr>
     </w:tblStylePr>
   </w:style>
-  <w:style w:type="table" w:styleId="47">
+  <w:style w:type="table" w:styleId="705">
     <w:name w:val="Grid Table 5 Dark"/>
-    <w:basedOn w:val="683"/>
+    <w:basedOn w:val="857"/>
     <w:uiPriority w:val="99"/>
     <w:pPr>
       <w:pBdr/>
@@ -10880,9 +12144,9 @@
       </w:tcPr>
     </w:tblStylePr>
   </w:style>
-  <w:style w:type="table" w:styleId="48">
+  <w:style w:type="table" w:styleId="706">
     <w:name w:val="Grid Table 5 Dark- Accent 1"/>
-    <w:basedOn w:val="683"/>
+    <w:basedOn w:val="857"/>
     <w:uiPriority w:val="99"/>
     <w:pPr>
       <w:pBdr/>
@@ -11108,9 +12372,9 @@
       </w:tcPr>
     </w:tblStylePr>
   </w:style>
-  <w:style w:type="table" w:styleId="49">
+  <w:style w:type="table" w:styleId="707">
     <w:name w:val="Grid Table 5 Dark - Accent 2"/>
-    <w:basedOn w:val="683"/>
+    <w:basedOn w:val="857"/>
     <w:uiPriority w:val="99"/>
     <w:pPr>
       <w:pBdr/>
@@ -11336,9 +12600,9 @@
       </w:tcPr>
     </w:tblStylePr>
   </w:style>
-  <w:style w:type="table" w:styleId="50">
+  <w:style w:type="table" w:styleId="708">
     <w:name w:val="Grid Table 5 Dark - Accent 3"/>
-    <w:basedOn w:val="683"/>
+    <w:basedOn w:val="857"/>
     <w:uiPriority w:val="99"/>
     <w:pPr>
       <w:pBdr/>
@@ -11564,9 +12828,9 @@
       </w:tcPr>
     </w:tblStylePr>
   </w:style>
-  <w:style w:type="table" w:styleId="51">
+  <w:style w:type="table" w:styleId="709">
     <w:name w:val="Grid Table 5 Dark- Accent 4"/>
-    <w:basedOn w:val="683"/>
+    <w:basedOn w:val="857"/>
     <w:uiPriority w:val="99"/>
     <w:pPr>
       <w:pBdr/>
@@ -11792,9 +13056,9 @@
       </w:tcPr>
     </w:tblStylePr>
   </w:style>
-  <w:style w:type="table" w:styleId="52">
+  <w:style w:type="table" w:styleId="710">
     <w:name w:val="Grid Table 5 Dark - Accent 5"/>
-    <w:basedOn w:val="683"/>
+    <w:basedOn w:val="857"/>
     <w:uiPriority w:val="99"/>
     <w:pPr>
       <w:pBdr/>
@@ -12020,9 +13284,9 @@
       </w:tcPr>
     </w:tblStylePr>
   </w:style>
-  <w:style w:type="table" w:styleId="53">
+  <w:style w:type="table" w:styleId="711">
     <w:name w:val="Grid Table 5 Dark - Accent 6"/>
-    <w:basedOn w:val="683"/>
+    <w:basedOn w:val="857"/>
     <w:uiPriority w:val="99"/>
     <w:pPr>
       <w:pBdr/>
@@ -12248,9 +13512,9 @@
       </w:tcPr>
     </w:tblStylePr>
   </w:style>
-  <w:style w:type="table" w:styleId="54">
+  <w:style w:type="table" w:styleId="712">
     <w:name w:val="Grid Table 6 Colorful"/>
-    <w:basedOn w:val="683"/>
+    <w:basedOn w:val="857"/>
     <w:uiPriority w:val="99"/>
     <w:pPr>
       <w:pBdr/>
@@ -12478,9 +13742,9 @@
       </w:tcPr>
     </w:tblStylePr>
   </w:style>
-  <w:style w:type="table" w:styleId="55">
+  <w:style w:type="table" w:styleId="713">
     <w:name w:val="Grid Table 6 Colorful - Accent 1"/>
-    <w:basedOn w:val="683"/>
+    <w:basedOn w:val="857"/>
     <w:uiPriority w:val="99"/>
     <w:pPr>
       <w:pBdr/>
@@ -12708,9 +13972,9 @@
       </w:tcPr>
     </w:tblStylePr>
   </w:style>
-  <w:style w:type="table" w:styleId="56">
+  <w:style w:type="table" w:styleId="714">
     <w:name w:val="Grid Table 6 Colorful - Accent 2"/>
-    <w:basedOn w:val="683"/>
+    <w:basedOn w:val="857"/>
     <w:uiPriority w:val="99"/>
     <w:pPr>
       <w:pBdr/>
@@ -12938,9 +14202,9 @@
       </w:tcPr>
     </w:tblStylePr>
   </w:style>
-  <w:style w:type="table" w:styleId="57">
+  <w:style w:type="table" w:styleId="715">
     <w:name w:val="Grid Table 6 Colorful - Accent 3"/>
-    <w:basedOn w:val="683"/>
+    <w:basedOn w:val="857"/>
     <w:uiPriority w:val="99"/>
     <w:pPr>
       <w:pBdr/>
@@ -13168,9 +14432,9 @@
       </w:tcPr>
     </w:tblStylePr>
   </w:style>
-  <w:style w:type="table" w:styleId="58">
+  <w:style w:type="table" w:styleId="716">
     <w:name w:val="Grid Table 6 Colorful - Accent 4"/>
-    <w:basedOn w:val="683"/>
+    <w:basedOn w:val="857"/>
     <w:uiPriority w:val="99"/>
     <w:pPr>
       <w:pBdr/>
@@ -13398,9 +14662,9 @@
       </w:tcPr>
     </w:tblStylePr>
   </w:style>
-  <w:style w:type="table" w:styleId="59">
+  <w:style w:type="table" w:styleId="717">
     <w:name w:val="Grid Table 6 Colorful - Accent 5"/>
-    <w:basedOn w:val="683"/>
+    <w:basedOn w:val="857"/>
     <w:uiPriority w:val="99"/>
     <w:pPr>
       <w:pBdr/>
@@ -13628,9 +14892,9 @@
       </w:tcPr>
     </w:tblStylePr>
   </w:style>
-  <w:style w:type="table" w:styleId="60">
+  <w:style w:type="table" w:styleId="718">
     <w:name w:val="Grid Table 6 Colorful - Accent 6"/>
-    <w:basedOn w:val="683"/>
+    <w:basedOn w:val="857"/>
     <w:uiPriority w:val="99"/>
     <w:pPr>
       <w:pBdr/>
@@ -13858,9 +15122,9 @@
       </w:tcPr>
     </w:tblStylePr>
   </w:style>
-  <w:style w:type="table" w:styleId="61">
+  <w:style w:type="table" w:styleId="719">
     <w:name w:val="Grid Table 7 Colorful"/>
-    <w:basedOn w:val="683"/>
+    <w:basedOn w:val="857"/>
     <w:uiPriority w:val="99"/>
     <w:pPr>
       <w:pBdr/>
@@ -13962,11 +15226,11 @@
         <w:tblBorders/>
       </w:tblPr>
       <w:tcPr>
-        <w:shd w:color="ffffff"/>
+        <w:shd w:val="clear" w:color="ffffff"/>
         <w:tcBorders>
-          <w:top w:val="none"/>
-          <w:left w:val="none"/>
-          <w:bottom w:val="none"/>
+          <w:top w:val="none" w:color="000000" w:sz="4" w:space="0"/>
+          <w:left w:val="none" w:color="000000" w:sz="4" w:space="0"/>
+          <w:bottom w:val="none" w:color="000000" w:sz="4" w:space="0"/>
           <w:right w:val="single" w:color="000000" w:themeColor="text1" w:themeTint="80" w:sz="4" w:space="0"/>
         </w:tcBorders>
       </w:tcPr>
@@ -13989,10 +15253,10 @@
       <w:tcPr>
         <w:shd w:val="clear" w:color="ffffff" w:themeColor="light1" w:fill="ffffff" w:themeFill="light1"/>
         <w:tcBorders>
-          <w:top w:val="none"/>
-          <w:left w:val="none"/>
+          <w:top w:val="none" w:color="000000" w:sz="4" w:space="0"/>
+          <w:left w:val="none" w:color="000000" w:sz="4" w:space="0"/>
           <w:bottom w:val="single" w:color="000000" w:themeColor="text1" w:themeTint="80" w:sz="4" w:space="0"/>
-          <w:right w:val="none"/>
+          <w:right w:val="none" w:color="000000" w:sz="4" w:space="0"/>
         </w:tcBorders>
       </w:tcPr>
     </w:tblStylePr>
@@ -14012,12 +15276,12 @@
         <w:tblBorders/>
       </w:tblPr>
       <w:tcPr>
-        <w:shd w:color="ffffff"/>
+        <w:shd w:val="clear" w:color="ffffff"/>
         <w:tcBorders>
-          <w:top w:val="none"/>
+          <w:top w:val="none" w:color="000000" w:sz="4" w:space="0"/>
           <w:left w:val="single" w:color="000000" w:themeColor="text1" w:themeTint="80" w:sz="4" w:space="0"/>
-          <w:bottom w:val="none"/>
-          <w:right w:val="none"/>
+          <w:bottom w:val="none" w:color="000000" w:sz="4" w:space="0"/>
+          <w:right w:val="none" w:color="000000" w:sz="4" w:space="0"/>
         </w:tcBorders>
       </w:tcPr>
     </w:tblStylePr>
@@ -14040,9 +15304,9 @@
         <w:shd w:val="clear" w:color="ffffff" w:themeColor="light1" w:fill="ffffff" w:themeFill="light1"/>
         <w:tcBorders>
           <w:top w:val="single" w:color="000000" w:themeColor="text1" w:themeTint="80" w:sz="4" w:space="0"/>
-          <w:left w:val="none"/>
-          <w:bottom w:val="none"/>
-          <w:right w:val="none"/>
+          <w:left w:val="none" w:color="000000" w:sz="4" w:space="0"/>
+          <w:bottom w:val="none" w:color="000000" w:sz="4" w:space="0"/>
+          <w:right w:val="none" w:color="000000" w:sz="4" w:space="0"/>
         </w:tcBorders>
       </w:tcPr>
     </w:tblStylePr>
@@ -14112,9 +15376,9 @@
       </w:tcPr>
     </w:tblStylePr>
   </w:style>
-  <w:style w:type="table" w:styleId="62">
+  <w:style w:type="table" w:styleId="720">
     <w:name w:val="Grid Table 7 Colorful - Accent 1"/>
-    <w:basedOn w:val="683"/>
+    <w:basedOn w:val="857"/>
     <w:uiPriority w:val="99"/>
     <w:pPr>
       <w:pBdr/>
@@ -14216,11 +15480,11 @@
         <w:tblBorders/>
       </w:tblPr>
       <w:tcPr>
-        <w:shd w:color="ffffff"/>
+        <w:shd w:val="clear" w:color="ffffff"/>
         <w:tcBorders>
-          <w:top w:val="none"/>
-          <w:left w:val="none"/>
-          <w:bottom w:val="none"/>
+          <w:top w:val="none" w:color="000000" w:sz="4" w:space="0"/>
+          <w:left w:val="none" w:color="000000" w:sz="4" w:space="0"/>
+          <w:bottom w:val="none" w:color="000000" w:sz="4" w:space="0"/>
           <w:right w:val="single" w:color="000000" w:themeColor="accent1" w:themeTint="80" w:sz="4" w:space="0"/>
         </w:tcBorders>
       </w:tcPr>
@@ -14243,10 +15507,10 @@
       <w:tcPr>
         <w:shd w:val="clear" w:color="ffffff" w:themeColor="light1" w:fill="ffffff" w:themeFill="light1"/>
         <w:tcBorders>
-          <w:top w:val="none"/>
-          <w:left w:val="none"/>
+          <w:top w:val="none" w:color="000000" w:sz="4" w:space="0"/>
+          <w:left w:val="none" w:color="000000" w:sz="4" w:space="0"/>
           <w:bottom w:val="single" w:color="000000" w:themeColor="accent1" w:themeTint="80" w:sz="4" w:space="0"/>
-          <w:right w:val="none"/>
+          <w:right w:val="none" w:color="000000" w:sz="4" w:space="0"/>
         </w:tcBorders>
       </w:tcPr>
     </w:tblStylePr>
@@ -14266,12 +15530,12 @@
         <w:tblBorders/>
       </w:tblPr>
       <w:tcPr>
-        <w:shd w:color="ffffff"/>
+        <w:shd w:val="clear" w:color="ffffff"/>
         <w:tcBorders>
-          <w:top w:val="none"/>
+          <w:top w:val="none" w:color="000000" w:sz="4" w:space="0"/>
           <w:left w:val="single" w:color="000000" w:themeColor="accent1" w:themeTint="80" w:sz="4" w:space="0"/>
-          <w:bottom w:val="none"/>
-          <w:right w:val="none"/>
+          <w:bottom w:val="none" w:color="000000" w:sz="4" w:space="0"/>
+          <w:right w:val="none" w:color="000000" w:sz="4" w:space="0"/>
         </w:tcBorders>
       </w:tcPr>
     </w:tblStylePr>
@@ -14294,9 +15558,9 @@
         <w:shd w:val="clear" w:color="ffffff" w:themeColor="light1" w:fill="ffffff" w:themeFill="light1"/>
         <w:tcBorders>
           <w:top w:val="single" w:color="000000" w:themeColor="accent1" w:themeTint="80" w:sz="4" w:space="0"/>
-          <w:left w:val="none"/>
-          <w:bottom w:val="none"/>
-          <w:right w:val="none"/>
+          <w:left w:val="none" w:color="000000" w:sz="4" w:space="0"/>
+          <w:bottom w:val="none" w:color="000000" w:sz="4" w:space="0"/>
+          <w:right w:val="none" w:color="000000" w:sz="4" w:space="0"/>
         </w:tcBorders>
       </w:tcPr>
     </w:tblStylePr>
@@ -14366,9 +15630,9 @@
       </w:tcPr>
     </w:tblStylePr>
   </w:style>
-  <w:style w:type="table" w:styleId="63">
+  <w:style w:type="table" w:styleId="721">
     <w:name w:val="Grid Table 7 Colorful - Accent 2"/>
-    <w:basedOn w:val="683"/>
+    <w:basedOn w:val="857"/>
     <w:uiPriority w:val="99"/>
     <w:pPr>
       <w:pBdr/>
@@ -14470,11 +15734,11 @@
         <w:tblBorders/>
       </w:tblPr>
       <w:tcPr>
-        <w:shd w:color="ffffff"/>
+        <w:shd w:val="clear" w:color="ffffff"/>
         <w:tcBorders>
-          <w:top w:val="none"/>
-          <w:left w:val="none"/>
-          <w:bottom w:val="none"/>
+          <w:top w:val="none" w:color="000000" w:sz="4" w:space="0"/>
+          <w:left w:val="none" w:color="000000" w:sz="4" w:space="0"/>
+          <w:bottom w:val="none" w:color="000000" w:sz="4" w:space="0"/>
           <w:right w:val="single" w:color="000000" w:themeColor="accent2" w:themeTint="97" w:sz="4" w:space="0"/>
         </w:tcBorders>
       </w:tcPr>
@@ -14497,10 +15761,10 @@
       <w:tcPr>
         <w:shd w:val="clear" w:color="ffffff" w:themeColor="light1" w:fill="ffffff" w:themeFill="light1"/>
         <w:tcBorders>
-          <w:top w:val="none"/>
-          <w:left w:val="none"/>
+          <w:top w:val="none" w:color="000000" w:sz="4" w:space="0"/>
+          <w:left w:val="none" w:color="000000" w:sz="4" w:space="0"/>
           <w:bottom w:val="single" w:color="000000" w:themeColor="accent2" w:themeTint="97" w:sz="4" w:space="0"/>
-          <w:right w:val="none"/>
+          <w:right w:val="none" w:color="000000" w:sz="4" w:space="0"/>
         </w:tcBorders>
       </w:tcPr>
     </w:tblStylePr>
@@ -14520,12 +15784,12 @@
         <w:tblBorders/>
       </w:tblPr>
       <w:tcPr>
-        <w:shd w:color="ffffff"/>
+        <w:shd w:val="clear" w:color="ffffff"/>
         <w:tcBorders>
-          <w:top w:val="none"/>
+          <w:top w:val="none" w:color="000000" w:sz="4" w:space="0"/>
           <w:left w:val="single" w:color="000000" w:themeColor="accent2" w:themeTint="97" w:sz="4" w:space="0"/>
-          <w:bottom w:val="none"/>
-          <w:right w:val="none"/>
+          <w:bottom w:val="none" w:color="000000" w:sz="4" w:space="0"/>
+          <w:right w:val="none" w:color="000000" w:sz="4" w:space="0"/>
         </w:tcBorders>
       </w:tcPr>
     </w:tblStylePr>
@@ -14548,9 +15812,9 @@
         <w:shd w:val="clear" w:color="ffffff" w:themeColor="light1" w:fill="ffffff" w:themeFill="light1"/>
         <w:tcBorders>
           <w:top w:val="single" w:color="000000" w:themeColor="accent2" w:themeTint="97" w:sz="4" w:space="0"/>
-          <w:left w:val="none"/>
-          <w:bottom w:val="none"/>
-          <w:right w:val="none"/>
+          <w:left w:val="none" w:color="000000" w:sz="4" w:space="0"/>
+          <w:bottom w:val="none" w:color="000000" w:sz="4" w:space="0"/>
+          <w:right w:val="none" w:color="000000" w:sz="4" w:space="0"/>
         </w:tcBorders>
       </w:tcPr>
     </w:tblStylePr>
@@ -14620,9 +15884,9 @@
       </w:tcPr>
     </w:tblStylePr>
   </w:style>
-  <w:style w:type="table" w:styleId="64">
+  <w:style w:type="table" w:styleId="722">
     <w:name w:val="Grid Table 7 Colorful - Accent 3"/>
-    <w:basedOn w:val="683"/>
+    <w:basedOn w:val="857"/>
     <w:uiPriority w:val="99"/>
     <w:pPr>
       <w:pBdr/>
@@ -14724,11 +15988,11 @@
         <w:tblBorders/>
       </w:tblPr>
       <w:tcPr>
-        <w:shd w:color="ffffff"/>
+        <w:shd w:val="clear" w:color="ffffff"/>
         <w:tcBorders>
-          <w:top w:val="none"/>
-          <w:left w:val="none"/>
-          <w:bottom w:val="none"/>
+          <w:top w:val="none" w:color="000000" w:sz="4" w:space="0"/>
+          <w:left w:val="none" w:color="000000" w:sz="4" w:space="0"/>
+          <w:bottom w:val="none" w:color="000000" w:sz="4" w:space="0"/>
           <w:right w:val="single" w:color="000000" w:themeColor="accent3" w:themeTint="FE" w:sz="4" w:space="0"/>
         </w:tcBorders>
       </w:tcPr>
@@ -14751,10 +16015,10 @@
       <w:tcPr>
         <w:shd w:val="clear" w:color="ffffff" w:themeColor="light1" w:fill="ffffff" w:themeFill="light1"/>
         <w:tcBorders>
-          <w:top w:val="none"/>
-          <w:left w:val="none"/>
+          <w:top w:val="none" w:color="000000" w:sz="4" w:space="0"/>
+          <w:left w:val="none" w:color="000000" w:sz="4" w:space="0"/>
           <w:bottom w:val="single" w:color="000000" w:themeColor="accent3" w:themeTint="FE" w:sz="4" w:space="0"/>
-          <w:right w:val="none"/>
+          <w:right w:val="none" w:color="000000" w:sz="4" w:space="0"/>
         </w:tcBorders>
       </w:tcPr>
     </w:tblStylePr>
@@ -14774,12 +16038,12 @@
         <w:tblBorders/>
       </w:tblPr>
       <w:tcPr>
-        <w:shd w:color="ffffff"/>
+        <w:shd w:val="clear" w:color="ffffff"/>
         <w:tcBorders>
-          <w:top w:val="none"/>
+          <w:top w:val="none" w:color="000000" w:sz="4" w:space="0"/>
           <w:left w:val="single" w:color="000000" w:themeColor="accent3" w:themeTint="FE" w:sz="4" w:space="0"/>
-          <w:bottom w:val="none"/>
-          <w:right w:val="none"/>
+          <w:bottom w:val="none" w:color="000000" w:sz="4" w:space="0"/>
+          <w:right w:val="none" w:color="000000" w:sz="4" w:space="0"/>
         </w:tcBorders>
       </w:tcPr>
     </w:tblStylePr>
@@ -14802,9 +16066,9 @@
         <w:shd w:val="clear" w:color="ffffff" w:themeColor="light1" w:fill="ffffff" w:themeFill="light1"/>
         <w:tcBorders>
           <w:top w:val="single" w:color="000000" w:themeColor="accent3" w:themeTint="FE" w:sz="4" w:space="0"/>
-          <w:left w:val="none"/>
-          <w:bottom w:val="none"/>
-          <w:right w:val="none"/>
+          <w:left w:val="none" w:color="000000" w:sz="4" w:space="0"/>
+          <w:bottom w:val="none" w:color="000000" w:sz="4" w:space="0"/>
+          <w:right w:val="none" w:color="000000" w:sz="4" w:space="0"/>
         </w:tcBorders>
       </w:tcPr>
     </w:tblStylePr>
@@ -14874,9 +16138,9 @@
       </w:tcPr>
     </w:tblStylePr>
   </w:style>
-  <w:style w:type="table" w:styleId="65">
+  <w:style w:type="table" w:styleId="723">
     <w:name w:val="Grid Table 7 Colorful - Accent 4"/>
-    <w:basedOn w:val="683"/>
+    <w:basedOn w:val="857"/>
     <w:uiPriority w:val="99"/>
     <w:pPr>
       <w:pBdr/>
@@ -14978,11 +16242,11 @@
         <w:tblBorders/>
       </w:tblPr>
       <w:tcPr>
-        <w:shd w:color="ffffff"/>
+        <w:shd w:val="clear" w:color="ffffff"/>
         <w:tcBorders>
-          <w:top w:val="none"/>
-          <w:left w:val="none"/>
-          <w:bottom w:val="none"/>
+          <w:top w:val="none" w:color="000000" w:sz="4" w:space="0"/>
+          <w:left w:val="none" w:color="000000" w:sz="4" w:space="0"/>
+          <w:bottom w:val="none" w:color="000000" w:sz="4" w:space="0"/>
           <w:right w:val="single" w:color="000000" w:themeColor="accent4" w:themeTint="9A" w:sz="4" w:space="0"/>
         </w:tcBorders>
       </w:tcPr>
@@ -15005,10 +16269,10 @@
       <w:tcPr>
         <w:shd w:val="clear" w:color="ffffff" w:themeColor="light1" w:fill="ffffff" w:themeFill="light1"/>
         <w:tcBorders>
-          <w:top w:val="none"/>
-          <w:left w:val="none"/>
+          <w:top w:val="none" w:color="000000" w:sz="4" w:space="0"/>
+          <w:left w:val="none" w:color="000000" w:sz="4" w:space="0"/>
           <w:bottom w:val="single" w:color="000000" w:themeColor="accent4" w:themeTint="9A" w:sz="4" w:space="0"/>
-          <w:right w:val="none"/>
+          <w:right w:val="none" w:color="000000" w:sz="4" w:space="0"/>
         </w:tcBorders>
       </w:tcPr>
     </w:tblStylePr>
@@ -15028,12 +16292,12 @@
         <w:tblBorders/>
       </w:tblPr>
       <w:tcPr>
-        <w:shd w:color="ffffff"/>
+        <w:shd w:val="clear" w:color="ffffff"/>
         <w:tcBorders>
-          <w:top w:val="none"/>
+          <w:top w:val="none" w:color="000000" w:sz="4" w:space="0"/>
           <w:left w:val="single" w:color="000000" w:themeColor="accent4" w:themeTint="9A" w:sz="4" w:space="0"/>
-          <w:bottom w:val="none"/>
-          <w:right w:val="none"/>
+          <w:bottom w:val="none" w:color="000000" w:sz="4" w:space="0"/>
+          <w:right w:val="none" w:color="000000" w:sz="4" w:space="0"/>
         </w:tcBorders>
       </w:tcPr>
     </w:tblStylePr>
@@ -15056,9 +16320,9 @@
         <w:shd w:val="clear" w:color="ffffff" w:themeColor="light1" w:fill="ffffff" w:themeFill="light1"/>
         <w:tcBorders>
           <w:top w:val="single" w:color="000000" w:themeColor="accent4" w:themeTint="9A" w:sz="4" w:space="0"/>
-          <w:left w:val="none"/>
-          <w:bottom w:val="none"/>
-          <w:right w:val="none"/>
+          <w:left w:val="none" w:color="000000" w:sz="4" w:space="0"/>
+          <w:bottom w:val="none" w:color="000000" w:sz="4" w:space="0"/>
+          <w:right w:val="none" w:color="000000" w:sz="4" w:space="0"/>
         </w:tcBorders>
       </w:tcPr>
     </w:tblStylePr>
@@ -15128,9 +16392,9 @@
       </w:tcPr>
     </w:tblStylePr>
   </w:style>
-  <w:style w:type="table" w:styleId="66">
+  <w:style w:type="table" w:styleId="724">
     <w:name w:val="Grid Table 7 Colorful - Accent 5"/>
-    <w:basedOn w:val="683"/>
+    <w:basedOn w:val="857"/>
     <w:uiPriority w:val="99"/>
     <w:pPr>
       <w:pBdr/>
@@ -15232,11 +16496,11 @@
         <w:tblBorders/>
       </w:tblPr>
       <w:tcPr>
-        <w:shd w:color="ffffff"/>
+        <w:shd w:val="clear" w:color="ffffff"/>
         <w:tcBorders>
-          <w:top w:val="none"/>
-          <w:left w:val="none"/>
-          <w:bottom w:val="none"/>
+          <w:top w:val="none" w:color="000000" w:sz="4" w:space="0"/>
+          <w:left w:val="none" w:color="000000" w:sz="4" w:space="0"/>
+          <w:bottom w:val="none" w:color="000000" w:sz="4" w:space="0"/>
           <w:right w:val="single" w:color="000000" w:themeColor="accent5" w:themeTint="90" w:sz="4" w:space="0"/>
         </w:tcBorders>
       </w:tcPr>
@@ -15259,10 +16523,10 @@
       <w:tcPr>
         <w:shd w:val="clear" w:color="ffffff" w:themeColor="light1" w:fill="ffffff" w:themeFill="light1"/>
         <w:tcBorders>
-          <w:top w:val="none"/>
-          <w:left w:val="none"/>
+          <w:top w:val="none" w:color="000000" w:sz="4" w:space="0"/>
+          <w:left w:val="none" w:color="000000" w:sz="4" w:space="0"/>
           <w:bottom w:val="single" w:color="000000" w:themeColor="accent5" w:themeTint="90" w:sz="4" w:space="0"/>
-          <w:right w:val="none"/>
+          <w:right w:val="none" w:color="000000" w:sz="4" w:space="0"/>
         </w:tcBorders>
       </w:tcPr>
     </w:tblStylePr>
@@ -15282,12 +16546,12 @@
         <w:tblBorders/>
       </w:tblPr>
       <w:tcPr>
-        <w:shd w:color="ffffff"/>
+        <w:shd w:val="clear" w:color="ffffff"/>
         <w:tcBorders>
-          <w:top w:val="none"/>
+          <w:top w:val="none" w:color="000000" w:sz="4" w:space="0"/>
           <w:left w:val="single" w:color="000000" w:themeColor="accent5" w:themeTint="90" w:sz="4" w:space="0"/>
-          <w:bottom w:val="none"/>
-          <w:right w:val="none"/>
+          <w:bottom w:val="none" w:color="000000" w:sz="4" w:space="0"/>
+          <w:right w:val="none" w:color="000000" w:sz="4" w:space="0"/>
         </w:tcBorders>
       </w:tcPr>
     </w:tblStylePr>
@@ -15310,9 +16574,9 @@
         <w:shd w:val="clear" w:color="ffffff" w:themeColor="light1" w:fill="ffffff" w:themeFill="light1"/>
         <w:tcBorders>
           <w:top w:val="single" w:color="000000" w:themeColor="accent5" w:themeTint="90" w:sz="4" w:space="0"/>
-          <w:left w:val="none"/>
-          <w:bottom w:val="none"/>
-          <w:right w:val="none"/>
+          <w:left w:val="none" w:color="000000" w:sz="4" w:space="0"/>
+          <w:bottom w:val="none" w:color="000000" w:sz="4" w:space="0"/>
+          <w:right w:val="none" w:color="000000" w:sz="4" w:space="0"/>
         </w:tcBorders>
       </w:tcPr>
     </w:tblStylePr>
@@ -15382,9 +16646,9 @@
       </w:tcPr>
     </w:tblStylePr>
   </w:style>
-  <w:style w:type="table" w:styleId="67">
+  <w:style w:type="table" w:styleId="725">
     <w:name w:val="Grid Table 7 Colorful - Accent 6"/>
-    <w:basedOn w:val="683"/>
+    <w:basedOn w:val="857"/>
     <w:uiPriority w:val="99"/>
     <w:pPr>
       <w:pBdr/>
@@ -15486,11 +16750,11 @@
         <w:tblBorders/>
       </w:tblPr>
       <w:tcPr>
-        <w:shd w:color="ffffff"/>
+        <w:shd w:val="clear" w:color="ffffff"/>
         <w:tcBorders>
-          <w:top w:val="none"/>
-          <w:left w:val="none"/>
-          <w:bottom w:val="none"/>
+          <w:top w:val="none" w:color="000000" w:sz="4" w:space="0"/>
+          <w:left w:val="none" w:color="000000" w:sz="4" w:space="0"/>
+          <w:bottom w:val="none" w:color="000000" w:sz="4" w:space="0"/>
           <w:right w:val="single" w:color="000000" w:themeColor="accent6" w:themeTint="90" w:sz="4" w:space="0"/>
         </w:tcBorders>
       </w:tcPr>
@@ -15513,10 +16777,10 @@
       <w:tcPr>
         <w:shd w:val="clear" w:color="ffffff" w:themeColor="light1" w:fill="ffffff" w:themeFill="light1"/>
         <w:tcBorders>
-          <w:top w:val="none"/>
-          <w:left w:val="none"/>
+          <w:top w:val="none" w:color="000000" w:sz="4" w:space="0"/>
+          <w:left w:val="none" w:color="000000" w:sz="4" w:space="0"/>
           <w:bottom w:val="single" w:color="000000" w:themeColor="accent6" w:themeTint="90" w:sz="4" w:space="0"/>
-          <w:right w:val="none"/>
+          <w:right w:val="none" w:color="000000" w:sz="4" w:space="0"/>
         </w:tcBorders>
       </w:tcPr>
     </w:tblStylePr>
@@ -15536,12 +16800,12 @@
         <w:tblBorders/>
       </w:tblPr>
       <w:tcPr>
-        <w:shd w:color="ffffff"/>
+        <w:shd w:val="clear" w:color="ffffff"/>
         <w:tcBorders>
-          <w:top w:val="none"/>
+          <w:top w:val="none" w:color="000000" w:sz="4" w:space="0"/>
           <w:left w:val="single" w:color="000000" w:themeColor="accent6" w:themeTint="90" w:sz="4" w:space="0"/>
-          <w:bottom w:val="none"/>
-          <w:right w:val="none"/>
+          <w:bottom w:val="none" w:color="000000" w:sz="4" w:space="0"/>
+          <w:right w:val="none" w:color="000000" w:sz="4" w:space="0"/>
         </w:tcBorders>
       </w:tcPr>
     </w:tblStylePr>
@@ -15564,9 +16828,9 @@
         <w:shd w:val="clear" w:color="ffffff" w:themeColor="light1" w:fill="ffffff" w:themeFill="light1"/>
         <w:tcBorders>
           <w:top w:val="single" w:color="000000" w:themeColor="accent6" w:themeTint="90" w:sz="4" w:space="0"/>
-          <w:left w:val="none"/>
-          <w:bottom w:val="none"/>
-          <w:right w:val="none"/>
+          <w:left w:val="none" w:color="000000" w:sz="4" w:space="0"/>
+          <w:bottom w:val="none" w:color="000000" w:sz="4" w:space="0"/>
+          <w:right w:val="none" w:color="000000" w:sz="4" w:space="0"/>
         </w:tcBorders>
       </w:tcPr>
     </w:tblStylePr>
@@ -15636,9 +16900,9 @@
       </w:tcPr>
     </w:tblStylePr>
   </w:style>
-  <w:style w:type="table" w:styleId="68">
+  <w:style w:type="table" w:styleId="726">
     <w:name w:val="List Table 1 Light"/>
-    <w:basedOn w:val="683"/>
+    <w:basedOn w:val="857"/>
     <w:uiPriority w:val="99"/>
     <w:pPr>
       <w:pBdr/>
@@ -15852,9 +17116,9 @@
       </w:tcPr>
     </w:tblStylePr>
   </w:style>
-  <w:style w:type="table" w:styleId="69">
+  <w:style w:type="table" w:styleId="727">
     <w:name w:val="List Table 1 Light - Accent 1"/>
-    <w:basedOn w:val="683"/>
+    <w:basedOn w:val="857"/>
     <w:uiPriority w:val="99"/>
     <w:pPr>
       <w:pBdr/>
@@ -16068,9 +17332,9 @@
       </w:tcPr>
     </w:tblStylePr>
   </w:style>
-  <w:style w:type="table" w:styleId="70">
+  <w:style w:type="table" w:styleId="728">
     <w:name w:val="List Table 1 Light - Accent 2"/>
-    <w:basedOn w:val="683"/>
+    <w:basedOn w:val="857"/>
     <w:uiPriority w:val="99"/>
     <w:pPr>
       <w:pBdr/>
@@ -16284,9 +17548,9 @@
       </w:tcPr>
     </w:tblStylePr>
   </w:style>
-  <w:style w:type="table" w:styleId="71">
+  <w:style w:type="table" w:styleId="729">
     <w:name w:val="List Table 1 Light - Accent 3"/>
-    <w:basedOn w:val="683"/>
+    <w:basedOn w:val="857"/>
     <w:uiPriority w:val="99"/>
     <w:pPr>
       <w:pBdr/>
@@ -16500,9 +17764,9 @@
       </w:tcPr>
     </w:tblStylePr>
   </w:style>
-  <w:style w:type="table" w:styleId="72">
+  <w:style w:type="table" w:styleId="730">
     <w:name w:val="List Table 1 Light - Accent 4"/>
-    <w:basedOn w:val="683"/>
+    <w:basedOn w:val="857"/>
     <w:uiPriority w:val="99"/>
     <w:pPr>
       <w:pBdr/>
@@ -16716,9 +17980,9 @@
       </w:tcPr>
     </w:tblStylePr>
   </w:style>
-  <w:style w:type="table" w:styleId="73">
+  <w:style w:type="table" w:styleId="731">
     <w:name w:val="List Table 1 Light - Accent 5"/>
-    <w:basedOn w:val="683"/>
+    <w:basedOn w:val="857"/>
     <w:uiPriority w:val="99"/>
     <w:pPr>
       <w:pBdr/>
@@ -16932,9 +18196,9 @@
       </w:tcPr>
     </w:tblStylePr>
   </w:style>
-  <w:style w:type="table" w:styleId="74">
+  <w:style w:type="table" w:styleId="732">
     <w:name w:val="List Table 1 Light - Accent 6"/>
-    <w:basedOn w:val="683"/>
+    <w:basedOn w:val="857"/>
     <w:uiPriority w:val="99"/>
     <w:pPr>
       <w:pBdr/>
@@ -17148,9 +18412,9 @@
       </w:tcPr>
     </w:tblStylePr>
   </w:style>
-  <w:style w:type="table" w:styleId="75">
+  <w:style w:type="table" w:styleId="733">
     <w:name w:val="List Table 2"/>
-    <w:basedOn w:val="683"/>
+    <w:basedOn w:val="857"/>
     <w:uiPriority w:val="99"/>
     <w:pPr>
       <w:pBdr/>
@@ -17386,9 +18650,9 @@
       </w:tcPr>
     </w:tblStylePr>
   </w:style>
-  <w:style w:type="table" w:styleId="76">
+  <w:style w:type="table" w:styleId="734">
     <w:name w:val="List Table 2 - Accent 1"/>
-    <w:basedOn w:val="683"/>
+    <w:basedOn w:val="857"/>
     <w:uiPriority w:val="99"/>
     <w:pPr>
       <w:pBdr/>
@@ -17624,9 +18888,9 @@
       </w:tcPr>
     </w:tblStylePr>
   </w:style>
-  <w:style w:type="table" w:styleId="77">
+  <w:style w:type="table" w:styleId="735">
     <w:name w:val="List Table 2 - Accent 2"/>
-    <w:basedOn w:val="683"/>
+    <w:basedOn w:val="857"/>
     <w:uiPriority w:val="99"/>
     <w:pPr>
       <w:pBdr/>
@@ -17862,9 +19126,9 @@
       </w:tcPr>
     </w:tblStylePr>
   </w:style>
-  <w:style w:type="table" w:styleId="78">
+  <w:style w:type="table" w:styleId="736">
     <w:name w:val="List Table 2 - Accent 3"/>
-    <w:basedOn w:val="683"/>
+    <w:basedOn w:val="857"/>
     <w:uiPriority w:val="99"/>
     <w:pPr>
       <w:pBdr/>
@@ -18100,9 +19364,9 @@
       </w:tcPr>
     </w:tblStylePr>
   </w:style>
-  <w:style w:type="table" w:styleId="79">
+  <w:style w:type="table" w:styleId="737">
     <w:name w:val="List Table 2 - Accent 4"/>
-    <w:basedOn w:val="683"/>
+    <w:basedOn w:val="857"/>
     <w:uiPriority w:val="99"/>
     <w:pPr>
       <w:pBdr/>
@@ -18338,9 +19602,9 @@
       </w:tcPr>
     </w:tblStylePr>
   </w:style>
-  <w:style w:type="table" w:styleId="80">
+  <w:style w:type="table" w:styleId="738">
     <w:name w:val="List Table 2 - Accent 5"/>
-    <w:basedOn w:val="683"/>
+    <w:basedOn w:val="857"/>
     <w:uiPriority w:val="99"/>
     <w:pPr>
       <w:pBdr/>
@@ -18576,9 +19840,9 @@
       </w:tcPr>
     </w:tblStylePr>
   </w:style>
-  <w:style w:type="table" w:styleId="81">
+  <w:style w:type="table" w:styleId="739">
     <w:name w:val="List Table 2 - Accent 6"/>
-    <w:basedOn w:val="683"/>
+    <w:basedOn w:val="857"/>
     <w:uiPriority w:val="99"/>
     <w:pPr>
       <w:pBdr/>
@@ -18814,9 +20078,9 @@
       </w:tcPr>
     </w:tblStylePr>
   </w:style>
-  <w:style w:type="table" w:styleId="82">
+  <w:style w:type="table" w:styleId="740">
     <w:name w:val="List Table 3"/>
-    <w:basedOn w:val="683"/>
+    <w:basedOn w:val="857"/>
     <w:uiPriority w:val="99"/>
     <w:pPr>
       <w:pBdr/>
@@ -19042,9 +20306,9 @@
       </w:tcPr>
     </w:tblStylePr>
   </w:style>
-  <w:style w:type="table" w:styleId="83">
+  <w:style w:type="table" w:styleId="741">
     <w:name w:val="List Table 3 - Accent 1"/>
-    <w:basedOn w:val="683"/>
+    <w:basedOn w:val="857"/>
     <w:uiPriority w:val="99"/>
     <w:pPr>
       <w:pBdr/>
@@ -19270,9 +20534,9 @@
       </w:tcPr>
     </w:tblStylePr>
   </w:style>
-  <w:style w:type="table" w:styleId="84">
+  <w:style w:type="table" w:styleId="742">
     <w:name w:val="List Table 3 - Accent 2"/>
-    <w:basedOn w:val="683"/>
+    <w:basedOn w:val="857"/>
     <w:uiPriority w:val="99"/>
     <w:pPr>
       <w:pBdr/>
@@ -19498,9 +20762,9 @@
       </w:tcPr>
     </w:tblStylePr>
   </w:style>
-  <w:style w:type="table" w:styleId="85">
+  <w:style w:type="table" w:styleId="743">
     <w:name w:val="List Table 3 - Accent 3"/>
-    <w:basedOn w:val="683"/>
+    <w:basedOn w:val="857"/>
     <w:uiPriority w:val="99"/>
     <w:pPr>
       <w:pBdr/>
@@ -19726,9 +20990,9 @@
       </w:tcPr>
     </w:tblStylePr>
   </w:style>
-  <w:style w:type="table" w:styleId="86">
+  <w:style w:type="table" w:styleId="744">
     <w:name w:val="List Table 3 - Accent 4"/>
-    <w:basedOn w:val="683"/>
+    <w:basedOn w:val="857"/>
     <w:uiPriority w:val="99"/>
     <w:pPr>
       <w:pBdr/>
@@ -19954,9 +21218,9 @@
       </w:tcPr>
     </w:tblStylePr>
   </w:style>
-  <w:style w:type="table" w:styleId="87">
+  <w:style w:type="table" w:styleId="745">
     <w:name w:val="List Table 3 - Accent 5"/>
-    <w:basedOn w:val="683"/>
+    <w:basedOn w:val="857"/>
     <w:uiPriority w:val="99"/>
     <w:pPr>
       <w:pBdr/>
@@ -20182,9 +21446,9 @@
       </w:tcPr>
     </w:tblStylePr>
   </w:style>
-  <w:style w:type="table" w:styleId="88">
+  <w:style w:type="table" w:styleId="746">
     <w:name w:val="List Table 3 - Accent 6"/>
-    <w:basedOn w:val="683"/>
+    <w:basedOn w:val="857"/>
     <w:uiPriority w:val="99"/>
     <w:pPr>
       <w:pBdr/>
@@ -20410,9 +21674,9 @@
       </w:tcPr>
     </w:tblStylePr>
   </w:style>
-  <w:style w:type="table" w:styleId="89">
+  <w:style w:type="table" w:styleId="747">
     <w:name w:val="List Table 4"/>
-    <w:basedOn w:val="683"/>
+    <w:basedOn w:val="857"/>
     <w:uiPriority w:val="99"/>
     <w:pPr>
       <w:pBdr/>
@@ -20635,9 +21899,9 @@
       </w:tcPr>
     </w:tblStylePr>
   </w:style>
-  <w:style w:type="table" w:styleId="90">
+  <w:style w:type="table" w:styleId="748">
     <w:name w:val="List Table 4 - Accent 1"/>
-    <w:basedOn w:val="683"/>
+    <w:basedOn w:val="857"/>
     <w:uiPriority w:val="99"/>
     <w:pPr>
       <w:pBdr/>
@@ -20860,9 +22124,9 @@
       </w:tcPr>
     </w:tblStylePr>
   </w:style>
-  <w:style w:type="table" w:styleId="91">
+  <w:style w:type="table" w:styleId="749">
     <w:name w:val="List Table 4 - Accent 2"/>
-    <w:basedOn w:val="683"/>
+    <w:basedOn w:val="857"/>
     <w:uiPriority w:val="99"/>
     <w:pPr>
       <w:pBdr/>
@@ -21085,9 +22349,9 @@
       </w:tcPr>
     </w:tblStylePr>
   </w:style>
-  <w:style w:type="table" w:styleId="92">
+  <w:style w:type="table" w:styleId="750">
     <w:name w:val="List Table 4 - Accent 3"/>
-    <w:basedOn w:val="683"/>
+    <w:basedOn w:val="857"/>
     <w:uiPriority w:val="99"/>
     <w:pPr>
       <w:pBdr/>
@@ -21310,9 +22574,9 @@
       </w:tcPr>
     </w:tblStylePr>
   </w:style>
-  <w:style w:type="table" w:styleId="93">
+  <w:style w:type="table" w:styleId="751">
     <w:name w:val="List Table 4 - Accent 4"/>
-    <w:basedOn w:val="683"/>
+    <w:basedOn w:val="857"/>
     <w:uiPriority w:val="99"/>
     <w:pPr>
       <w:pBdr/>
@@ -21535,9 +22799,9 @@
       </w:tcPr>
     </w:tblStylePr>
   </w:style>
-  <w:style w:type="table" w:styleId="94">
+  <w:style w:type="table" w:styleId="752">
     <w:name w:val="List Table 4 - Accent 5"/>
-    <w:basedOn w:val="683"/>
+    <w:basedOn w:val="857"/>
     <w:uiPriority w:val="99"/>
     <w:pPr>
       <w:pBdr/>
@@ -21760,9 +23024,9 @@
       </w:tcPr>
     </w:tblStylePr>
   </w:style>
-  <w:style w:type="table" w:styleId="95">
+  <w:style w:type="table" w:styleId="753">
     <w:name w:val="List Table 4 - Accent 6"/>
-    <w:basedOn w:val="683"/>
+    <w:basedOn w:val="857"/>
     <w:uiPriority w:val="99"/>
     <w:pPr>
       <w:pBdr/>
@@ -21985,9 +23249,9 @@
       </w:tcPr>
     </w:tblStylePr>
   </w:style>
-  <w:style w:type="table" w:styleId="96">
+  <w:style w:type="table" w:styleId="754">
     <w:name w:val="List Table 5 Dark"/>
-    <w:basedOn w:val="683"/>
+    <w:basedOn w:val="857"/>
     <w:uiPriority w:val="99"/>
     <w:pPr>
       <w:pBdr/>
@@ -22227,9 +23491,9 @@
       </w:tcPr>
     </w:tblStylePr>
   </w:style>
-  <w:style w:type="table" w:styleId="97">
+  <w:style w:type="table" w:styleId="755">
     <w:name w:val="List Table 5 Dark - Accent 1"/>
-    <w:basedOn w:val="683"/>
+    <w:basedOn w:val="857"/>
     <w:uiPriority w:val="99"/>
     <w:pPr>
       <w:pBdr/>
@@ -22469,9 +23733,9 @@
       </w:tcPr>
     </w:tblStylePr>
   </w:style>
-  <w:style w:type="table" w:styleId="98">
+  <w:style w:type="table" w:styleId="756">
     <w:name w:val="List Table 5 Dark - Accent 2"/>
-    <w:basedOn w:val="683"/>
+    <w:basedOn w:val="857"/>
     <w:uiPriority w:val="99"/>
     <w:pPr>
       <w:pBdr/>
@@ -22711,9 +23975,9 @@
       </w:tcPr>
     </w:tblStylePr>
   </w:style>
-  <w:style w:type="table" w:styleId="99">
+  <w:style w:type="table" w:styleId="757">
     <w:name w:val="List Table 5 Dark - Accent 3"/>
-    <w:basedOn w:val="683"/>
+    <w:basedOn w:val="857"/>
     <w:uiPriority w:val="99"/>
     <w:pPr>
       <w:pBdr/>
@@ -22953,9 +24217,9 @@
       </w:tcPr>
     </w:tblStylePr>
   </w:style>
-  <w:style w:type="table" w:styleId="100">
+  <w:style w:type="table" w:styleId="758">
     <w:name w:val="List Table 5 Dark - Accent 4"/>
-    <w:basedOn w:val="683"/>
+    <w:basedOn w:val="857"/>
     <w:uiPriority w:val="99"/>
     <w:pPr>
       <w:pBdr/>
@@ -23195,9 +24459,9 @@
       </w:tcPr>
     </w:tblStylePr>
   </w:style>
-  <w:style w:type="table" w:styleId="101">
+  <w:style w:type="table" w:styleId="759">
     <w:name w:val="List Table 5 Dark - Accent 5"/>
-    <w:basedOn w:val="683"/>
+    <w:basedOn w:val="857"/>
     <w:uiPriority w:val="99"/>
     <w:pPr>
       <w:pBdr/>
@@ -23437,9 +24701,9 @@
       </w:tcPr>
     </w:tblStylePr>
   </w:style>
-  <w:style w:type="table" w:styleId="102">
+  <w:style w:type="table" w:styleId="760">
     <w:name w:val="List Table 5 Dark - Accent 6"/>
-    <w:basedOn w:val="683"/>
+    <w:basedOn w:val="857"/>
     <w:uiPriority w:val="99"/>
     <w:pPr>
       <w:pBdr/>
@@ -23679,9 +24943,9 @@
       </w:tcPr>
     </w:tblStylePr>
   </w:style>
-  <w:style w:type="table" w:styleId="103">
+  <w:style w:type="table" w:styleId="761">
     <w:name w:val="List Table 6 Colorful"/>
-    <w:basedOn w:val="683"/>
+    <w:basedOn w:val="857"/>
     <w:uiPriority w:val="99"/>
     <w:pPr>
       <w:pBdr/>
@@ -23902,9 +25166,9 @@
       </w:tcPr>
     </w:tblStylePr>
   </w:style>
-  <w:style w:type="table" w:styleId="104">
+  <w:style w:type="table" w:styleId="762">
     <w:name w:val="List Table 6 Colorful - Accent 1"/>
-    <w:basedOn w:val="683"/>
+    <w:basedOn w:val="857"/>
     <w:uiPriority w:val="99"/>
     <w:pPr>
       <w:pBdr/>
@@ -24125,9 +25389,9 @@
       </w:tcPr>
     </w:tblStylePr>
   </w:style>
-  <w:style w:type="table" w:styleId="105">
+  <w:style w:type="table" w:styleId="763">
     <w:name w:val="List Table 6 Colorful - Accent 2"/>
-    <w:basedOn w:val="683"/>
+    <w:basedOn w:val="857"/>
     <w:uiPriority w:val="99"/>
     <w:pPr>
       <w:pBdr/>
@@ -24348,9 +25612,9 @@
       </w:tcPr>
     </w:tblStylePr>
   </w:style>
-  <w:style w:type="table" w:styleId="106">
+  <w:style w:type="table" w:styleId="764">
     <w:name w:val="List Table 6 Colorful - Accent 3"/>
-    <w:basedOn w:val="683"/>
+    <w:basedOn w:val="857"/>
     <w:uiPriority w:val="99"/>
     <w:pPr>
       <w:pBdr/>
@@ -24571,9 +25835,9 @@
       </w:tcPr>
     </w:tblStylePr>
   </w:style>
-  <w:style w:type="table" w:styleId="107">
+  <w:style w:type="table" w:styleId="765">
     <w:name w:val="List Table 6 Colorful - Accent 4"/>
-    <w:basedOn w:val="683"/>
+    <w:basedOn w:val="857"/>
     <w:uiPriority w:val="99"/>
     <w:pPr>
       <w:pBdr/>
@@ -24794,9 +26058,9 @@
       </w:tcPr>
     </w:tblStylePr>
   </w:style>
-  <w:style w:type="table" w:styleId="108">
+  <w:style w:type="table" w:styleId="766">
     <w:name w:val="List Table 6 Colorful - Accent 5"/>
-    <w:basedOn w:val="683"/>
+    <w:basedOn w:val="857"/>
     <w:uiPriority w:val="99"/>
     <w:pPr>
       <w:pBdr/>
@@ -25017,9 +26281,9 @@
       </w:tcPr>
     </w:tblStylePr>
   </w:style>
-  <w:style w:type="table" w:styleId="109">
+  <w:style w:type="table" w:styleId="767">
     <w:name w:val="List Table 6 Colorful - Accent 6"/>
-    <w:basedOn w:val="683"/>
+    <w:basedOn w:val="857"/>
     <w:uiPriority w:val="99"/>
     <w:pPr>
       <w:pBdr/>
@@ -25240,9 +26504,9 @@
       </w:tcPr>
     </w:tblStylePr>
   </w:style>
-  <w:style w:type="table" w:styleId="110">
+  <w:style w:type="table" w:styleId="768">
     <w:name w:val="List Table 7 Colorful"/>
-    <w:basedOn w:val="683"/>
+    <w:basedOn w:val="857"/>
     <w:uiPriority w:val="99"/>
     <w:pPr>
       <w:pBdr/>
@@ -25341,11 +26605,11 @@
         <w:tblBorders/>
       </w:tblPr>
       <w:tcPr>
-        <w:shd w:color="ffffff"/>
+        <w:shd w:val="clear" w:color="ffffff"/>
         <w:tcBorders>
-          <w:top w:val="none"/>
-          <w:left w:val="none"/>
-          <w:bottom w:val="none"/>
+          <w:top w:val="none" w:color="000000" w:sz="4" w:space="0"/>
+          <w:left w:val="none" w:color="000000" w:sz="4" w:space="0"/>
+          <w:bottom w:val="none" w:color="000000" w:sz="4" w:space="0"/>
           <w:right w:val="single" w:color="000000" w:themeColor="text1" w:themeTint="80" w:sz="4" w:space="0"/>
         </w:tcBorders>
       </w:tcPr>
@@ -25368,10 +26632,10 @@
       <w:tcPr>
         <w:shd w:val="clear" w:color="ffffff" w:themeColor="light1" w:fill="ffffff" w:themeFill="light1"/>
         <w:tcBorders>
-          <w:top w:val="none"/>
-          <w:left w:val="none"/>
+          <w:top w:val="none" w:color="000000" w:sz="4" w:space="0"/>
+          <w:left w:val="none" w:color="000000" w:sz="4" w:space="0"/>
           <w:bottom w:val="single" w:color="000000" w:themeColor="text1" w:themeTint="80" w:sz="4" w:space="0"/>
-          <w:right w:val="none"/>
+          <w:right w:val="none" w:color="000000" w:sz="4" w:space="0"/>
         </w:tcBorders>
       </w:tcPr>
     </w:tblStylePr>
@@ -25391,12 +26655,12 @@
         <w:tblBorders/>
       </w:tblPr>
       <w:tcPr>
-        <w:shd w:color="ffffff"/>
+        <w:shd w:val="clear" w:color="ffffff"/>
         <w:tcBorders>
-          <w:top w:val="none"/>
+          <w:top w:val="none" w:color="000000" w:sz="4" w:space="0"/>
           <w:left w:val="single" w:color="000000" w:themeColor="text1" w:themeTint="80" w:sz="4" w:space="0"/>
-          <w:bottom w:val="none"/>
-          <w:right w:val="none"/>
+          <w:bottom w:val="none" w:color="000000" w:sz="4" w:space="0"/>
+          <w:right w:val="none" w:color="000000" w:sz="4" w:space="0"/>
         </w:tcBorders>
       </w:tcPr>
     </w:tblStylePr>
@@ -25419,9 +26683,9 @@
         <w:shd w:val="clear" w:color="ffffff" w:themeColor="light1" w:fill="ffffff" w:themeFill="light1"/>
         <w:tcBorders>
           <w:top w:val="single" w:color="000000" w:themeColor="text1" w:themeTint="80" w:sz="4" w:space="0"/>
-          <w:left w:val="none"/>
-          <w:bottom w:val="none"/>
-          <w:right w:val="none"/>
+          <w:left w:val="none" w:color="000000" w:sz="4" w:space="0"/>
+          <w:bottom w:val="none" w:color="000000" w:sz="4" w:space="0"/>
+          <w:right w:val="none" w:color="000000" w:sz="4" w:space="0"/>
         </w:tcBorders>
       </w:tcPr>
     </w:tblStylePr>
@@ -25496,9 +26760,9 @@
       </w:tcPr>
     </w:tblStylePr>
   </w:style>
-  <w:style w:type="table" w:styleId="111">
+  <w:style w:type="table" w:styleId="769">
     <w:name w:val="List Table 7 Colorful - Accent 1"/>
-    <w:basedOn w:val="683"/>
+    <w:basedOn w:val="857"/>
     <w:uiPriority w:val="99"/>
     <w:pPr>
       <w:pBdr/>
@@ -25597,11 +26861,11 @@
         <w:tblBorders/>
       </w:tblPr>
       <w:tcPr>
-        <w:shd w:color="ffffff"/>
+        <w:shd w:val="clear" w:color="ffffff"/>
         <w:tcBorders>
-          <w:top w:val="none"/>
-          <w:left w:val="none"/>
-          <w:bottom w:val="none"/>
+          <w:top w:val="none" w:color="000000" w:sz="4" w:space="0"/>
+          <w:left w:val="none" w:color="000000" w:sz="4" w:space="0"/>
+          <w:bottom w:val="none" w:color="000000" w:sz="4" w:space="0"/>
           <w:right w:val="single" w:color="000000" w:themeColor="accent1" w:sz="4" w:space="0"/>
         </w:tcBorders>
       </w:tcPr>
@@ -25624,10 +26888,10 @@
       <w:tcPr>
         <w:shd w:val="clear" w:color="ffffff" w:themeColor="light1" w:fill="ffffff" w:themeFill="light1"/>
         <w:tcBorders>
-          <w:top w:val="none"/>
-          <w:left w:val="none"/>
+          <w:top w:val="none" w:color="000000" w:sz="4" w:space="0"/>
+          <w:left w:val="none" w:color="000000" w:sz="4" w:space="0"/>
           <w:bottom w:val="single" w:color="000000" w:themeColor="accent1" w:sz="4" w:space="0"/>
-          <w:right w:val="none"/>
+          <w:right w:val="none" w:color="000000" w:sz="4" w:space="0"/>
         </w:tcBorders>
       </w:tcPr>
     </w:tblStylePr>
@@ -25647,12 +26911,12 @@
         <w:tblBorders/>
       </w:tblPr>
       <w:tcPr>
-        <w:shd w:color="ffffff"/>
+        <w:shd w:val="clear" w:color="ffffff"/>
         <w:tcBorders>
-          <w:top w:val="none"/>
+          <w:top w:val="none" w:color="000000" w:sz="4" w:space="0"/>
           <w:left w:val="single" w:color="000000" w:themeColor="accent1" w:sz="4" w:space="0"/>
-          <w:bottom w:val="none"/>
-          <w:right w:val="none"/>
+          <w:bottom w:val="none" w:color="000000" w:sz="4" w:space="0"/>
+          <w:right w:val="none" w:color="000000" w:sz="4" w:space="0"/>
         </w:tcBorders>
       </w:tcPr>
     </w:tblStylePr>
@@ -25675,9 +26939,9 @@
         <w:shd w:val="clear" w:color="ffffff" w:themeColor="light1" w:fill="ffffff" w:themeFill="light1"/>
         <w:tcBorders>
           <w:top w:val="single" w:color="000000" w:themeColor="accent1" w:sz="4" w:space="0"/>
-          <w:left w:val="none"/>
-          <w:bottom w:val="none"/>
-          <w:right w:val="none"/>
+          <w:left w:val="none" w:color="000000" w:sz="4" w:space="0"/>
+          <w:bottom w:val="none" w:color="000000" w:sz="4" w:space="0"/>
+          <w:right w:val="none" w:color="000000" w:sz="4" w:space="0"/>
         </w:tcBorders>
       </w:tcPr>
     </w:tblStylePr>
@@ -25752,9 +27016,9 @@
       </w:tcPr>
     </w:tblStylePr>
   </w:style>
-  <w:style w:type="table" w:styleId="112">
+  <w:style w:type="table" w:styleId="770">
     <w:name w:val="List Table 7 Colorful - Accent 2"/>
-    <w:basedOn w:val="683"/>
+    <w:basedOn w:val="857"/>
     <w:uiPriority w:val="99"/>
     <w:pPr>
       <w:pBdr/>
@@ -25853,11 +27117,11 @@
         <w:tblBorders/>
       </w:tblPr>
       <w:tcPr>
-        <w:shd w:color="ffffff"/>
+        <w:shd w:val="clear" w:color="ffffff"/>
         <w:tcBorders>
-          <w:top w:val="none"/>
-          <w:left w:val="none"/>
-          <w:bottom w:val="none"/>
+          <w:top w:val="none" w:color="000000" w:sz="4" w:space="0"/>
+          <w:left w:val="none" w:color="000000" w:sz="4" w:space="0"/>
+          <w:bottom w:val="none" w:color="000000" w:sz="4" w:space="0"/>
           <w:right w:val="single" w:color="000000" w:themeColor="accent2" w:themeTint="97" w:sz="4" w:space="0"/>
         </w:tcBorders>
       </w:tcPr>
@@ -25880,10 +27144,10 @@
       <w:tcPr>
         <w:shd w:val="clear" w:color="ffffff" w:themeColor="light1" w:fill="ffffff" w:themeFill="light1"/>
         <w:tcBorders>
-          <w:top w:val="none"/>
-          <w:left w:val="none"/>
+          <w:top w:val="none" w:color="000000" w:sz="4" w:space="0"/>
+          <w:left w:val="none" w:color="000000" w:sz="4" w:space="0"/>
           <w:bottom w:val="single" w:color="000000" w:themeColor="accent2" w:themeTint="97" w:sz="4" w:space="0"/>
-          <w:right w:val="none"/>
+          <w:right w:val="none" w:color="000000" w:sz="4" w:space="0"/>
         </w:tcBorders>
       </w:tcPr>
     </w:tblStylePr>
@@ -25903,12 +27167,12 @@
         <w:tblBorders/>
       </w:tblPr>
       <w:tcPr>
-        <w:shd w:color="ffffff"/>
+        <w:shd w:val="clear" w:color="ffffff"/>
         <w:tcBorders>
-          <w:top w:val="none"/>
+          <w:top w:val="none" w:color="000000" w:sz="4" w:space="0"/>
           <w:left w:val="single" w:color="000000" w:themeColor="accent2" w:themeTint="97" w:sz="4" w:space="0"/>
-          <w:bottom w:val="none"/>
-          <w:right w:val="none"/>
+          <w:bottom w:val="none" w:color="000000" w:sz="4" w:space="0"/>
+          <w:right w:val="none" w:color="000000" w:sz="4" w:space="0"/>
         </w:tcBorders>
       </w:tcPr>
     </w:tblStylePr>
@@ -25931,9 +27195,9 @@
         <w:shd w:val="clear" w:color="ffffff" w:themeColor="light1" w:fill="ffffff" w:themeFill="light1"/>
         <w:tcBorders>
           <w:top w:val="single" w:color="000000" w:themeColor="accent2" w:themeTint="97" w:sz="4" w:space="0"/>
-          <w:left w:val="none"/>
-          <w:bottom w:val="none"/>
-          <w:right w:val="none"/>
+          <w:left w:val="none" w:color="000000" w:sz="4" w:space="0"/>
+          <w:bottom w:val="none" w:color="000000" w:sz="4" w:space="0"/>
+          <w:right w:val="none" w:color="000000" w:sz="4" w:space="0"/>
         </w:tcBorders>
       </w:tcPr>
     </w:tblStylePr>
@@ -26008,9 +27272,9 @@
       </w:tcPr>
     </w:tblStylePr>
   </w:style>
-  <w:style w:type="table" w:styleId="113">
+  <w:style w:type="table" w:styleId="771">
     <w:name w:val="List Table 7 Colorful - Accent 3"/>
-    <w:basedOn w:val="683"/>
+    <w:basedOn w:val="857"/>
     <w:uiPriority w:val="99"/>
     <w:pPr>
       <w:pBdr/>
@@ -26109,11 +27373,11 @@
         <w:tblBorders/>
       </w:tblPr>
       <w:tcPr>
-        <w:shd w:color="ffffff"/>
+        <w:shd w:val="clear" w:color="ffffff"/>
         <w:tcBorders>
-          <w:top w:val="none"/>
-          <w:left w:val="none"/>
-          <w:bottom w:val="none"/>
+          <w:top w:val="none" w:color="000000" w:sz="4" w:space="0"/>
+          <w:left w:val="none" w:color="000000" w:sz="4" w:space="0"/>
+          <w:bottom w:val="none" w:color="000000" w:sz="4" w:space="0"/>
           <w:right w:val="single" w:color="000000" w:themeColor="accent3" w:themeTint="98" w:sz="4" w:space="0"/>
         </w:tcBorders>
       </w:tcPr>
@@ -26136,10 +27400,10 @@
       <w:tcPr>
         <w:shd w:val="clear" w:color="ffffff" w:themeColor="light1" w:fill="ffffff" w:themeFill="light1"/>
         <w:tcBorders>
-          <w:top w:val="none"/>
-          <w:left w:val="none"/>
+          <w:top w:val="none" w:color="000000" w:sz="4" w:space="0"/>
+          <w:left w:val="none" w:color="000000" w:sz="4" w:space="0"/>
           <w:bottom w:val="single" w:color="000000" w:themeColor="accent3" w:themeTint="98" w:sz="4" w:space="0"/>
-          <w:right w:val="none"/>
+          <w:right w:val="none" w:color="000000" w:sz="4" w:space="0"/>
         </w:tcBorders>
       </w:tcPr>
     </w:tblStylePr>
@@ -26159,12 +27423,12 @@
         <w:tblBorders/>
       </w:tblPr>
       <w:tcPr>
-        <w:shd w:color="ffffff"/>
+        <w:shd w:val="clear" w:color="ffffff"/>
         <w:tcBorders>
-          <w:top w:val="none"/>
+          <w:top w:val="none" w:color="000000" w:sz="4" w:space="0"/>
           <w:left w:val="single" w:color="000000" w:themeColor="accent3" w:themeTint="98" w:sz="4" w:space="0"/>
-          <w:bottom w:val="none"/>
-          <w:right w:val="none"/>
+          <w:bottom w:val="none" w:color="000000" w:sz="4" w:space="0"/>
+          <w:right w:val="none" w:color="000000" w:sz="4" w:space="0"/>
         </w:tcBorders>
       </w:tcPr>
     </w:tblStylePr>
@@ -26187,9 +27451,9 @@
         <w:shd w:val="clear" w:color="ffffff" w:themeColor="light1" w:fill="ffffff" w:themeFill="light1"/>
         <w:tcBorders>
           <w:top w:val="single" w:color="000000" w:themeColor="accent3" w:themeTint="98" w:sz="4" w:space="0"/>
-          <w:left w:val="none"/>
-          <w:bottom w:val="none"/>
-          <w:right w:val="none"/>
+          <w:left w:val="none" w:color="000000" w:sz="4" w:space="0"/>
+          <w:bottom w:val="none" w:color="000000" w:sz="4" w:space="0"/>
+          <w:right w:val="none" w:color="000000" w:sz="4" w:space="0"/>
         </w:tcBorders>
       </w:tcPr>
     </w:tblStylePr>
@@ -26264,9 +27528,9 @@
       </w:tcPr>
     </w:tblStylePr>
   </w:style>
-  <w:style w:type="table" w:styleId="114">
+  <w:style w:type="table" w:styleId="772">
     <w:name w:val="List Table 7 Colorful - Accent 4"/>
-    <w:basedOn w:val="683"/>
+    <w:basedOn w:val="857"/>
     <w:uiPriority w:val="99"/>
     <w:pPr>
       <w:pBdr/>
@@ -26365,11 +27629,11 @@
         <w:tblBorders/>
       </w:tblPr>
       <w:tcPr>
-        <w:shd w:color="ffffff"/>
+        <w:shd w:val="clear" w:color="ffffff"/>
         <w:tcBorders>
-          <w:top w:val="none"/>
-          <w:left w:val="none"/>
-          <w:bottom w:val="none"/>
+          <w:top w:val="none" w:color="000000" w:sz="4" w:space="0"/>
+          <w:left w:val="none" w:color="000000" w:sz="4" w:space="0"/>
+          <w:bottom w:val="none" w:color="000000" w:sz="4" w:space="0"/>
           <w:right w:val="single" w:color="000000" w:themeColor="accent4" w:themeTint="9A" w:sz="4" w:space="0"/>
         </w:tcBorders>
       </w:tcPr>
@@ -26392,10 +27656,10 @@
       <w:tcPr>
         <w:shd w:val="clear" w:color="ffffff" w:themeColor="light1" w:fill="ffffff" w:themeFill="light1"/>
         <w:tcBorders>
-          <w:top w:val="none"/>
-          <w:left w:val="none"/>
+          <w:top w:val="none" w:color="000000" w:sz="4" w:space="0"/>
+          <w:left w:val="none" w:color="000000" w:sz="4" w:space="0"/>
           <w:bottom w:val="single" w:color="000000" w:themeColor="accent4" w:themeTint="9A" w:sz="4" w:space="0"/>
-          <w:right w:val="none"/>
+          <w:right w:val="none" w:color="000000" w:sz="4" w:space="0"/>
         </w:tcBorders>
       </w:tcPr>
     </w:tblStylePr>
@@ -26415,12 +27679,12 @@
         <w:tblBorders/>
       </w:tblPr>
       <w:tcPr>
-        <w:shd w:color="ffffff"/>
+        <w:shd w:val="clear" w:color="ffffff"/>
         <w:tcBorders>
-          <w:top w:val="none"/>
+          <w:top w:val="none" w:color="000000" w:sz="4" w:space="0"/>
           <w:left w:val="single" w:color="000000" w:themeColor="accent4" w:themeTint="9A" w:sz="4" w:space="0"/>
-          <w:bottom w:val="none"/>
-          <w:right w:val="none"/>
+          <w:bottom w:val="none" w:color="000000" w:sz="4" w:space="0"/>
+          <w:right w:val="none" w:color="000000" w:sz="4" w:space="0"/>
         </w:tcBorders>
       </w:tcPr>
     </w:tblStylePr>
@@ -26443,9 +27707,9 @@
         <w:shd w:val="clear" w:color="ffffff" w:themeColor="light1" w:fill="ffffff" w:themeFill="light1"/>
         <w:tcBorders>
           <w:top w:val="single" w:color="000000" w:themeColor="accent4" w:themeTint="9A" w:sz="4" w:space="0"/>
-          <w:left w:val="none"/>
-          <w:bottom w:val="none"/>
-          <w:right w:val="none"/>
+          <w:left w:val="none" w:color="000000" w:sz="4" w:space="0"/>
+          <w:bottom w:val="none" w:color="000000" w:sz="4" w:space="0"/>
+          <w:right w:val="none" w:color="000000" w:sz="4" w:space="0"/>
         </w:tcBorders>
       </w:tcPr>
     </w:tblStylePr>
@@ -26520,9 +27784,9 @@
       </w:tcPr>
     </w:tblStylePr>
   </w:style>
-  <w:style w:type="table" w:styleId="115">
+  <w:style w:type="table" w:styleId="773">
     <w:name w:val="List Table 7 Colorful - Accent 5"/>
-    <w:basedOn w:val="683"/>
+    <w:basedOn w:val="857"/>
     <w:uiPriority w:val="99"/>
     <w:pPr>
       <w:pBdr/>
@@ -26621,11 +27885,11 @@
         <w:tblBorders/>
       </w:tblPr>
       <w:tcPr>
-        <w:shd w:color="ffffff"/>
+        <w:shd w:val="clear" w:color="ffffff"/>
         <w:tcBorders>
-          <w:top w:val="none"/>
-          <w:left w:val="none"/>
-          <w:bottom w:val="none"/>
+          <w:top w:val="none" w:color="000000" w:sz="4" w:space="0"/>
+          <w:left w:val="none" w:color="000000" w:sz="4" w:space="0"/>
+          <w:bottom w:val="none" w:color="000000" w:sz="4" w:space="0"/>
           <w:right w:val="single" w:color="000000" w:themeColor="accent5" w:themeTint="9A" w:sz="4" w:space="0"/>
         </w:tcBorders>
       </w:tcPr>
@@ -26648,10 +27912,10 @@
       <w:tcPr>
         <w:shd w:val="clear" w:color="ffffff" w:themeColor="light1" w:fill="ffffff" w:themeFill="light1"/>
         <w:tcBorders>
-          <w:top w:val="none"/>
-          <w:left w:val="none"/>
+          <w:top w:val="none" w:color="000000" w:sz="4" w:space="0"/>
+          <w:left w:val="none" w:color="000000" w:sz="4" w:space="0"/>
           <w:bottom w:val="single" w:color="000000" w:themeColor="accent5" w:themeTint="9A" w:sz="4" w:space="0"/>
-          <w:right w:val="none"/>
+          <w:right w:val="none" w:color="000000" w:sz="4" w:space="0"/>
         </w:tcBorders>
       </w:tcPr>
     </w:tblStylePr>
@@ -26671,12 +27935,12 @@
         <w:tblBorders/>
       </w:tblPr>
       <w:tcPr>
-        <w:shd w:color="ffffff"/>
+        <w:shd w:val="clear" w:color="ffffff"/>
         <w:tcBorders>
-          <w:top w:val="none"/>
+          <w:top w:val="none" w:color="000000" w:sz="4" w:space="0"/>
           <w:left w:val="single" w:color="000000" w:themeColor="accent5" w:themeTint="9A" w:sz="4" w:space="0"/>
-          <w:bottom w:val="none"/>
-          <w:right w:val="none"/>
+          <w:bottom w:val="none" w:color="000000" w:sz="4" w:space="0"/>
+          <w:right w:val="none" w:color="000000" w:sz="4" w:space="0"/>
         </w:tcBorders>
       </w:tcPr>
     </w:tblStylePr>
@@ -26699,9 +27963,9 @@
         <w:shd w:val="clear" w:color="ffffff" w:themeColor="light1" w:fill="ffffff" w:themeFill="light1"/>
         <w:tcBorders>
           <w:top w:val="single" w:color="000000" w:themeColor="accent5" w:themeTint="9A" w:sz="4" w:space="0"/>
-          <w:left w:val="none"/>
-          <w:bottom w:val="none"/>
-          <w:right w:val="none"/>
+          <w:left w:val="none" w:color="000000" w:sz="4" w:space="0"/>
+          <w:bottom w:val="none" w:color="000000" w:sz="4" w:space="0"/>
+          <w:right w:val="none" w:color="000000" w:sz="4" w:space="0"/>
         </w:tcBorders>
       </w:tcPr>
     </w:tblStylePr>
@@ -26776,9 +28040,9 @@
       </w:tcPr>
     </w:tblStylePr>
   </w:style>
-  <w:style w:type="table" w:styleId="116">
+  <w:style w:type="table" w:styleId="774">
     <w:name w:val="List Table 7 Colorful - Accent 6"/>
-    <w:basedOn w:val="683"/>
+    <w:basedOn w:val="857"/>
     <w:uiPriority w:val="99"/>
     <w:pPr>
       <w:pBdr/>
@@ -26877,11 +28141,11 @@
         <w:tblBorders/>
       </w:tblPr>
       <w:tcPr>
-        <w:shd w:color="ffffff"/>
+        <w:shd w:val="clear" w:color="ffffff"/>
         <w:tcBorders>
-          <w:top w:val="none"/>
-          <w:left w:val="none"/>
-          <w:bottom w:val="none"/>
+          <w:top w:val="none" w:color="000000" w:sz="4" w:space="0"/>
+          <w:left w:val="none" w:color="000000" w:sz="4" w:space="0"/>
+          <w:bottom w:val="none" w:color="000000" w:sz="4" w:space="0"/>
           <w:right w:val="single" w:color="000000" w:themeColor="accent6" w:themeTint="98" w:sz="4" w:space="0"/>
         </w:tcBorders>
       </w:tcPr>
@@ -26904,10 +28168,10 @@
       <w:tcPr>
         <w:shd w:val="clear" w:color="ffffff" w:themeColor="light1" w:fill="ffffff" w:themeFill="light1"/>
         <w:tcBorders>
-          <w:top w:val="none"/>
-          <w:left w:val="none"/>
+          <w:top w:val="none" w:color="000000" w:sz="4" w:space="0"/>
+          <w:left w:val="none" w:color="000000" w:sz="4" w:space="0"/>
           <w:bottom w:val="single" w:color="000000" w:themeColor="accent6" w:themeTint="98" w:sz="4" w:space="0"/>
-          <w:right w:val="none"/>
+          <w:right w:val="none" w:color="000000" w:sz="4" w:space="0"/>
         </w:tcBorders>
       </w:tcPr>
     </w:tblStylePr>
@@ -26927,12 +28191,12 @@
         <w:tblBorders/>
       </w:tblPr>
       <w:tcPr>
-        <w:shd w:color="ffffff"/>
+        <w:shd w:val="clear" w:color="ffffff"/>
         <w:tcBorders>
-          <w:top w:val="none"/>
+          <w:top w:val="none" w:color="000000" w:sz="4" w:space="0"/>
           <w:left w:val="single" w:color="000000" w:themeColor="accent6" w:themeTint="98" w:sz="4" w:space="0"/>
-          <w:bottom w:val="none"/>
-          <w:right w:val="none"/>
+          <w:bottom w:val="none" w:color="000000" w:sz="4" w:space="0"/>
+          <w:right w:val="none" w:color="000000" w:sz="4" w:space="0"/>
         </w:tcBorders>
       </w:tcPr>
     </w:tblStylePr>
@@ -26955,9 +28219,9 @@
         <w:shd w:val="clear" w:color="ffffff" w:themeColor="light1" w:fill="ffffff" w:themeFill="light1"/>
         <w:tcBorders>
           <w:top w:val="single" w:color="000000" w:themeColor="accent6" w:themeTint="98" w:sz="4" w:space="0"/>
-          <w:left w:val="none"/>
-          <w:bottom w:val="none"/>
-          <w:right w:val="none"/>
+          <w:left w:val="none" w:color="000000" w:sz="4" w:space="0"/>
+          <w:bottom w:val="none" w:color="000000" w:sz="4" w:space="0"/>
+          <w:right w:val="none" w:color="000000" w:sz="4" w:space="0"/>
         </w:tcBorders>
       </w:tcPr>
     </w:tblStylePr>
@@ -27032,9 +28296,9 @@
       </w:tcPr>
     </w:tblStylePr>
   </w:style>
-  <w:style w:type="table" w:styleId="117">
+  <w:style w:type="table" w:styleId="775">
     <w:name w:val="Lined - Accent"/>
-    <w:basedOn w:val="683"/>
+    <w:basedOn w:val="857"/>
     <w:uiPriority w:val="99"/>
     <w:pPr>
       <w:pBdr/>
@@ -27269,9 +28533,9 @@
       </w:tcPr>
     </w:tblStylePr>
   </w:style>
-  <w:style w:type="table" w:styleId="118">
+  <w:style w:type="table" w:styleId="776">
     <w:name w:val="Lined - Accent 1"/>
-    <w:basedOn w:val="683"/>
+    <w:basedOn w:val="857"/>
     <w:uiPriority w:val="99"/>
     <w:pPr>
       <w:pBdr/>
@@ -27506,9 +28770,9 @@
       </w:tcPr>
     </w:tblStylePr>
   </w:style>
-  <w:style w:type="table" w:styleId="119">
+  <w:style w:type="table" w:styleId="777">
     <w:name w:val="Lined - Accent 2"/>
-    <w:basedOn w:val="683"/>
+    <w:basedOn w:val="857"/>
     <w:uiPriority w:val="99"/>
     <w:pPr>
       <w:pBdr/>
@@ -27743,9 +29007,9 @@
       </w:tcPr>
     </w:tblStylePr>
   </w:style>
-  <w:style w:type="table" w:styleId="120">
+  <w:style w:type="table" w:styleId="778">
     <w:name w:val="Lined - Accent 3"/>
-    <w:basedOn w:val="683"/>
+    <w:basedOn w:val="857"/>
     <w:uiPriority w:val="99"/>
     <w:pPr>
       <w:pBdr/>
@@ -27980,9 +29244,9 @@
       </w:tcPr>
     </w:tblStylePr>
   </w:style>
-  <w:style w:type="table" w:styleId="121">
+  <w:style w:type="table" w:styleId="779">
     <w:name w:val="Lined - Accent 4"/>
-    <w:basedOn w:val="683"/>
+    <w:basedOn w:val="857"/>
     <w:uiPriority w:val="99"/>
     <w:pPr>
       <w:pBdr/>
@@ -28217,9 +29481,9 @@
       </w:tcPr>
     </w:tblStylePr>
   </w:style>
-  <w:style w:type="table" w:styleId="122">
+  <w:style w:type="table" w:styleId="780">
     <w:name w:val="Lined - Accent 5"/>
-    <w:basedOn w:val="683"/>
+    <w:basedOn w:val="857"/>
     <w:uiPriority w:val="99"/>
     <w:pPr>
       <w:pBdr/>
@@ -28454,9 +29718,9 @@
       </w:tcPr>
     </w:tblStylePr>
   </w:style>
-  <w:style w:type="table" w:styleId="123">
+  <w:style w:type="table" w:styleId="781">
     <w:name w:val="Lined - Accent 6"/>
-    <w:basedOn w:val="683"/>
+    <w:basedOn w:val="857"/>
     <w:uiPriority w:val="99"/>
     <w:pPr>
       <w:pBdr/>
@@ -28691,9 +29955,9 @@
       </w:tcPr>
     </w:tblStylePr>
   </w:style>
-  <w:style w:type="table" w:styleId="124">
+  <w:style w:type="table" w:styleId="782">
     <w:name w:val="Bordered &amp; Lined - Accent"/>
-    <w:basedOn w:val="683"/>
+    <w:basedOn w:val="857"/>
     <w:uiPriority w:val="99"/>
     <w:pPr>
       <w:pBdr/>
@@ -28935,9 +30199,9 @@
       </w:tcPr>
     </w:tblStylePr>
   </w:style>
-  <w:style w:type="table" w:styleId="125">
+  <w:style w:type="table" w:styleId="783">
     <w:name w:val="Bordered &amp; Lined - Accent 1"/>
-    <w:basedOn w:val="683"/>
+    <w:basedOn w:val="857"/>
     <w:uiPriority w:val="99"/>
     <w:pPr>
       <w:pBdr/>
@@ -29179,9 +30443,9 @@
       </w:tcPr>
     </w:tblStylePr>
   </w:style>
-  <w:style w:type="table" w:styleId="126">
+  <w:style w:type="table" w:styleId="784">
     <w:name w:val="Bordered &amp; Lined - Accent 2"/>
-    <w:basedOn w:val="683"/>
+    <w:basedOn w:val="857"/>
     <w:uiPriority w:val="99"/>
     <w:pPr>
       <w:pBdr/>
@@ -29423,9 +30687,9 @@
       </w:tcPr>
     </w:tblStylePr>
   </w:style>
-  <w:style w:type="table" w:styleId="127">
+  <w:style w:type="table" w:styleId="785">
     <w:name w:val="Bordered &amp; Lined - Accent 3"/>
-    <w:basedOn w:val="683"/>
+    <w:basedOn w:val="857"/>
     <w:uiPriority w:val="99"/>
     <w:pPr>
       <w:pBdr/>
@@ -29667,9 +30931,9 @@
       </w:tcPr>
     </w:tblStylePr>
   </w:style>
-  <w:style w:type="table" w:styleId="128">
+  <w:style w:type="table" w:styleId="786">
     <w:name w:val="Bordered &amp; Lined - Accent 4"/>
-    <w:basedOn w:val="683"/>
+    <w:basedOn w:val="857"/>
     <w:uiPriority w:val="99"/>
     <w:pPr>
       <w:pBdr/>
@@ -29911,9 +31175,9 @@
       </w:tcPr>
     </w:tblStylePr>
   </w:style>
-  <w:style w:type="table" w:styleId="129">
+  <w:style w:type="table" w:styleId="787">
     <w:name w:val="Bordered &amp; Lined - Accent 5"/>
-    <w:basedOn w:val="683"/>
+    <w:basedOn w:val="857"/>
     <w:uiPriority w:val="99"/>
     <w:pPr>
       <w:pBdr/>
@@ -30155,9 +31419,9 @@
       </w:tcPr>
     </w:tblStylePr>
   </w:style>
-  <w:style w:type="table" w:styleId="130">
+  <w:style w:type="table" w:styleId="788">
     <w:name w:val="Bordered &amp; Lined - Accent 6"/>
-    <w:basedOn w:val="683"/>
+    <w:basedOn w:val="857"/>
     <w:uiPriority w:val="99"/>
     <w:pPr>
       <w:pBdr/>
@@ -30399,9 +31663,9 @@
       </w:tcPr>
     </w:tblStylePr>
   </w:style>
-  <w:style w:type="table" w:styleId="131">
+  <w:style w:type="table" w:styleId="789">
     <w:name w:val="Bordered"/>
-    <w:basedOn w:val="683"/>
+    <w:basedOn w:val="857"/>
     <w:uiPriority w:val="99"/>
     <w:pPr>
       <w:pBdr/>
@@ -30630,9 +31894,9 @@
       </w:tcPr>
     </w:tblStylePr>
   </w:style>
-  <w:style w:type="table" w:styleId="132">
+  <w:style w:type="table" w:styleId="790">
     <w:name w:val="Bordered - Accent 1"/>
-    <w:basedOn w:val="683"/>
+    <w:basedOn w:val="857"/>
     <w:uiPriority w:val="99"/>
     <w:pPr>
       <w:pBdr/>
@@ -30861,9 +32125,9 @@
       </w:tcPr>
     </w:tblStylePr>
   </w:style>
-  <w:style w:type="table" w:styleId="133">
+  <w:style w:type="table" w:styleId="791">
     <w:name w:val="Bordered - Accent 2"/>
-    <w:basedOn w:val="683"/>
+    <w:basedOn w:val="857"/>
     <w:uiPriority w:val="99"/>
     <w:pPr>
       <w:pBdr/>
@@ -31092,9 +32356,9 @@
       </w:tcPr>
     </w:tblStylePr>
   </w:style>
-  <w:style w:type="table" w:styleId="134">
+  <w:style w:type="table" w:styleId="792">
     <w:name w:val="Bordered - Accent 3"/>
-    <w:basedOn w:val="683"/>
+    <w:basedOn w:val="857"/>
     <w:uiPriority w:val="99"/>
     <w:pPr>
       <w:pBdr/>
@@ -31323,9 +32587,9 @@
       </w:tcPr>
     </w:tblStylePr>
   </w:style>
-  <w:style w:type="table" w:styleId="135">
+  <w:style w:type="table" w:styleId="793">
     <w:name w:val="Bordered - Accent 4"/>
-    <w:basedOn w:val="683"/>
+    <w:basedOn w:val="857"/>
     <w:uiPriority w:val="99"/>
     <w:pPr>
       <w:pBdr/>
@@ -31554,9 +32818,9 @@
       </w:tcPr>
     </w:tblStylePr>
   </w:style>
-  <w:style w:type="table" w:styleId="136">
+  <w:style w:type="table" w:styleId="794">
     <w:name w:val="Bordered - Accent 5"/>
-    <w:basedOn w:val="683"/>
+    <w:basedOn w:val="857"/>
     <w:uiPriority w:val="99"/>
     <w:pPr>
       <w:pBdr/>
@@ -31785,9 +33049,9 @@
       </w:tcPr>
     </w:tblStylePr>
   </w:style>
-  <w:style w:type="table" w:styleId="137">
+  <w:style w:type="table" w:styleId="795">
     <w:name w:val="Bordered - Accent 6"/>
-    <w:basedOn w:val="683"/>
+    <w:basedOn w:val="857"/>
     <w:uiPriority w:val="99"/>
     <w:pPr>
       <w:pBdr/>
@@ -32016,11 +33280,11 @@
       </w:tcPr>
     </w:tblStylePr>
   </w:style>
-  <w:style w:type="paragraph" w:styleId="140">
+  <w:style w:type="paragraph" w:styleId="796">
     <w:name w:val="Heading 2"/>
-    <w:basedOn w:val="680"/>
-    <w:next w:val="680"/>
-    <w:link w:val="151"/>
+    <w:basedOn w:val="854"/>
+    <w:next w:val="854"/>
+    <w:link w:val="805"/>
     <w:uiPriority w:val="9"/>
     <w:unhideWhenUsed/>
     <w:qFormat/>
@@ -32039,11 +33303,11 @@
       <w:szCs w:val="32"/>
     </w:rPr>
   </w:style>
-  <w:style w:type="paragraph" w:styleId="141">
+  <w:style w:type="paragraph" w:styleId="797">
     <w:name w:val="Heading 3"/>
-    <w:basedOn w:val="680"/>
-    <w:next w:val="680"/>
-    <w:link w:val="152"/>
+    <w:basedOn w:val="854"/>
+    <w:next w:val="854"/>
+    <w:link w:val="806"/>
     <w:uiPriority w:val="9"/>
     <w:unhideWhenUsed/>
     <w:qFormat/>
@@ -32062,11 +33326,11 @@
       <w:szCs w:val="28"/>
     </w:rPr>
   </w:style>
-  <w:style w:type="paragraph" w:styleId="142">
+  <w:style w:type="paragraph" w:styleId="798">
     <w:name w:val="Heading 4"/>
-    <w:basedOn w:val="680"/>
-    <w:next w:val="680"/>
-    <w:link w:val="153"/>
+    <w:basedOn w:val="854"/>
+    <w:next w:val="854"/>
+    <w:link w:val="807"/>
     <w:uiPriority w:val="9"/>
     <w:unhideWhenUsed/>
     <w:qFormat/>
@@ -32085,11 +33349,11 @@
       <w:color w:val="0f4761" w:themeColor="accent1" w:themeShade="BF"/>
     </w:rPr>
   </w:style>
-  <w:style w:type="paragraph" w:styleId="143">
+  <w:style w:type="paragraph" w:styleId="799">
     <w:name w:val="Heading 5"/>
-    <w:basedOn w:val="680"/>
-    <w:next w:val="680"/>
-    <w:link w:val="154"/>
+    <w:basedOn w:val="854"/>
+    <w:next w:val="854"/>
+    <w:link w:val="808"/>
     <w:uiPriority w:val="9"/>
     <w:unhideWhenUsed/>
     <w:qFormat/>
@@ -32106,11 +33370,11 @@
       <w:color w:val="0f4761" w:themeColor="accent1" w:themeShade="BF"/>
     </w:rPr>
   </w:style>
-  <w:style w:type="paragraph" w:styleId="144">
+  <w:style w:type="paragraph" w:styleId="800">
     <w:name w:val="Heading 6"/>
-    <w:basedOn w:val="680"/>
-    <w:next w:val="680"/>
-    <w:link w:val="155"/>
+    <w:basedOn w:val="854"/>
+    <w:next w:val="854"/>
+    <w:link w:val="809"/>
     <w:uiPriority w:val="9"/>
     <w:unhideWhenUsed/>
     <w:qFormat/>
@@ -32129,11 +33393,11 @@
       <w:color w:val="595959" w:themeColor="text1" w:themeTint="A6"/>
     </w:rPr>
   </w:style>
-  <w:style w:type="paragraph" w:styleId="145">
+  <w:style w:type="paragraph" w:styleId="801">
     <w:name w:val="Heading 7"/>
-    <w:basedOn w:val="680"/>
-    <w:next w:val="680"/>
-    <w:link w:val="156"/>
+    <w:basedOn w:val="854"/>
+    <w:next w:val="854"/>
+    <w:link w:val="810"/>
     <w:uiPriority w:val="9"/>
     <w:unhideWhenUsed/>
     <w:qFormat/>
@@ -32150,11 +33414,11 @@
       <w:color w:val="595959" w:themeColor="text1" w:themeTint="A6"/>
     </w:rPr>
   </w:style>
-  <w:style w:type="paragraph" w:styleId="146">
+  <w:style w:type="paragraph" w:styleId="802">
     <w:name w:val="Heading 8"/>
-    <w:basedOn w:val="680"/>
-    <w:next w:val="680"/>
-    <w:link w:val="157"/>
+    <w:basedOn w:val="854"/>
+    <w:next w:val="854"/>
+    <w:link w:val="811"/>
     <w:uiPriority w:val="9"/>
     <w:unhideWhenUsed/>
     <w:qFormat/>
@@ -32173,11 +33437,11 @@
       <w:color w:val="272727" w:themeColor="text1" w:themeTint="D8"/>
     </w:rPr>
   </w:style>
-  <w:style w:type="paragraph" w:styleId="147">
+  <w:style w:type="paragraph" w:styleId="803">
     <w:name w:val="Heading 9"/>
-    <w:basedOn w:val="680"/>
-    <w:next w:val="680"/>
-    <w:link w:val="158"/>
+    <w:basedOn w:val="854"/>
+    <w:next w:val="854"/>
+    <w:link w:val="812"/>
     <w:uiPriority w:val="9"/>
     <w:unhideWhenUsed/>
     <w:qFormat/>
@@ -32196,10 +33460,10 @@
       <w:color w:val="272727" w:themeColor="text1" w:themeTint="D8"/>
     </w:rPr>
   </w:style>
-  <w:style w:type="character" w:styleId="150">
+  <w:style w:type="character" w:styleId="804">
     <w:name w:val="Heading 1 Char"/>
-    <w:basedOn w:val="682"/>
-    <w:link w:val="681"/>
+    <w:basedOn w:val="856"/>
+    <w:link w:val="855"/>
     <w:uiPriority w:val="9"/>
     <w:pPr>
       <w:pBdr/>
@@ -32213,10 +33477,10 @@
       <w:szCs w:val="40"/>
     </w:rPr>
   </w:style>
-  <w:style w:type="character" w:styleId="151">
+  <w:style w:type="character" w:styleId="805">
     <w:name w:val="Heading 2 Char"/>
-    <w:basedOn w:val="682"/>
-    <w:link w:val="140"/>
+    <w:basedOn w:val="856"/>
+    <w:link w:val="796"/>
     <w:uiPriority w:val="9"/>
     <w:pPr>
       <w:pBdr/>
@@ -32230,10 +33494,10 @@
       <w:szCs w:val="32"/>
     </w:rPr>
   </w:style>
-  <w:style w:type="character" w:styleId="152">
+  <w:style w:type="character" w:styleId="806">
     <w:name w:val="Heading 3 Char"/>
-    <w:basedOn w:val="682"/>
-    <w:link w:val="141"/>
+    <w:basedOn w:val="856"/>
+    <w:link w:val="797"/>
     <w:uiPriority w:val="9"/>
     <w:pPr>
       <w:pBdr/>
@@ -32247,10 +33511,10 @@
       <w:szCs w:val="28"/>
     </w:rPr>
   </w:style>
-  <w:style w:type="character" w:styleId="153">
+  <w:style w:type="character" w:styleId="807">
     <w:name w:val="Heading 4 Char"/>
-    <w:basedOn w:val="682"/>
-    <w:link w:val="142"/>
+    <w:basedOn w:val="856"/>
+    <w:link w:val="798"/>
     <w:uiPriority w:val="9"/>
     <w:pPr>
       <w:pBdr/>
@@ -32264,10 +33528,10 @@
       <w:color w:val="0f4761" w:themeColor="accent1" w:themeShade="BF"/>
     </w:rPr>
   </w:style>
-  <w:style w:type="character" w:styleId="154">
+  <w:style w:type="character" w:styleId="808">
     <w:name w:val="Heading 5 Char"/>
-    <w:basedOn w:val="682"/>
-    <w:link w:val="143"/>
+    <w:basedOn w:val="856"/>
+    <w:link w:val="799"/>
     <w:uiPriority w:val="9"/>
     <w:pPr>
       <w:pBdr/>
@@ -32279,10 +33543,10 @@
       <w:color w:val="0f4761" w:themeColor="accent1" w:themeShade="BF"/>
     </w:rPr>
   </w:style>
-  <w:style w:type="character" w:styleId="155">
+  <w:style w:type="character" w:styleId="809">
     <w:name w:val="Heading 6 Char"/>
-    <w:basedOn w:val="682"/>
-    <w:link w:val="144"/>
+    <w:basedOn w:val="856"/>
+    <w:link w:val="800"/>
     <w:uiPriority w:val="9"/>
     <w:pPr>
       <w:pBdr/>
@@ -32296,10 +33560,10 @@
       <w:color w:val="595959" w:themeColor="text1" w:themeTint="A6"/>
     </w:rPr>
   </w:style>
-  <w:style w:type="character" w:styleId="156">
+  <w:style w:type="character" w:styleId="810">
     <w:name w:val="Heading 7 Char"/>
-    <w:basedOn w:val="682"/>
-    <w:link w:val="145"/>
+    <w:basedOn w:val="856"/>
+    <w:link w:val="801"/>
     <w:uiPriority w:val="9"/>
     <w:pPr>
       <w:pBdr/>
@@ -32311,10 +33575,10 @@
       <w:color w:val="595959" w:themeColor="text1" w:themeTint="A6"/>
     </w:rPr>
   </w:style>
-  <w:style w:type="character" w:styleId="157">
+  <w:style w:type="character" w:styleId="811">
     <w:name w:val="Heading 8 Char"/>
-    <w:basedOn w:val="682"/>
-    <w:link w:val="146"/>
+    <w:basedOn w:val="856"/>
+    <w:link w:val="802"/>
     <w:uiPriority w:val="9"/>
     <w:pPr>
       <w:pBdr/>
@@ -32328,10 +33592,10 @@
       <w:color w:val="272727" w:themeColor="text1" w:themeTint="D8"/>
     </w:rPr>
   </w:style>
-  <w:style w:type="character" w:styleId="158">
+  <w:style w:type="character" w:styleId="812">
     <w:name w:val="Heading 9 Char"/>
-    <w:basedOn w:val="682"/>
-    <w:link w:val="147"/>
+    <w:basedOn w:val="856"/>
+    <w:link w:val="803"/>
     <w:uiPriority w:val="9"/>
     <w:pPr>
       <w:pBdr/>
@@ -32345,11 +33609,11 @@
       <w:color w:val="272727" w:themeColor="text1" w:themeTint="D8"/>
     </w:rPr>
   </w:style>
-  <w:style w:type="paragraph" w:styleId="159">
+  <w:style w:type="paragraph" w:styleId="813">
     <w:name w:val="Title"/>
-    <w:basedOn w:val="680"/>
-    <w:next w:val="680"/>
-    <w:link w:val="160"/>
+    <w:basedOn w:val="854"/>
+    <w:next w:val="854"/>
+    <w:link w:val="814"/>
     <w:uiPriority w:val="10"/>
     <w:qFormat/>
     <w:pPr>
@@ -32365,10 +33629,10 @@
       <w:szCs w:val="56"/>
     </w:rPr>
   </w:style>
-  <w:style w:type="character" w:styleId="160">
+  <w:style w:type="character" w:styleId="814">
     <w:name w:val="Title Char"/>
-    <w:basedOn w:val="682"/>
-    <w:link w:val="159"/>
+    <w:basedOn w:val="856"/>
+    <w:link w:val="813"/>
     <w:uiPriority w:val="10"/>
     <w:pPr>
       <w:pBdr/>
@@ -32382,11 +33646,11 @@
       <w:szCs w:val="56"/>
     </w:rPr>
   </w:style>
-  <w:style w:type="paragraph" w:styleId="161">
+  <w:style w:type="paragraph" w:styleId="815">
     <w:name w:val="Subtitle"/>
-    <w:basedOn w:val="680"/>
-    <w:next w:val="680"/>
-    <w:link w:val="162"/>
+    <w:basedOn w:val="854"/>
+    <w:next w:val="854"/>
+    <w:link w:val="816"/>
     <w:uiPriority w:val="11"/>
     <w:qFormat/>
     <w:pPr>
@@ -32404,10 +33668,10 @@
       <w:szCs w:val="28"/>
     </w:rPr>
   </w:style>
-  <w:style w:type="character" w:styleId="162">
+  <w:style w:type="character" w:styleId="816">
     <w:name w:val="Subtitle Char"/>
-    <w:basedOn w:val="682"/>
-    <w:link w:val="161"/>
+    <w:basedOn w:val="856"/>
+    <w:link w:val="815"/>
     <w:uiPriority w:val="11"/>
     <w:pPr>
       <w:pBdr/>
@@ -32421,11 +33685,11 @@
       <w:szCs w:val="28"/>
     </w:rPr>
   </w:style>
-  <w:style w:type="paragraph" w:styleId="163">
+  <w:style w:type="paragraph" w:styleId="817">
     <w:name w:val="Quote"/>
-    <w:basedOn w:val="680"/>
-    <w:next w:val="680"/>
-    <w:link w:val="164"/>
+    <w:basedOn w:val="854"/>
+    <w:next w:val="854"/>
+    <w:link w:val="818"/>
     <w:uiPriority w:val="29"/>
     <w:qFormat/>
     <w:pPr>
@@ -32440,10 +33704,10 @@
       <w:color w:val="404040" w:themeColor="text1" w:themeTint="BF"/>
     </w:rPr>
   </w:style>
-  <w:style w:type="character" w:styleId="164">
+  <w:style w:type="character" w:styleId="818">
     <w:name w:val="Quote Char"/>
-    <w:basedOn w:val="682"/>
-    <w:link w:val="163"/>
+    <w:basedOn w:val="856"/>
+    <w:link w:val="817"/>
     <w:uiPriority w:val="29"/>
     <w:pPr>
       <w:pBdr/>
@@ -32456,9 +33720,9 @@
       <w:color w:val="404040" w:themeColor="text1" w:themeTint="BF"/>
     </w:rPr>
   </w:style>
-  <w:style w:type="character" w:styleId="166">
+  <w:style w:type="character" w:styleId="819">
     <w:name w:val="Intense Emphasis"/>
-    <w:basedOn w:val="682"/>
+    <w:basedOn w:val="856"/>
     <w:uiPriority w:val="21"/>
     <w:qFormat/>
     <w:pPr>
@@ -32472,11 +33736,11 @@
       <w:color w:val="0f4761" w:themeColor="accent1" w:themeShade="BF"/>
     </w:rPr>
   </w:style>
-  <w:style w:type="paragraph" w:styleId="167">
+  <w:style w:type="paragraph" w:styleId="820">
     <w:name w:val="Intense Quote"/>
-    <w:basedOn w:val="680"/>
-    <w:next w:val="680"/>
-    <w:link w:val="168"/>
+    <w:basedOn w:val="854"/>
+    <w:next w:val="854"/>
+    <w:link w:val="821"/>
     <w:uiPriority w:val="30"/>
     <w:qFormat/>
     <w:pPr>
@@ -32494,10 +33758,10 @@
       <w:color w:val="0f4761" w:themeColor="accent1" w:themeShade="BF"/>
     </w:rPr>
   </w:style>
-  <w:style w:type="character" w:styleId="168">
+  <w:style w:type="character" w:styleId="821">
     <w:name w:val="Intense Quote Char"/>
-    <w:basedOn w:val="682"/>
-    <w:link w:val="167"/>
+    <w:basedOn w:val="856"/>
+    <w:link w:val="820"/>
     <w:uiPriority w:val="30"/>
     <w:pPr>
       <w:pBdr/>
@@ -32510,9 +33774,9 @@
       <w:color w:val="0f4761" w:themeColor="accent1" w:themeShade="BF"/>
     </w:rPr>
   </w:style>
-  <w:style w:type="character" w:styleId="169">
+  <w:style w:type="character" w:styleId="822">
     <w:name w:val="Intense Reference"/>
-    <w:basedOn w:val="682"/>
+    <w:basedOn w:val="856"/>
     <w:uiPriority w:val="32"/>
     <w:qFormat/>
     <w:pPr>
@@ -32528,9 +33792,9 @@
       <w:spacing w:val="5"/>
     </w:rPr>
   </w:style>
-  <w:style w:type="paragraph" w:styleId="170">
+  <w:style w:type="paragraph" w:styleId="823">
     <w:name w:val="No Spacing"/>
-    <w:basedOn w:val="680"/>
+    <w:basedOn w:val="854"/>
     <w:uiPriority w:val="1"/>
     <w:qFormat/>
     <w:pPr>
@@ -32539,9 +33803,9 @@
       <w:ind/>
     </w:pPr>
   </w:style>
-  <w:style w:type="character" w:styleId="171">
+  <w:style w:type="character" w:styleId="824">
     <w:name w:val="Subtle Emphasis"/>
-    <w:basedOn w:val="682"/>
+    <w:basedOn w:val="856"/>
     <w:uiPriority w:val="19"/>
     <w:qFormat/>
     <w:pPr>
@@ -32555,9 +33819,9 @@
       <w:color w:val="404040" w:themeColor="text1" w:themeTint="BF"/>
     </w:rPr>
   </w:style>
-  <w:style w:type="character" w:styleId="172">
+  <w:style w:type="character" w:styleId="825">
     <w:name w:val="Emphasis"/>
-    <w:basedOn w:val="682"/>
+    <w:basedOn w:val="856"/>
     <w:uiPriority w:val="20"/>
     <w:qFormat/>
     <w:pPr>
@@ -32570,9 +33834,9 @@
       <w:iCs/>
     </w:rPr>
   </w:style>
-  <w:style w:type="character" w:styleId="173">
+  <w:style w:type="character" w:styleId="826">
     <w:name w:val="Strong"/>
-    <w:basedOn w:val="682"/>
+    <w:basedOn w:val="856"/>
     <w:uiPriority w:val="22"/>
     <w:qFormat/>
     <w:pPr>
@@ -32585,9 +33849,9 @@
       <w:bCs/>
     </w:rPr>
   </w:style>
-  <w:style w:type="character" w:styleId="174">
+  <w:style w:type="character" w:styleId="827">
     <w:name w:val="Subtle Reference"/>
-    <w:basedOn w:val="682"/>
+    <w:basedOn w:val="856"/>
     <w:uiPriority w:val="31"/>
     <w:qFormat/>
     <w:pPr>
@@ -32600,9 +33864,9 @@
       <w:color w:val="5a5a5a" w:themeColor="text1" w:themeTint="A5"/>
     </w:rPr>
   </w:style>
-  <w:style w:type="character" w:styleId="175">
+  <w:style w:type="character" w:styleId="828">
     <w:name w:val="Book Title"/>
-    <w:basedOn w:val="682"/>
+    <w:basedOn w:val="856"/>
     <w:uiPriority w:val="33"/>
     <w:qFormat/>
     <w:pPr>
@@ -32618,10 +33882,10 @@
       <w:spacing w:val="5"/>
     </w:rPr>
   </w:style>
-  <w:style w:type="paragraph" w:styleId="176">
+  <w:style w:type="paragraph" w:styleId="829">
     <w:name w:val="Header"/>
-    <w:basedOn w:val="680"/>
-    <w:link w:val="177"/>
+    <w:basedOn w:val="854"/>
+    <w:link w:val="830"/>
     <w:uiPriority w:val="99"/>
     <w:unhideWhenUsed/>
     <w:pPr>
@@ -32634,10 +33898,10 @@
       <w:ind/>
     </w:pPr>
   </w:style>
-  <w:style w:type="character" w:styleId="177">
+  <w:style w:type="character" w:styleId="830">
     <w:name w:val="Header Char"/>
-    <w:basedOn w:val="682"/>
-    <w:link w:val="176"/>
+    <w:basedOn w:val="856"/>
+    <w:link w:val="829"/>
     <w:uiPriority w:val="99"/>
     <w:pPr>
       <w:pBdr/>
@@ -32645,10 +33909,10 @@
       <w:ind/>
     </w:pPr>
   </w:style>
-  <w:style w:type="paragraph" w:styleId="178">
+  <w:style w:type="paragraph" w:styleId="831">
     <w:name w:val="Footer"/>
-    <w:basedOn w:val="680"/>
-    <w:link w:val="179"/>
+    <w:basedOn w:val="854"/>
+    <w:link w:val="832"/>
     <w:uiPriority w:val="99"/>
     <w:unhideWhenUsed/>
     <w:pPr>
@@ -32661,10 +33925,10 @@
       <w:ind/>
     </w:pPr>
   </w:style>
-  <w:style w:type="character" w:styleId="179">
+  <w:style w:type="character" w:styleId="832">
     <w:name w:val="Footer Char"/>
-    <w:basedOn w:val="682"/>
-    <w:link w:val="178"/>
+    <w:basedOn w:val="856"/>
+    <w:link w:val="831"/>
     <w:uiPriority w:val="99"/>
     <w:pPr>
       <w:pBdr/>
@@ -32672,10 +33936,10 @@
       <w:ind/>
     </w:pPr>
   </w:style>
-  <w:style w:type="paragraph" w:styleId="180">
+  <w:style w:type="paragraph" w:styleId="833">
     <w:name w:val="Caption"/>
-    <w:basedOn w:val="680"/>
-    <w:next w:val="680"/>
+    <w:basedOn w:val="854"/>
+    <w:next w:val="854"/>
     <w:uiPriority w:val="35"/>
     <w:unhideWhenUsed/>
     <w:qFormat/>
@@ -32692,10 +33956,10 @@
       <w:szCs w:val="18"/>
     </w:rPr>
   </w:style>
-  <w:style w:type="paragraph" w:styleId="181">
+  <w:style w:type="paragraph" w:styleId="834">
     <w:name w:val="footnote text"/>
-    <w:basedOn w:val="680"/>
-    <w:link w:val="182"/>
+    <w:basedOn w:val="854"/>
+    <w:link w:val="835"/>
     <w:uiPriority w:val="99"/>
     <w:semiHidden/>
     <w:unhideWhenUsed/>
@@ -32709,10 +33973,10 @@
       <w:szCs w:val="20"/>
     </w:rPr>
   </w:style>
-  <w:style w:type="character" w:styleId="182">
+  <w:style w:type="character" w:styleId="835">
     <w:name w:val="Footnote Text Char"/>
-    <w:basedOn w:val="682"/>
-    <w:link w:val="181"/>
+    <w:basedOn w:val="856"/>
+    <w:link w:val="834"/>
     <w:uiPriority w:val="99"/>
     <w:semiHidden/>
     <w:pPr>
@@ -32725,9 +33989,9 @@
       <w:szCs w:val="20"/>
     </w:rPr>
   </w:style>
-  <w:style w:type="character" w:styleId="183">
+  <w:style w:type="character" w:styleId="836">
     <w:name w:val="footnote reference"/>
-    <w:basedOn w:val="682"/>
+    <w:basedOn w:val="856"/>
     <w:uiPriority w:val="99"/>
     <w:semiHidden/>
     <w:unhideWhenUsed/>
@@ -32740,10 +34004,10 @@
       <w:vertAlign w:val="superscript"/>
     </w:rPr>
   </w:style>
-  <w:style w:type="paragraph" w:styleId="184">
+  <w:style w:type="paragraph" w:styleId="837">
     <w:name w:val="endnote text"/>
-    <w:basedOn w:val="680"/>
-    <w:link w:val="185"/>
+    <w:basedOn w:val="854"/>
+    <w:link w:val="838"/>
     <w:uiPriority w:val="99"/>
     <w:semiHidden/>
     <w:unhideWhenUsed/>
@@ -32757,10 +34021,10 @@
       <w:szCs w:val="20"/>
     </w:rPr>
   </w:style>
-  <w:style w:type="character" w:styleId="185">
+  <w:style w:type="character" w:styleId="838">
     <w:name w:val="Endnote Text Char"/>
-    <w:basedOn w:val="682"/>
-    <w:link w:val="184"/>
+    <w:basedOn w:val="856"/>
+    <w:link w:val="837"/>
     <w:uiPriority w:val="99"/>
     <w:semiHidden/>
     <w:pPr>
@@ -32773,9 +34037,9 @@
       <w:szCs w:val="20"/>
     </w:rPr>
   </w:style>
-  <w:style w:type="character" w:styleId="186">
+  <w:style w:type="character" w:styleId="839">
     <w:name w:val="endnote reference"/>
-    <w:basedOn w:val="682"/>
+    <w:basedOn w:val="856"/>
     <w:uiPriority w:val="99"/>
     <w:semiHidden/>
     <w:unhideWhenUsed/>
@@ -32788,9 +34052,9 @@
       <w:vertAlign w:val="superscript"/>
     </w:rPr>
   </w:style>
-  <w:style w:type="character" w:styleId="187">
+  <w:style w:type="character" w:styleId="840">
     <w:name w:val="Hyperlink"/>
-    <w:basedOn w:val="682"/>
+    <w:basedOn w:val="856"/>
     <w:uiPriority w:val="99"/>
     <w:unhideWhenUsed/>
     <w:pPr>
@@ -32803,9 +34067,9 @@
       <w:u w:val="single"/>
     </w:rPr>
   </w:style>
-  <w:style w:type="character" w:styleId="188">
+  <w:style w:type="character" w:styleId="841">
     <w:name w:val="FollowedHyperlink"/>
-    <w:basedOn w:val="682"/>
+    <w:basedOn w:val="856"/>
     <w:uiPriority w:val="99"/>
     <w:semiHidden/>
     <w:unhideWhenUsed/>
@@ -32819,10 +34083,10 @@
       <w:u w:val="single"/>
     </w:rPr>
   </w:style>
-  <w:style w:type="paragraph" w:styleId="189">
+  <w:style w:type="paragraph" w:styleId="842">
     <w:name w:val="toc 1"/>
-    <w:basedOn w:val="680"/>
-    <w:next w:val="680"/>
+    <w:basedOn w:val="854"/>
+    <w:next w:val="854"/>
     <w:uiPriority w:val="39"/>
     <w:unhideWhenUsed/>
     <w:pPr>
@@ -32831,10 +34095,10 @@
       <w:ind/>
     </w:pPr>
   </w:style>
-  <w:style w:type="paragraph" w:styleId="190">
+  <w:style w:type="paragraph" w:styleId="843">
     <w:name w:val="toc 2"/>
-    <w:basedOn w:val="680"/>
-    <w:next w:val="680"/>
+    <w:basedOn w:val="854"/>
+    <w:next w:val="854"/>
     <w:uiPriority w:val="39"/>
     <w:unhideWhenUsed/>
     <w:pPr>
@@ -32843,10 +34107,10 @@
       <w:ind w:left="220"/>
     </w:pPr>
   </w:style>
-  <w:style w:type="paragraph" w:styleId="191">
+  <w:style w:type="paragraph" w:styleId="844">
     <w:name w:val="toc 3"/>
-    <w:basedOn w:val="680"/>
-    <w:next w:val="680"/>
+    <w:basedOn w:val="854"/>
+    <w:next w:val="854"/>
     <w:uiPriority w:val="39"/>
     <w:unhideWhenUsed/>
     <w:pPr>
@@ -32855,10 +34119,10 @@
       <w:ind w:left="440"/>
     </w:pPr>
   </w:style>
-  <w:style w:type="paragraph" w:styleId="192">
+  <w:style w:type="paragraph" w:styleId="845">
     <w:name w:val="toc 4"/>
-    <w:basedOn w:val="680"/>
-    <w:next w:val="680"/>
+    <w:basedOn w:val="854"/>
+    <w:next w:val="854"/>
     <w:uiPriority w:val="39"/>
     <w:unhideWhenUsed/>
     <w:pPr>
@@ -32867,10 +34131,10 @@
       <w:ind w:left="660"/>
     </w:pPr>
   </w:style>
-  <w:style w:type="paragraph" w:styleId="193">
+  <w:style w:type="paragraph" w:styleId="846">
     <w:name w:val="toc 5"/>
-    <w:basedOn w:val="680"/>
-    <w:next w:val="680"/>
+    <w:basedOn w:val="854"/>
+    <w:next w:val="854"/>
     <w:uiPriority w:val="39"/>
     <w:unhideWhenUsed/>
     <w:pPr>
@@ -32879,10 +34143,10 @@
       <w:ind w:left="880"/>
     </w:pPr>
   </w:style>
-  <w:style w:type="paragraph" w:styleId="194">
+  <w:style w:type="paragraph" w:styleId="847">
     <w:name w:val="toc 6"/>
-    <w:basedOn w:val="680"/>
-    <w:next w:val="680"/>
+    <w:basedOn w:val="854"/>
+    <w:next w:val="854"/>
     <w:uiPriority w:val="39"/>
     <w:unhideWhenUsed/>
     <w:pPr>
@@ -32891,10 +34155,10 @@
       <w:ind w:left="1100"/>
     </w:pPr>
   </w:style>
-  <w:style w:type="paragraph" w:styleId="195">
+  <w:style w:type="paragraph" w:styleId="848">
     <w:name w:val="toc 7"/>
-    <w:basedOn w:val="680"/>
-    <w:next w:val="680"/>
+    <w:basedOn w:val="854"/>
+    <w:next w:val="854"/>
     <w:uiPriority w:val="39"/>
     <w:unhideWhenUsed/>
     <w:pPr>
@@ -32903,10 +34167,10 @@
       <w:ind w:left="1320"/>
     </w:pPr>
   </w:style>
-  <w:style w:type="paragraph" w:styleId="196">
+  <w:style w:type="paragraph" w:styleId="849">
     <w:name w:val="toc 8"/>
-    <w:basedOn w:val="680"/>
-    <w:next w:val="680"/>
+    <w:basedOn w:val="854"/>
+    <w:next w:val="854"/>
     <w:uiPriority w:val="39"/>
     <w:unhideWhenUsed/>
     <w:pPr>
@@ -32915,10 +34179,10 @@
       <w:ind w:left="1540"/>
     </w:pPr>
   </w:style>
-  <w:style w:type="paragraph" w:styleId="197">
+  <w:style w:type="paragraph" w:styleId="850">
     <w:name w:val="toc 9"/>
-    <w:basedOn w:val="680"/>
-    <w:next w:val="680"/>
+    <w:basedOn w:val="854"/>
+    <w:next w:val="854"/>
     <w:uiPriority w:val="39"/>
     <w:unhideWhenUsed/>
     <w:pPr>
@@ -32927,9 +34191,9 @@
       <w:ind w:left="1760"/>
     </w:pPr>
   </w:style>
-  <w:style w:type="character" w:styleId="198">
+  <w:style w:type="character" w:styleId="851">
     <w:name w:val="Placeholder Text"/>
-    <w:basedOn w:val="682"/>
+    <w:basedOn w:val="856"/>
     <w:uiPriority w:val="99"/>
     <w:semiHidden/>
     <w:pPr>
@@ -32941,7 +34205,7 @@
       <w:color w:val="666666"/>
     </w:rPr>
   </w:style>
-  <w:style w:type="paragraph" w:styleId="208">
+  <w:style w:type="paragraph" w:styleId="852">
     <w:name w:val="TOC Heading"/>
     <w:uiPriority w:val="39"/>
     <w:unhideWhenUsed/>
@@ -32951,10 +34215,10 @@
       <w:ind/>
     </w:pPr>
   </w:style>
-  <w:style w:type="paragraph" w:styleId="209">
+  <w:style w:type="paragraph" w:styleId="853">
     <w:name w:val="table of figures"/>
-    <w:basedOn w:val="680"/>
-    <w:next w:val="680"/>
+    <w:basedOn w:val="854"/>
+    <w:next w:val="854"/>
     <w:uiPriority w:val="99"/>
     <w:unhideWhenUsed/>
     <w:pPr>
@@ -32963,7 +34227,7 @@
       <w:ind/>
     </w:pPr>
   </w:style>
-  <w:style w:type="paragraph" w:styleId="680" w:default="1">
+  <w:style w:type="paragraph" w:styleId="854" w:default="1">
     <w:name w:val="Normal"/>
     <w:qFormat/>
     <w:pPr>
@@ -32972,11 +34236,11 @@
       <w:ind/>
     </w:pPr>
   </w:style>
-  <w:style w:type="paragraph" w:styleId="681">
+  <w:style w:type="paragraph" w:styleId="855">
     <w:name w:val="Heading 1"/>
-    <w:basedOn w:val="680"/>
-    <w:next w:val="680"/>
-    <w:link w:val="685"/>
+    <w:basedOn w:val="854"/>
+    <w:next w:val="854"/>
+    <w:link w:val="859"/>
     <w:uiPriority w:val="9"/>
     <w:qFormat/>
     <w:pPr>
@@ -32994,7 +34258,7 @@
       <w:szCs w:val="32"/>
     </w:rPr>
   </w:style>
-  <w:style w:type="character" w:styleId="682" w:default="1">
+  <w:style w:type="character" w:styleId="856" w:default="1">
     <w:name w:val="Default Paragraph Font"/>
     <w:uiPriority w:val="1"/>
     <w:semiHidden/>
@@ -33005,7 +34269,7 @@
       <w:ind/>
     </w:pPr>
   </w:style>
-  <w:style w:type="table" w:styleId="683" w:default="1">
+  <w:style w:type="table" w:styleId="857" w:default="1">
     <w:name w:val="Normal Table"/>
     <w:uiPriority w:val="99"/>
     <w:semiHidden/>
@@ -33017,13 +34281,13 @@
     </w:pPr>
     <w:tblPr>
       <w:tblInd w:w="0" w:type="dxa"/>
+      <w:tblBorders/>
       <w:tblCellMar>
         <w:left w:w="108" w:type="dxa"/>
         <w:top w:w="0" w:type="dxa"/>
         <w:right w:w="108" w:type="dxa"/>
         <w:bottom w:w="0" w:type="dxa"/>
       </w:tblCellMar>
-      <w:tblBorders/>
     </w:tblPr>
     <w:tcPr>
       <w:tcBorders/>
@@ -33198,7 +34462,7 @@
       </w:tcPr>
     </w:tblStylePr>
   </w:style>
-  <w:style w:type="numbering" w:styleId="684" w:default="1">
+  <w:style w:type="numbering" w:styleId="858" w:default="1">
     <w:name w:val="No List"/>
     <w:uiPriority w:val="99"/>
     <w:semiHidden/>
@@ -33209,10 +34473,10 @@
       <w:ind/>
     </w:pPr>
   </w:style>
-  <w:style w:type="character" w:styleId="685" w:customStyle="1">
+  <w:style w:type="character" w:styleId="859" w:customStyle="1">
     <w:name w:val="Kop 1 Char"/>
-    <w:basedOn w:val="682"/>
-    <w:link w:val="681"/>
+    <w:basedOn w:val="856"/>
+    <w:link w:val="855"/>
     <w:uiPriority w:val="9"/>
     <w:pPr>
       <w:pBdr/>
@@ -33226,9 +34490,9 @@
       <w:szCs w:val="32"/>
     </w:rPr>
   </w:style>
-  <w:style w:type="paragraph" w:styleId="686">
+  <w:style w:type="paragraph" w:styleId="860">
     <w:name w:val="List Paragraph"/>
-    <w:basedOn w:val="680"/>
+    <w:basedOn w:val="854"/>
     <w:uiPriority w:val="34"/>
     <w:qFormat/>
     <w:pPr>
@@ -33377,16 +34641,28 @@
       </a:lnStyleLst>
       <a:effectStyleLst>
         <a:effectStyle>
-          <a:effectLst/>
-        </a:effectStyle>
-        <a:effectStyle>
-          <a:effectLst/>
+          <a:effectLst>
+            <a:outerShdw blurRad="40000" dist="20000" dir="5400000" rotWithShape="0">
+              <a:srgbClr val="000000">
+                <a:alpha val="38000"/>
+              </a:srgbClr>
+            </a:outerShdw>
+          </a:effectLst>
         </a:effectStyle>
         <a:effectStyle>
           <a:effectLst>
-            <a:outerShdw blurRad="57150" dist="19050" dir="5400000" algn="ctr" rotWithShape="0">
+            <a:outerShdw blurRad="40000" dist="23000" dir="5400000" rotWithShape="0">
               <a:srgbClr val="000000">
-                <a:alpha val="63000"/>
+                <a:alpha val="35000"/>
+              </a:srgbClr>
+            </a:outerShdw>
+          </a:effectLst>
+        </a:effectStyle>
+        <a:effectStyle>
+          <a:effectLst>
+            <a:outerShdw blurRad="40000" dist="23000" dir="5400000" rotWithShape="0">
+              <a:srgbClr val="000000">
+                <a:alpha val="35000"/>
               </a:srgbClr>
             </a:outerShdw>
           </a:effectLst>
